--- a/SistemBeritaAcara.Web/wwwroot/files/templates/BA_Template_Peminjaman.docx
+++ b/SistemBeritaAcara.Web/wwwroot/files/templates/BA_Template_Peminjaman.docx
@@ -228,15 +228,14 @@
               <w:tblStyle w:val="TableGrid"/>
               <w:tblW w:w="0" w:type="auto"/>
               <w:tblBorders>
-                <w:insideH w:val="none" w:sz="0" w:space="0" w:color="auto"/>
                 <w:insideV w:val="none" w:sz="0" w:space="0" w:color="auto"/>
               </w:tblBorders>
               <w:tblLook w:val="04A0" w:firstRow="1" w:lastRow="0" w:firstColumn="1" w:lastColumn="0" w:noHBand="0" w:noVBand="1"/>
             </w:tblPr>
             <w:tblGrid>
-              <w:gridCol w:w="1466"/>
+              <w:gridCol w:w="1473"/>
               <w:gridCol w:w="272"/>
-              <w:gridCol w:w="2719"/>
+              <w:gridCol w:w="2712"/>
             </w:tblGrid>
             <w:tr>
               <w:tc>
@@ -903,17 +902,8 @@
                 <w:sz w:val="18"/>
                 <w:szCs w:val="18"/>
               </w:rPr>
-              <w:t xml:space="preserve">{{FungsiPJ}}</w:t>
-            </w:r>
-            <w:proofErr w:type="spellStart"/>
-            <w:r>
-              <w:rPr>
-                <w:sz w:val="18"/>
-                <w:szCs w:val="18"/>
-              </w:rPr>
-              <w:t/>
-            </w:r>
-            <w:proofErr w:type="spellEnd"/>
+              <w:t>{{FungsiPJ}}</w:t>
+            </w:r>
           </w:p>
         </w:tc>
       </w:tr>
@@ -993,17 +983,8 @@
                 <w:sz w:val="18"/>
                 <w:szCs w:val="18"/>
               </w:rPr>
-              <w:t xml:space="preserve">{{FungsiPJ}}</w:t>
-            </w:r>
-            <w:proofErr w:type="spellStart"/>
-            <w:r>
-              <w:rPr>
-                <w:sz w:val="18"/>
-                <w:szCs w:val="18"/>
-              </w:rPr>
-              <w:t/>
-            </w:r>
-            <w:proofErr w:type="spellEnd"/>
+              <w:t>{{FungsiPJ}}</w:t>
+            </w:r>
           </w:p>
         </w:tc>
       </w:tr>
@@ -1274,7 +1255,6 @@
           <w:bCs/>
           <w:sz w:val="18"/>
           <w:szCs w:val="18"/>
-          <w:lang w:val="nb-NO"/>
         </w:rPr>
       </w:pPr>
       <w:r>
@@ -1283,47 +1263,46 @@
           <w:bCs/>
           <w:sz w:val="18"/>
           <w:szCs w:val="18"/>
-          <w:lang w:val="nb-NO"/>
-        </w:rPr>
-        <w:t xml:space="preserve">Pada hari ini </w:t>
-      </w:r>
+        </w:rPr>
+        <w:t xml:space="preserve">Pada </w:t>
+      </w:r>
+      <w:proofErr w:type="spellStart"/>
       <w:r>
         <w:rPr>
           <w:b/>
           <w:bCs/>
           <w:sz w:val="18"/>
           <w:szCs w:val="18"/>
-          <w:lang w:val="nb-NO"/>
-        </w:rPr>
-        <w:t>{{HariTanggal}}</w:t>
-      </w:r>
+        </w:rPr>
+        <w:t>hari</w:t>
+      </w:r>
+      <w:proofErr w:type="spellEnd"/>
       <w:r>
         <w:rPr>
           <w:b/>
           <w:bCs/>
           <w:sz w:val="18"/>
           <w:szCs w:val="18"/>
-          <w:lang w:val="nb-NO"/>
-        </w:rPr>
-        <w:t xml:space="preserve"> Tanggal </w:t>
-      </w:r>
+        </w:rPr>
+        <w:t xml:space="preserve"> </w:t>
+      </w:r>
+      <w:proofErr w:type="spellStart"/>
       <w:r>
         <w:rPr>
           <w:b/>
           <w:bCs/>
           <w:sz w:val="18"/>
           <w:szCs w:val="18"/>
-          <w:lang w:val="nb-NO"/>
-        </w:rPr>
-        <w:t>{{TanggalAngka}}</w:t>
-      </w:r>
+        </w:rPr>
+        <w:t>ini</w:t>
+      </w:r>
+      <w:proofErr w:type="spellEnd"/>
       <w:r>
         <w:rPr>
           <w:b/>
           <w:bCs/>
           <w:sz w:val="18"/>
           <w:szCs w:val="18"/>
-          <w:lang w:val="nb-NO"/>
         </w:rPr>
         <w:t xml:space="preserve"> </w:t>
       </w:r>
@@ -1333,19 +1312,353 @@
           <w:bCs/>
           <w:sz w:val="18"/>
           <w:szCs w:val="18"/>
-          <w:lang w:val="nb-NO"/>
-        </w:rPr>
-        <w:t>{{BulanTanggal}}</w:t>
-      </w:r>
+        </w:rPr>
+        <w:t>{{</w:t>
+      </w:r>
+      <w:proofErr w:type="spellStart"/>
       <w:r>
         <w:rPr>
           <w:b/>
           <w:bCs/>
           <w:sz w:val="18"/>
           <w:szCs w:val="18"/>
-          <w:lang w:val="nb-NO"/>
-        </w:rPr>
-        <w:t xml:space="preserve"> {{TahunTanggal}} telah diserahterimakan perangkat dengan spesifikasi serta syarat-syarat dan ketentuan sebagai berikut:</w:t>
+        </w:rPr>
+        <w:t>HariTanggal</w:t>
+      </w:r>
+      <w:proofErr w:type="spellEnd"/>
+      <w:r>
+        <w:rPr>
+          <w:b/>
+          <w:bCs/>
+          <w:sz w:val="18"/>
+          <w:szCs w:val="18"/>
+        </w:rPr>
+        <w:t>}}</w:t>
+      </w:r>
+      <w:r>
+        <w:rPr>
+          <w:b/>
+          <w:bCs/>
+          <w:sz w:val="18"/>
+          <w:szCs w:val="18"/>
+        </w:rPr>
+        <w:t xml:space="preserve"> </w:t>
+      </w:r>
+      <w:proofErr w:type="spellStart"/>
+      <w:r>
+        <w:rPr>
+          <w:b/>
+          <w:bCs/>
+          <w:sz w:val="18"/>
+          <w:szCs w:val="18"/>
+        </w:rPr>
+        <w:t>Tanggal</w:t>
+      </w:r>
+      <w:proofErr w:type="spellEnd"/>
+      <w:r>
+        <w:rPr>
+          <w:b/>
+          <w:bCs/>
+          <w:sz w:val="18"/>
+          <w:szCs w:val="18"/>
+        </w:rPr>
+        <w:t xml:space="preserve"> </w:t>
+      </w:r>
+      <w:r>
+        <w:rPr>
+          <w:b/>
+          <w:bCs/>
+          <w:sz w:val="18"/>
+          <w:szCs w:val="18"/>
+        </w:rPr>
+        <w:t>{{</w:t>
+      </w:r>
+      <w:proofErr w:type="spellStart"/>
+      <w:r>
+        <w:rPr>
+          <w:b/>
+          <w:bCs/>
+          <w:sz w:val="18"/>
+          <w:szCs w:val="18"/>
+        </w:rPr>
+        <w:t>TanggalAngka</w:t>
+      </w:r>
+      <w:proofErr w:type="spellEnd"/>
+      <w:r>
+        <w:rPr>
+          <w:b/>
+          <w:bCs/>
+          <w:sz w:val="18"/>
+          <w:szCs w:val="18"/>
+        </w:rPr>
+        <w:t>}}</w:t>
+      </w:r>
+      <w:r>
+        <w:rPr>
+          <w:b/>
+          <w:bCs/>
+          <w:sz w:val="18"/>
+          <w:szCs w:val="18"/>
+        </w:rPr>
+        <w:t xml:space="preserve"> </w:t>
+      </w:r>
+      <w:r>
+        <w:rPr>
+          <w:b/>
+          <w:bCs/>
+          <w:sz w:val="18"/>
+          <w:szCs w:val="18"/>
+        </w:rPr>
+        <w:t>{{</w:t>
+      </w:r>
+      <w:proofErr w:type="spellStart"/>
+      <w:r>
+        <w:rPr>
+          <w:b/>
+          <w:bCs/>
+          <w:sz w:val="18"/>
+          <w:szCs w:val="18"/>
+        </w:rPr>
+        <w:t>BulanTanggal</w:t>
+      </w:r>
+      <w:proofErr w:type="spellEnd"/>
+      <w:r>
+        <w:rPr>
+          <w:b/>
+          <w:bCs/>
+          <w:sz w:val="18"/>
+          <w:szCs w:val="18"/>
+        </w:rPr>
+        <w:t>}}</w:t>
+      </w:r>
+      <w:r>
+        <w:rPr>
+          <w:b/>
+          <w:bCs/>
+          <w:sz w:val="18"/>
+          <w:szCs w:val="18"/>
+        </w:rPr>
+        <w:t xml:space="preserve"> {{</w:t>
+      </w:r>
+      <w:proofErr w:type="spellStart"/>
+      <w:r>
+        <w:rPr>
+          <w:b/>
+          <w:bCs/>
+          <w:sz w:val="18"/>
+          <w:szCs w:val="18"/>
+        </w:rPr>
+        <w:t>TahunTanggal</w:t>
+      </w:r>
+      <w:proofErr w:type="spellEnd"/>
+      <w:r>
+        <w:rPr>
+          <w:b/>
+          <w:bCs/>
+          <w:sz w:val="18"/>
+          <w:szCs w:val="18"/>
+        </w:rPr>
+        <w:t xml:space="preserve">}} </w:t>
+      </w:r>
+      <w:proofErr w:type="spellStart"/>
+      <w:r>
+        <w:rPr>
+          <w:b/>
+          <w:bCs/>
+          <w:sz w:val="18"/>
+          <w:szCs w:val="18"/>
+        </w:rPr>
+        <w:t>telah</w:t>
+      </w:r>
+      <w:proofErr w:type="spellEnd"/>
+      <w:r>
+        <w:rPr>
+          <w:b/>
+          <w:bCs/>
+          <w:sz w:val="18"/>
+          <w:szCs w:val="18"/>
+        </w:rPr>
+        <w:t xml:space="preserve"> </w:t>
+      </w:r>
+      <w:proofErr w:type="spellStart"/>
+      <w:r>
+        <w:rPr>
+          <w:b/>
+          <w:bCs/>
+          <w:sz w:val="18"/>
+          <w:szCs w:val="18"/>
+        </w:rPr>
+        <w:t>diserahterimakan</w:t>
+      </w:r>
+      <w:proofErr w:type="spellEnd"/>
+      <w:r>
+        <w:rPr>
+          <w:b/>
+          <w:bCs/>
+          <w:sz w:val="18"/>
+          <w:szCs w:val="18"/>
+        </w:rPr>
+        <w:t xml:space="preserve"> </w:t>
+      </w:r>
+      <w:proofErr w:type="spellStart"/>
+      <w:r>
+        <w:rPr>
+          <w:b/>
+          <w:bCs/>
+          <w:sz w:val="18"/>
+          <w:szCs w:val="18"/>
+        </w:rPr>
+        <w:t>perangkat</w:t>
+      </w:r>
+      <w:proofErr w:type="spellEnd"/>
+      <w:r>
+        <w:rPr>
+          <w:b/>
+          <w:bCs/>
+          <w:sz w:val="18"/>
+          <w:szCs w:val="18"/>
+        </w:rPr>
+        <w:t xml:space="preserve"> </w:t>
+      </w:r>
+      <w:proofErr w:type="spellStart"/>
+      <w:r>
+        <w:rPr>
+          <w:b/>
+          <w:bCs/>
+          <w:sz w:val="18"/>
+          <w:szCs w:val="18"/>
+        </w:rPr>
+        <w:t>dengan</w:t>
+      </w:r>
+      <w:proofErr w:type="spellEnd"/>
+      <w:r>
+        <w:rPr>
+          <w:b/>
+          <w:bCs/>
+          <w:sz w:val="18"/>
+          <w:szCs w:val="18"/>
+        </w:rPr>
+        <w:t xml:space="preserve"> </w:t>
+      </w:r>
+      <w:proofErr w:type="spellStart"/>
+      <w:r>
+        <w:rPr>
+          <w:b/>
+          <w:bCs/>
+          <w:sz w:val="18"/>
+          <w:szCs w:val="18"/>
+        </w:rPr>
+        <w:t>spesifikasi</w:t>
+      </w:r>
+      <w:proofErr w:type="spellEnd"/>
+      <w:r>
+        <w:rPr>
+          <w:b/>
+          <w:bCs/>
+          <w:sz w:val="18"/>
+          <w:szCs w:val="18"/>
+        </w:rPr>
+        <w:t xml:space="preserve"> </w:t>
+      </w:r>
+      <w:proofErr w:type="spellStart"/>
+      <w:r>
+        <w:rPr>
+          <w:b/>
+          <w:bCs/>
+          <w:sz w:val="18"/>
+          <w:szCs w:val="18"/>
+        </w:rPr>
+        <w:t>serta</w:t>
+      </w:r>
+      <w:proofErr w:type="spellEnd"/>
+      <w:r>
+        <w:rPr>
+          <w:b/>
+          <w:bCs/>
+          <w:sz w:val="18"/>
+          <w:szCs w:val="18"/>
+        </w:rPr>
+        <w:t xml:space="preserve"> </w:t>
+      </w:r>
+      <w:proofErr w:type="spellStart"/>
+      <w:r>
+        <w:rPr>
+          <w:b/>
+          <w:bCs/>
+          <w:sz w:val="18"/>
+          <w:szCs w:val="18"/>
+        </w:rPr>
+        <w:t>syarat-syarat</w:t>
+      </w:r>
+      <w:proofErr w:type="spellEnd"/>
+      <w:r>
+        <w:rPr>
+          <w:b/>
+          <w:bCs/>
+          <w:sz w:val="18"/>
+          <w:szCs w:val="18"/>
+        </w:rPr>
+        <w:t xml:space="preserve"> dan </w:t>
+      </w:r>
+      <w:proofErr w:type="spellStart"/>
+      <w:r>
+        <w:rPr>
+          <w:b/>
+          <w:bCs/>
+          <w:sz w:val="18"/>
+          <w:szCs w:val="18"/>
+        </w:rPr>
+        <w:t>ketentuan</w:t>
+      </w:r>
+      <w:proofErr w:type="spellEnd"/>
+      <w:r>
+        <w:rPr>
+          <w:b/>
+          <w:bCs/>
+          <w:sz w:val="18"/>
+          <w:szCs w:val="18"/>
+        </w:rPr>
+        <w:t xml:space="preserve"> </w:t>
+      </w:r>
+      <w:proofErr w:type="spellStart"/>
+      <w:r>
+        <w:rPr>
+          <w:b/>
+          <w:bCs/>
+          <w:sz w:val="18"/>
+          <w:szCs w:val="18"/>
+        </w:rPr>
+        <w:t>sebagai</w:t>
+      </w:r>
+      <w:proofErr w:type="spellEnd"/>
+      <w:r>
+        <w:rPr>
+          <w:b/>
+          <w:bCs/>
+          <w:sz w:val="18"/>
+          <w:szCs w:val="18"/>
+        </w:rPr>
+        <w:t xml:space="preserve"> </w:t>
+      </w:r>
+      <w:proofErr w:type="spellStart"/>
+      <w:r>
+        <w:rPr>
+          <w:b/>
+          <w:bCs/>
+          <w:sz w:val="18"/>
+          <w:szCs w:val="18"/>
+        </w:rPr>
+        <w:t>berikut</w:t>
+      </w:r>
+      <w:proofErr w:type="spellEnd"/>
+      <w:r>
+        <w:rPr>
+          <w:b/>
+          <w:bCs/>
+          <w:sz w:val="18"/>
+          <w:szCs w:val="18"/>
+        </w:rPr>
+        <w:t>:</w:t>
       </w:r>
     </w:p>
     <w:p>
@@ -1354,7 +1667,6 @@
         <w:rPr>
           <w:sz w:val="18"/>
           <w:szCs w:val="18"/>
-          <w:lang w:val="nb-NO"/>
         </w:rPr>
       </w:pPr>
     </w:p>
@@ -1483,6 +1795,7 @@
                   <w:pPr>
                     <w:pStyle w:val="ListParagraph"/>
                     <w:ind w:left="0"/>
+                    <w:jc w:val="center"/>
                     <w:rPr>
                       <w:b/>
                       <w:bCs/>
@@ -1576,6 +1889,7 @@
                   <w:pPr>
                     <w:pStyle w:val="ListParagraph"/>
                     <w:ind w:left="0"/>
+                    <w:jc w:val="center"/>
                     <w:rPr>
                       <w:b/>
                       <w:bCs/>
@@ -1648,6 +1962,7 @@
                   <w:pPr>
                     <w:pStyle w:val="ListParagraph"/>
                     <w:ind w:left="0"/>
+                    <w:jc w:val="center"/>
                     <w:rPr>
                       <w:b/>
                       <w:bCs/>
@@ -3099,7 +3414,6 @@
           <w:szCs w:val="18"/>
           <w:lang w:val="nb-NO"/>
         </w:rPr>
-        <w:lastRenderedPageBreak/>
         <w:t>Kami sebagai Penerima/Penanggung Jawab telah membaca, memahami, dan menerima semua ketentuan Perusahaan tersebut.</w:t>
       </w:r>
     </w:p>
@@ -3293,6 +3607,12 @@
             <w:pPr>
               <w:pStyle w:val="ListParagraph"/>
               <w:ind w:left="0"/>
+              <w:rPr>
+                <w:sz w:val="18"/>
+                <w:szCs w:val="18"/>
+                <w:u w:val="single"/>
+                <w:lang w:val="nb-NO"/>
+              </w:rPr>
             </w:pPr>
             <w:r>
               <w:t>{{SIG_MENYERAHKAN}}</w:t>
@@ -3331,6 +3651,12 @@
             <w:pPr>
               <w:pStyle w:val="ListParagraph"/>
               <w:ind w:left="0"/>
+              <w:rPr>
+                <w:sz w:val="18"/>
+                <w:szCs w:val="18"/>
+                <w:u w:val="single"/>
+                <w:lang w:val="nb-NO"/>
+              </w:rPr>
             </w:pPr>
             <w:r>
               <w:t>{{SIG_APPROVER}}</w:t>
@@ -3369,6 +3695,12 @@
             <w:pPr>
               <w:pStyle w:val="ListParagraph"/>
               <w:ind w:left="0"/>
+              <w:rPr>
+                <w:sz w:val="18"/>
+                <w:szCs w:val="18"/>
+                <w:u w:val="single"/>
+                <w:lang w:val="nb-NO"/>
+              </w:rPr>
             </w:pPr>
             <w:r>
               <w:t>{{SIG_PJ}}</w:t>
@@ -3573,17 +3905,8 @@
           <w:sz w:val="18"/>
           <w:szCs w:val="18"/>
         </w:rPr>
-        <w:t xml:space="preserve">{{FungsiPJ}}</w:t>
-      </w:r>
-      <w:proofErr w:type="spellStart"/>
-      <w:r>
-        <w:rPr>
-          <w:sz w:val="18"/>
-          <w:szCs w:val="18"/>
-        </w:rPr>
-        <w:t/>
-      </w:r>
-      <w:proofErr w:type="spellEnd"/>
+        <w:t>{{FungsiPJ}}</w:t>
+      </w:r>
     </w:p>
     <w:p>
       <w:pPr>

--- a/SistemBeritaAcara.Web/wwwroot/files/templates/BA_Template_Peminjaman.docx
+++ b/SistemBeritaAcara.Web/wwwroot/files/templates/BA_Template_Peminjaman.docx
@@ -158,11 +158,9 @@
             <w:r>
               <w:t xml:space="preserve">Gd. Wisma </w:t>
             </w:r>
-            <w:proofErr w:type="spellStart"/>
             <w:r>
               <w:t>Tugu</w:t>
             </w:r>
-            <w:proofErr w:type="spellEnd"/>
             <w:r>
               <w:t xml:space="preserve"> II Lt. 2 Jl. </w:t>
             </w:r>
@@ -574,7 +572,6 @@
               </w:rPr>
               <w:t xml:space="preserve">Nama </w:t>
             </w:r>
-            <w:proofErr w:type="spellStart"/>
             <w:r>
               <w:rPr>
                 <w:sz w:val="18"/>
@@ -582,7 +579,6 @@
               </w:rPr>
               <w:t>Penanggung</w:t>
             </w:r>
-            <w:proofErr w:type="spellEnd"/>
             <w:r>
               <w:rPr>
                 <w:sz w:val="18"/>
@@ -826,7 +822,6 @@
                 <w:szCs w:val="18"/>
               </w:rPr>
             </w:pPr>
-            <w:proofErr w:type="spellStart"/>
             <w:r>
               <w:rPr>
                 <w:sz w:val="18"/>
@@ -834,7 +829,6 @@
               </w:rPr>
               <w:t>Fungsi</w:t>
             </w:r>
-            <w:proofErr w:type="spellEnd"/>
             <w:r>
               <w:rPr>
                 <w:sz w:val="18"/>
@@ -842,7 +836,6 @@
               </w:rPr>
               <w:t>/</w:t>
             </w:r>
-            <w:proofErr w:type="spellStart"/>
             <w:r>
               <w:rPr>
                 <w:sz w:val="18"/>
@@ -850,7 +843,6 @@
               </w:rPr>
               <w:t>Direktorat</w:t>
             </w:r>
-            <w:proofErr w:type="spellEnd"/>
           </w:p>
         </w:tc>
         <w:tc>
@@ -1094,7 +1086,6 @@
               </w:rPr>
               <w:t xml:space="preserve">No. </w:t>
             </w:r>
-            <w:proofErr w:type="spellStart"/>
             <w:r>
               <w:rPr>
                 <w:sz w:val="18"/>
@@ -1102,7 +1093,6 @@
               </w:rPr>
               <w:t>Pekerja</w:t>
             </w:r>
-            <w:proofErr w:type="spellEnd"/>
           </w:p>
         </w:tc>
         <w:tc>
@@ -1266,7 +1256,6 @@
         </w:rPr>
         <w:t xml:space="preserve">Pada </w:t>
       </w:r>
-      <w:proofErr w:type="spellStart"/>
       <w:r>
         <w:rPr>
           <w:b/>
@@ -1276,7 +1265,6 @@
         </w:rPr>
         <w:t>hari</w:t>
       </w:r>
-      <w:proofErr w:type="spellEnd"/>
       <w:r>
         <w:rPr>
           <w:b/>
@@ -1286,7 +1274,6 @@
         </w:rPr>
         <w:t xml:space="preserve"> </w:t>
       </w:r>
-      <w:proofErr w:type="spellStart"/>
       <w:r>
         <w:rPr>
           <w:b/>
@@ -1296,7 +1283,6 @@
         </w:rPr>
         <w:t>ini</w:t>
       </w:r>
-      <w:proofErr w:type="spellEnd"/>
       <w:r>
         <w:rPr>
           <w:b/>
@@ -1313,9 +1299,8 @@
           <w:sz w:val="18"/>
           <w:szCs w:val="18"/>
         </w:rPr>
-        <w:t>{{</w:t>
-      </w:r>
-      <w:proofErr w:type="spellStart"/>
+        <w:t>{{HariTanggal}}</w:t>
+      </w:r>
       <w:r>
         <w:rPr>
           <w:b/>
@@ -1323,9 +1308,8 @@
           <w:sz w:val="18"/>
           <w:szCs w:val="18"/>
         </w:rPr>
-        <w:t>HariTanggal</w:t>
-      </w:r>
-      <w:proofErr w:type="spellEnd"/>
+        <w:t xml:space="preserve"> </w:t>
+      </w:r>
       <w:r>
         <w:rPr>
           <w:b/>
@@ -1333,7 +1317,7 @@
           <w:sz w:val="18"/>
           <w:szCs w:val="18"/>
         </w:rPr>
-        <w:t>}}</w:t>
+        <w:t>Tanggal</w:t>
       </w:r>
       <w:r>
         <w:rPr>
@@ -1344,7 +1328,6 @@
         </w:rPr>
         <w:t xml:space="preserve"> </w:t>
       </w:r>
-      <w:proofErr w:type="spellStart"/>
       <w:r>
         <w:rPr>
           <w:b/>
@@ -1352,9 +1335,8 @@
           <w:sz w:val="18"/>
           <w:szCs w:val="18"/>
         </w:rPr>
-        <w:t>Tanggal</w:t>
-      </w:r>
-      <w:proofErr w:type="spellEnd"/>
+        <w:t>{{TanggalAngka}}</w:t>
+      </w:r>
       <w:r>
         <w:rPr>
           <w:b/>
@@ -1371,9 +1353,8 @@
           <w:sz w:val="18"/>
           <w:szCs w:val="18"/>
         </w:rPr>
-        <w:t>{{</w:t>
-      </w:r>
-      <w:proofErr w:type="spellStart"/>
+        <w:t>{{BulanTanggal}}</w:t>
+      </w:r>
       <w:r>
         <w:rPr>
           <w:b/>
@@ -1381,9 +1362,8 @@
           <w:sz w:val="18"/>
           <w:szCs w:val="18"/>
         </w:rPr>
-        <w:t>TanggalAngka</w:t>
-      </w:r>
-      <w:proofErr w:type="spellEnd"/>
+        <w:t xml:space="preserve"> {{TahunTanggal}} </w:t>
+      </w:r>
       <w:r>
         <w:rPr>
           <w:b/>
@@ -1391,7 +1371,7 @@
           <w:sz w:val="18"/>
           <w:szCs w:val="18"/>
         </w:rPr>
-        <w:t>}}</w:t>
+        <w:t>telah</w:t>
       </w:r>
       <w:r>
         <w:rPr>
@@ -1409,9 +1389,8 @@
           <w:sz w:val="18"/>
           <w:szCs w:val="18"/>
         </w:rPr>
-        <w:t>{{</w:t>
-      </w:r>
-      <w:proofErr w:type="spellStart"/>
+        <w:t>diserahterimakan</w:t>
+      </w:r>
       <w:r>
         <w:rPr>
           <w:b/>
@@ -1419,9 +1398,8 @@
           <w:sz w:val="18"/>
           <w:szCs w:val="18"/>
         </w:rPr>
-        <w:t>BulanTanggal</w:t>
-      </w:r>
-      <w:proofErr w:type="spellEnd"/>
+        <w:t xml:space="preserve"> </w:t>
+      </w:r>
       <w:r>
         <w:rPr>
           <w:b/>
@@ -1429,7 +1407,7 @@
           <w:sz w:val="18"/>
           <w:szCs w:val="18"/>
         </w:rPr>
-        <w:t>}}</w:t>
+        <w:t>perangkat</w:t>
       </w:r>
       <w:r>
         <w:rPr>
@@ -1438,9 +1416,8 @@
           <w:sz w:val="18"/>
           <w:szCs w:val="18"/>
         </w:rPr>
-        <w:t xml:space="preserve"> {{</w:t>
-      </w:r>
-      <w:proofErr w:type="spellStart"/>
+        <w:t xml:space="preserve"> </w:t>
+      </w:r>
       <w:r>
         <w:rPr>
           <w:b/>
@@ -1448,9 +1425,8 @@
           <w:sz w:val="18"/>
           <w:szCs w:val="18"/>
         </w:rPr>
-        <w:t>TahunTanggal</w:t>
-      </w:r>
-      <w:proofErr w:type="spellEnd"/>
+        <w:t>dengan</w:t>
+      </w:r>
       <w:r>
         <w:rPr>
           <w:b/>
@@ -1458,9 +1434,8 @@
           <w:sz w:val="18"/>
           <w:szCs w:val="18"/>
         </w:rPr>
-        <w:t xml:space="preserve">}} </w:t>
-      </w:r>
-      <w:proofErr w:type="spellStart"/>
+        <w:t xml:space="preserve"> </w:t>
+      </w:r>
       <w:r>
         <w:rPr>
           <w:b/>
@@ -1468,9 +1443,8 @@
           <w:sz w:val="18"/>
           <w:szCs w:val="18"/>
         </w:rPr>
-        <w:t>telah</w:t>
-      </w:r>
-      <w:proofErr w:type="spellEnd"/>
+        <w:t>spesifikasi</w:t>
+      </w:r>
       <w:r>
         <w:rPr>
           <w:b/>
@@ -1480,7 +1454,6 @@
         </w:rPr>
         <w:t xml:space="preserve"> </w:t>
       </w:r>
-      <w:proofErr w:type="spellStart"/>
       <w:r>
         <w:rPr>
           <w:b/>
@@ -1488,9 +1461,8 @@
           <w:sz w:val="18"/>
           <w:szCs w:val="18"/>
         </w:rPr>
-        <w:t>diserahterimakan</w:t>
-      </w:r>
-      <w:proofErr w:type="spellEnd"/>
+        <w:t>serta</w:t>
+      </w:r>
       <w:r>
         <w:rPr>
           <w:b/>
@@ -1500,7 +1472,6 @@
         </w:rPr>
         <w:t xml:space="preserve"> </w:t>
       </w:r>
-      <w:proofErr w:type="spellStart"/>
       <w:r>
         <w:rPr>
           <w:b/>
@@ -1508,9 +1479,8 @@
           <w:sz w:val="18"/>
           <w:szCs w:val="18"/>
         </w:rPr>
-        <w:t>perangkat</w:t>
-      </w:r>
-      <w:proofErr w:type="spellEnd"/>
+        <w:t>syarat-syarat</w:t>
+      </w:r>
       <w:r>
         <w:rPr>
           <w:b/>
@@ -1518,9 +1488,8 @@
           <w:sz w:val="18"/>
           <w:szCs w:val="18"/>
         </w:rPr>
-        <w:t xml:space="preserve"> </w:t>
-      </w:r>
-      <w:proofErr w:type="spellStart"/>
+        <w:t xml:space="preserve"> dan </w:t>
+      </w:r>
       <w:r>
         <w:rPr>
           <w:b/>
@@ -1528,9 +1497,8 @@
           <w:sz w:val="18"/>
           <w:szCs w:val="18"/>
         </w:rPr>
-        <w:t>dengan</w:t>
-      </w:r>
-      <w:proofErr w:type="spellEnd"/>
+        <w:t>ketentuan</w:t>
+      </w:r>
       <w:r>
         <w:rPr>
           <w:b/>
@@ -1540,7 +1508,6 @@
         </w:rPr>
         <w:t xml:space="preserve"> </w:t>
       </w:r>
-      <w:proofErr w:type="spellStart"/>
       <w:r>
         <w:rPr>
           <w:b/>
@@ -1548,9 +1515,8 @@
           <w:sz w:val="18"/>
           <w:szCs w:val="18"/>
         </w:rPr>
-        <w:t>spesifikasi</w:t>
-      </w:r>
-      <w:proofErr w:type="spellEnd"/>
+        <w:t>sebagai</w:t>
+      </w:r>
       <w:r>
         <w:rPr>
           <w:b/>
@@ -1560,7 +1526,6 @@
         </w:rPr>
         <w:t xml:space="preserve"> </w:t>
       </w:r>
-      <w:proofErr w:type="spellStart"/>
       <w:r>
         <w:rPr>
           <w:b/>
@@ -1568,89 +1533,8 @@
           <w:sz w:val="18"/>
           <w:szCs w:val="18"/>
         </w:rPr>
-        <w:t>serta</w:t>
-      </w:r>
-      <w:proofErr w:type="spellEnd"/>
-      <w:r>
-        <w:rPr>
-          <w:b/>
-          <w:bCs/>
-          <w:sz w:val="18"/>
-          <w:szCs w:val="18"/>
-        </w:rPr>
-        <w:t xml:space="preserve"> </w:t>
-      </w:r>
-      <w:proofErr w:type="spellStart"/>
-      <w:r>
-        <w:rPr>
-          <w:b/>
-          <w:bCs/>
-          <w:sz w:val="18"/>
-          <w:szCs w:val="18"/>
-        </w:rPr>
-        <w:t>syarat-syarat</w:t>
-      </w:r>
-      <w:proofErr w:type="spellEnd"/>
-      <w:r>
-        <w:rPr>
-          <w:b/>
-          <w:bCs/>
-          <w:sz w:val="18"/>
-          <w:szCs w:val="18"/>
-        </w:rPr>
-        <w:t xml:space="preserve"> dan </w:t>
-      </w:r>
-      <w:proofErr w:type="spellStart"/>
-      <w:r>
-        <w:rPr>
-          <w:b/>
-          <w:bCs/>
-          <w:sz w:val="18"/>
-          <w:szCs w:val="18"/>
-        </w:rPr>
-        <w:t>ketentuan</w:t>
-      </w:r>
-      <w:proofErr w:type="spellEnd"/>
-      <w:r>
-        <w:rPr>
-          <w:b/>
-          <w:bCs/>
-          <w:sz w:val="18"/>
-          <w:szCs w:val="18"/>
-        </w:rPr>
-        <w:t xml:space="preserve"> </w:t>
-      </w:r>
-      <w:proofErr w:type="spellStart"/>
-      <w:r>
-        <w:rPr>
-          <w:b/>
-          <w:bCs/>
-          <w:sz w:val="18"/>
-          <w:szCs w:val="18"/>
-        </w:rPr>
-        <w:t>sebagai</w:t>
-      </w:r>
-      <w:proofErr w:type="spellEnd"/>
-      <w:r>
-        <w:rPr>
-          <w:b/>
-          <w:bCs/>
-          <w:sz w:val="18"/>
-          <w:szCs w:val="18"/>
-        </w:rPr>
-        <w:t xml:space="preserve"> </w:t>
-      </w:r>
-      <w:proofErr w:type="spellStart"/>
-      <w:r>
-        <w:rPr>
-          <w:b/>
-          <w:bCs/>
-          <w:sz w:val="18"/>
-          <w:szCs w:val="18"/>
-        </w:rPr>
         <w:t>berikut</w:t>
       </w:r>
-      <w:proofErr w:type="spellEnd"/>
       <w:r>
         <w:rPr>
           <w:b/>
@@ -2438,7 +2322,6 @@
           <w:szCs w:val="18"/>
         </w:rPr>
       </w:pPr>
-      <w:proofErr w:type="spellStart"/>
       <w:r>
         <w:rPr>
           <w:sz w:val="18"/>
@@ -2446,7 +2329,6 @@
         </w:rPr>
         <w:t>Pihak</w:t>
       </w:r>
-      <w:proofErr w:type="spellEnd"/>
       <w:r>
         <w:rPr>
           <w:sz w:val="18"/>
@@ -2454,7 +2336,6 @@
         </w:rPr>
         <w:t xml:space="preserve"> </w:t>
       </w:r>
-      <w:proofErr w:type="spellStart"/>
       <w:r>
         <w:rPr>
           <w:sz w:val="18"/>
@@ -2462,7 +2343,6 @@
         </w:rPr>
         <w:t>penerima</w:t>
       </w:r>
-      <w:proofErr w:type="spellEnd"/>
       <w:r>
         <w:rPr>
           <w:sz w:val="18"/>
@@ -2470,7 +2350,6 @@
         </w:rPr>
         <w:t xml:space="preserve"> </w:t>
       </w:r>
-      <w:proofErr w:type="spellStart"/>
       <w:r>
         <w:rPr>
           <w:sz w:val="18"/>
@@ -2478,7 +2357,6 @@
         </w:rPr>
         <w:t>bertanggung</w:t>
       </w:r>
-      <w:proofErr w:type="spellEnd"/>
       <w:r>
         <w:rPr>
           <w:sz w:val="18"/>
@@ -2486,7 +2364,6 @@
         </w:rPr>
         <w:t xml:space="preserve"> </w:t>
       </w:r>
-      <w:proofErr w:type="spellStart"/>
       <w:r>
         <w:rPr>
           <w:sz w:val="18"/>
@@ -2494,7 +2371,6 @@
         </w:rPr>
         <w:t>jawab</w:t>
       </w:r>
-      <w:proofErr w:type="spellEnd"/>
       <w:r>
         <w:rPr>
           <w:sz w:val="18"/>
@@ -2502,7 +2378,6 @@
         </w:rPr>
         <w:t xml:space="preserve"> </w:t>
       </w:r>
-      <w:proofErr w:type="spellStart"/>
       <w:r>
         <w:rPr>
           <w:sz w:val="18"/>
@@ -2510,7 +2385,6 @@
         </w:rPr>
         <w:t>sepenuhnya</w:t>
       </w:r>
-      <w:proofErr w:type="spellEnd"/>
       <w:r>
         <w:rPr>
           <w:sz w:val="18"/>
@@ -2518,7 +2392,6 @@
         </w:rPr>
         <w:t xml:space="preserve"> </w:t>
       </w:r>
-      <w:proofErr w:type="spellStart"/>
       <w:r>
         <w:rPr>
           <w:sz w:val="18"/>
@@ -2526,7 +2399,6 @@
         </w:rPr>
         <w:t>atas</w:t>
       </w:r>
-      <w:proofErr w:type="spellEnd"/>
       <w:r>
         <w:rPr>
           <w:sz w:val="18"/>
@@ -2534,7 +2406,6 @@
         </w:rPr>
         <w:t xml:space="preserve"> </w:t>
       </w:r>
-      <w:proofErr w:type="spellStart"/>
       <w:r>
         <w:rPr>
           <w:sz w:val="18"/>
@@ -2542,7 +2413,6 @@
         </w:rPr>
         <w:t>peralatan</w:t>
       </w:r>
-      <w:proofErr w:type="spellEnd"/>
       <w:r>
         <w:rPr>
           <w:sz w:val="18"/>
@@ -2550,7 +2420,6 @@
         </w:rPr>
         <w:t xml:space="preserve"> yang </w:t>
       </w:r>
-      <w:proofErr w:type="spellStart"/>
       <w:r>
         <w:rPr>
           <w:sz w:val="18"/>
@@ -2558,7 +2427,6 @@
         </w:rPr>
         <w:t>digunakannya</w:t>
       </w:r>
-      <w:proofErr w:type="spellEnd"/>
       <w:r>
         <w:rPr>
           <w:sz w:val="18"/>
@@ -2566,7 +2434,6 @@
         </w:rPr>
         <w:t xml:space="preserve"> dan </w:t>
       </w:r>
-      <w:proofErr w:type="spellStart"/>
       <w:r>
         <w:rPr>
           <w:sz w:val="18"/>
@@ -2574,7 +2441,6 @@
         </w:rPr>
         <w:t>telah</w:t>
       </w:r>
-      <w:proofErr w:type="spellEnd"/>
       <w:r>
         <w:rPr>
           <w:sz w:val="18"/>
@@ -2582,7 +2448,6 @@
         </w:rPr>
         <w:t xml:space="preserve"> </w:t>
       </w:r>
-      <w:proofErr w:type="spellStart"/>
       <w:r>
         <w:rPr>
           <w:sz w:val="18"/>
@@ -2590,7 +2455,6 @@
         </w:rPr>
         <w:t>membaca</w:t>
       </w:r>
-      <w:proofErr w:type="spellEnd"/>
       <w:r>
         <w:rPr>
           <w:sz w:val="18"/>
@@ -2598,7 +2462,6 @@
         </w:rPr>
         <w:t xml:space="preserve"> dan </w:t>
       </w:r>
-      <w:proofErr w:type="spellStart"/>
       <w:r>
         <w:rPr>
           <w:sz w:val="18"/>
@@ -2606,7 +2469,6 @@
         </w:rPr>
         <w:t>setuju</w:t>
       </w:r>
-      <w:proofErr w:type="spellEnd"/>
       <w:r>
         <w:rPr>
           <w:sz w:val="18"/>
@@ -2614,7 +2476,6 @@
         </w:rPr>
         <w:t xml:space="preserve"> </w:t>
       </w:r>
-      <w:proofErr w:type="spellStart"/>
       <w:r>
         <w:rPr>
           <w:sz w:val="18"/>
@@ -2622,7 +2483,6 @@
         </w:rPr>
         <w:t>dengan</w:t>
       </w:r>
-      <w:proofErr w:type="spellEnd"/>
       <w:r>
         <w:rPr>
           <w:sz w:val="18"/>
@@ -2630,7 +2490,6 @@
         </w:rPr>
         <w:t xml:space="preserve"> </w:t>
       </w:r>
-      <w:proofErr w:type="spellStart"/>
       <w:r>
         <w:rPr>
           <w:sz w:val="18"/>
@@ -2638,7 +2497,6 @@
         </w:rPr>
         <w:t>ketentuan</w:t>
       </w:r>
-      <w:proofErr w:type="spellEnd"/>
       <w:r>
         <w:rPr>
           <w:sz w:val="18"/>
@@ -2646,7 +2504,6 @@
         </w:rPr>
         <w:t xml:space="preserve"> </w:t>
       </w:r>
-      <w:proofErr w:type="spellStart"/>
       <w:r>
         <w:rPr>
           <w:sz w:val="18"/>
@@ -2654,7 +2511,6 @@
         </w:rPr>
         <w:t>tambahan</w:t>
       </w:r>
-      <w:proofErr w:type="spellEnd"/>
       <w:r>
         <w:rPr>
           <w:sz w:val="18"/>
@@ -2662,7 +2518,6 @@
         </w:rPr>
         <w:t xml:space="preserve"> yang </w:t>
       </w:r>
-      <w:proofErr w:type="spellStart"/>
       <w:r>
         <w:rPr>
           <w:sz w:val="18"/>
@@ -2670,7 +2525,6 @@
         </w:rPr>
         <w:t>tercantum</w:t>
       </w:r>
-      <w:proofErr w:type="spellEnd"/>
       <w:r>
         <w:rPr>
           <w:sz w:val="18"/>
@@ -2678,7 +2532,6 @@
         </w:rPr>
         <w:t xml:space="preserve"> pada </w:t>
       </w:r>
-      <w:proofErr w:type="spellStart"/>
       <w:r>
         <w:rPr>
           <w:sz w:val="18"/>
@@ -2686,7 +2539,6 @@
         </w:rPr>
         <w:t>halaman</w:t>
       </w:r>
-      <w:proofErr w:type="spellEnd"/>
       <w:r>
         <w:rPr>
           <w:sz w:val="18"/>
@@ -2694,7 +2546,6 @@
         </w:rPr>
         <w:t xml:space="preserve"> </w:t>
       </w:r>
-      <w:proofErr w:type="spellStart"/>
       <w:r>
         <w:rPr>
           <w:sz w:val="18"/>
@@ -2702,7 +2553,6 @@
         </w:rPr>
         <w:t>belakang</w:t>
       </w:r>
-      <w:proofErr w:type="spellEnd"/>
       <w:r>
         <w:rPr>
           <w:sz w:val="18"/>
@@ -2710,7 +2560,6 @@
         </w:rPr>
         <w:t xml:space="preserve"> </w:t>
       </w:r>
-      <w:proofErr w:type="spellStart"/>
       <w:r>
         <w:rPr>
           <w:sz w:val="18"/>
@@ -2718,7 +2567,6 @@
         </w:rPr>
         <w:t>dari</w:t>
       </w:r>
-      <w:proofErr w:type="spellEnd"/>
       <w:r>
         <w:rPr>
           <w:sz w:val="18"/>
@@ -2726,7 +2574,6 @@
         </w:rPr>
         <w:t xml:space="preserve"> </w:t>
       </w:r>
-      <w:proofErr w:type="spellStart"/>
       <w:r>
         <w:rPr>
           <w:sz w:val="18"/>
@@ -2734,7 +2581,6 @@
         </w:rPr>
         <w:t>lembar</w:t>
       </w:r>
-      <w:proofErr w:type="spellEnd"/>
       <w:r>
         <w:rPr>
           <w:sz w:val="18"/>
@@ -2742,7 +2588,6 @@
         </w:rPr>
         <w:t xml:space="preserve"> </w:t>
       </w:r>
-      <w:proofErr w:type="spellStart"/>
       <w:r>
         <w:rPr>
           <w:sz w:val="18"/>
@@ -2750,7 +2595,6 @@
         </w:rPr>
         <w:t>bukti</w:t>
       </w:r>
-      <w:proofErr w:type="spellEnd"/>
       <w:r>
         <w:rPr>
           <w:sz w:val="18"/>
@@ -2758,7 +2602,6 @@
         </w:rPr>
         <w:t xml:space="preserve"> </w:t>
       </w:r>
-      <w:proofErr w:type="spellStart"/>
       <w:r>
         <w:rPr>
           <w:sz w:val="18"/>
@@ -2766,7 +2609,6 @@
         </w:rPr>
         <w:t>penerimaan</w:t>
       </w:r>
-      <w:proofErr w:type="spellEnd"/>
       <w:r>
         <w:rPr>
           <w:sz w:val="18"/>
@@ -2774,7 +2616,6 @@
         </w:rPr>
         <w:t xml:space="preserve"> </w:t>
       </w:r>
-      <w:proofErr w:type="spellStart"/>
       <w:r>
         <w:rPr>
           <w:sz w:val="18"/>
@@ -2782,7 +2623,6 @@
         </w:rPr>
         <w:t>barang</w:t>
       </w:r>
-      <w:proofErr w:type="spellEnd"/>
       <w:r>
         <w:rPr>
           <w:sz w:val="18"/>
@@ -2790,7 +2630,6 @@
         </w:rPr>
         <w:t xml:space="preserve"> </w:t>
       </w:r>
-      <w:proofErr w:type="spellStart"/>
       <w:r>
         <w:rPr>
           <w:sz w:val="18"/>
@@ -2798,7 +2637,6 @@
         </w:rPr>
         <w:t>ini</w:t>
       </w:r>
-      <w:proofErr w:type="spellEnd"/>
       <w:r>
         <w:rPr>
           <w:sz w:val="18"/>
@@ -2806,7 +2644,6 @@
         </w:rPr>
         <w:t xml:space="preserve"> (</w:t>
       </w:r>
-      <w:proofErr w:type="spellStart"/>
       <w:r>
         <w:rPr>
           <w:sz w:val="18"/>
@@ -2814,7 +2651,6 @@
         </w:rPr>
         <w:t>wajib</w:t>
       </w:r>
-      <w:proofErr w:type="spellEnd"/>
       <w:r>
         <w:rPr>
           <w:sz w:val="18"/>
@@ -2822,7 +2658,6 @@
         </w:rPr>
         <w:t xml:space="preserve"> </w:t>
       </w:r>
-      <w:proofErr w:type="spellStart"/>
       <w:r>
         <w:rPr>
           <w:sz w:val="18"/>
@@ -2830,7 +2665,6 @@
         </w:rPr>
         <w:t>dibaca</w:t>
       </w:r>
-      <w:proofErr w:type="spellEnd"/>
       <w:r>
         <w:rPr>
           <w:sz w:val="18"/>
@@ -2867,7 +2701,6 @@
           <w:lang w:val="nb-NO"/>
         </w:rPr>
       </w:pPr>
-      <w:proofErr w:type="spellStart"/>
       <w:r>
         <w:rPr>
           <w:sz w:val="18"/>
@@ -2875,7 +2708,6 @@
         </w:rPr>
         <w:t>Apabila</w:t>
       </w:r>
-      <w:proofErr w:type="spellEnd"/>
       <w:r>
         <w:rPr>
           <w:sz w:val="18"/>
@@ -2883,7 +2715,6 @@
         </w:rPr>
         <w:t xml:space="preserve"> </w:t>
       </w:r>
-      <w:proofErr w:type="spellStart"/>
       <w:r>
         <w:rPr>
           <w:sz w:val="18"/>
@@ -2891,7 +2722,6 @@
         </w:rPr>
         <w:t>terjadi</w:t>
       </w:r>
-      <w:proofErr w:type="spellEnd"/>
       <w:r>
         <w:rPr>
           <w:sz w:val="18"/>
@@ -2899,7 +2729,6 @@
         </w:rPr>
         <w:t xml:space="preserve"> </w:t>
       </w:r>
-      <w:proofErr w:type="spellStart"/>
       <w:r>
         <w:rPr>
           <w:sz w:val="18"/>
@@ -2907,7 +2736,6 @@
         </w:rPr>
         <w:t>pencurian</w:t>
       </w:r>
-      <w:proofErr w:type="spellEnd"/>
       <w:r>
         <w:rPr>
           <w:sz w:val="18"/>
@@ -2915,7 +2743,6 @@
         </w:rPr>
         <w:t>/</w:t>
       </w:r>
-      <w:proofErr w:type="spellStart"/>
       <w:r>
         <w:rPr>
           <w:sz w:val="18"/>
@@ -2923,7 +2750,6 @@
         </w:rPr>
         <w:t>kehilangan</w:t>
       </w:r>
-      <w:proofErr w:type="spellEnd"/>
       <w:r>
         <w:rPr>
           <w:sz w:val="18"/>
@@ -2931,7 +2757,6 @@
         </w:rPr>
         <w:t xml:space="preserve"> </w:t>
       </w:r>
-      <w:proofErr w:type="spellStart"/>
       <w:r>
         <w:rPr>
           <w:sz w:val="18"/>
@@ -2939,7 +2764,6 @@
         </w:rPr>
         <w:t>perangkat</w:t>
       </w:r>
-      <w:proofErr w:type="spellEnd"/>
       <w:r>
         <w:rPr>
           <w:sz w:val="18"/>
@@ -2947,7 +2771,6 @@
         </w:rPr>
         <w:t xml:space="preserve"> yang </w:t>
       </w:r>
-      <w:proofErr w:type="spellStart"/>
       <w:r>
         <w:rPr>
           <w:sz w:val="18"/>
@@ -2955,7 +2778,6 @@
         </w:rPr>
         <w:t>diserahkan</w:t>
       </w:r>
-      <w:proofErr w:type="spellEnd"/>
       <w:r>
         <w:rPr>
           <w:sz w:val="18"/>
@@ -2963,7 +2785,6 @@
         </w:rPr>
         <w:t xml:space="preserve"> </w:t>
       </w:r>
-      <w:proofErr w:type="spellStart"/>
       <w:r>
         <w:rPr>
           <w:sz w:val="18"/>
@@ -2971,7 +2792,6 @@
         </w:rPr>
         <w:t>kepada</w:t>
       </w:r>
-      <w:proofErr w:type="spellEnd"/>
       <w:r>
         <w:rPr>
           <w:sz w:val="18"/>
@@ -2979,7 +2799,6 @@
         </w:rPr>
         <w:t xml:space="preserve"> </w:t>
       </w:r>
-      <w:proofErr w:type="spellStart"/>
       <w:r>
         <w:rPr>
           <w:sz w:val="18"/>
@@ -2987,7 +2806,6 @@
         </w:rPr>
         <w:t>pemakai</w:t>
       </w:r>
-      <w:proofErr w:type="spellEnd"/>
       <w:r>
         <w:rPr>
           <w:sz w:val="18"/>
@@ -2995,7 +2813,6 @@
         </w:rPr>
         <w:t>/</w:t>
       </w:r>
-      <w:proofErr w:type="spellStart"/>
       <w:r>
         <w:rPr>
           <w:sz w:val="18"/>
@@ -3003,7 +2820,6 @@
         </w:rPr>
         <w:t>penanggung</w:t>
       </w:r>
-      <w:proofErr w:type="spellEnd"/>
       <w:r>
         <w:rPr>
           <w:sz w:val="18"/>
@@ -3011,7 +2827,6 @@
         </w:rPr>
         <w:t xml:space="preserve"> </w:t>
       </w:r>
-      <w:proofErr w:type="spellStart"/>
       <w:r>
         <w:rPr>
           <w:sz w:val="18"/>
@@ -3019,7 +2834,6 @@
         </w:rPr>
         <w:t>jawab</w:t>
       </w:r>
-      <w:proofErr w:type="spellEnd"/>
       <w:r>
         <w:rPr>
           <w:sz w:val="18"/>
@@ -3027,7 +2841,6 @@
         </w:rPr>
         <w:t xml:space="preserve">, </w:t>
       </w:r>
-      <w:proofErr w:type="spellStart"/>
       <w:r>
         <w:rPr>
           <w:sz w:val="18"/>
@@ -3035,7 +2848,6 @@
         </w:rPr>
         <w:t>maka</w:t>
       </w:r>
-      <w:proofErr w:type="spellEnd"/>
       <w:r>
         <w:rPr>
           <w:sz w:val="18"/>
@@ -3043,7 +2855,6 @@
         </w:rPr>
         <w:t xml:space="preserve"> </w:t>
       </w:r>
-      <w:proofErr w:type="spellStart"/>
       <w:r>
         <w:rPr>
           <w:sz w:val="18"/>
@@ -3051,7 +2862,6 @@
         </w:rPr>
         <w:t>pemakai</w:t>
       </w:r>
-      <w:proofErr w:type="spellEnd"/>
       <w:r>
         <w:rPr>
           <w:sz w:val="18"/>
@@ -3059,7 +2869,6 @@
         </w:rPr>
         <w:t>/</w:t>
       </w:r>
-      <w:proofErr w:type="spellStart"/>
       <w:r>
         <w:rPr>
           <w:sz w:val="18"/>
@@ -3067,7 +2876,6 @@
         </w:rPr>
         <w:t>penanggung</w:t>
       </w:r>
-      <w:proofErr w:type="spellEnd"/>
       <w:r>
         <w:rPr>
           <w:sz w:val="18"/>
@@ -3075,7 +2883,6 @@
         </w:rPr>
         <w:t xml:space="preserve"> </w:t>
       </w:r>
-      <w:proofErr w:type="spellStart"/>
       <w:r>
         <w:rPr>
           <w:sz w:val="18"/>
@@ -3083,7 +2890,6 @@
         </w:rPr>
         <w:t>jawab</w:t>
       </w:r>
-      <w:proofErr w:type="spellEnd"/>
       <w:r>
         <w:rPr>
           <w:sz w:val="18"/>
@@ -3091,7 +2897,6 @@
         </w:rPr>
         <w:t xml:space="preserve"> </w:t>
       </w:r>
-      <w:proofErr w:type="spellStart"/>
       <w:r>
         <w:rPr>
           <w:sz w:val="18"/>
@@ -3099,7 +2904,6 @@
         </w:rPr>
         <w:t>harus</w:t>
       </w:r>
-      <w:proofErr w:type="spellEnd"/>
       <w:r>
         <w:rPr>
           <w:sz w:val="18"/>
@@ -3107,7 +2911,6 @@
         </w:rPr>
         <w:t xml:space="preserve"> </w:t>
       </w:r>
-      <w:proofErr w:type="spellStart"/>
       <w:r>
         <w:rPr>
           <w:sz w:val="18"/>
@@ -3115,7 +2918,6 @@
         </w:rPr>
         <w:t>melaporkan</w:t>
       </w:r>
-      <w:proofErr w:type="spellEnd"/>
       <w:r>
         <w:rPr>
           <w:sz w:val="18"/>
@@ -3123,7 +2925,6 @@
         </w:rPr>
         <w:t xml:space="preserve"> </w:t>
       </w:r>
-      <w:proofErr w:type="spellStart"/>
       <w:r>
         <w:rPr>
           <w:sz w:val="18"/>
@@ -3131,7 +2932,6 @@
         </w:rPr>
         <w:t>kepada</w:t>
       </w:r>
-      <w:proofErr w:type="spellEnd"/>
       <w:r>
         <w:rPr>
           <w:sz w:val="18"/>
@@ -3139,7 +2939,6 @@
         </w:rPr>
         <w:t xml:space="preserve"> </w:t>
       </w:r>
-      <w:proofErr w:type="spellStart"/>
       <w:r>
         <w:rPr>
           <w:sz w:val="18"/>
@@ -3147,7 +2946,6 @@
         </w:rPr>
         <w:t>Kepolisian</w:t>
       </w:r>
-      <w:proofErr w:type="spellEnd"/>
       <w:r>
         <w:rPr>
           <w:sz w:val="18"/>
@@ -3155,7 +2953,6 @@
         </w:rPr>
         <w:t xml:space="preserve"> dan </w:t>
       </w:r>
-      <w:proofErr w:type="spellStart"/>
       <w:r>
         <w:rPr>
           <w:sz w:val="18"/>
@@ -3163,7 +2960,6 @@
         </w:rPr>
         <w:t>Sekuriti</w:t>
       </w:r>
-      <w:proofErr w:type="spellEnd"/>
       <w:r>
         <w:rPr>
           <w:sz w:val="18"/>
@@ -3171,7 +2967,6 @@
         </w:rPr>
         <w:t xml:space="preserve"> PERTAMINA </w:t>
       </w:r>
-      <w:proofErr w:type="spellStart"/>
       <w:r>
         <w:rPr>
           <w:sz w:val="18"/>
@@ -3179,7 +2974,6 @@
         </w:rPr>
         <w:t>dimana</w:t>
       </w:r>
-      <w:proofErr w:type="spellEnd"/>
       <w:r>
         <w:rPr>
           <w:sz w:val="18"/>
@@ -3187,7 +2981,6 @@
         </w:rPr>
         <w:t xml:space="preserve"> </w:t>
       </w:r>
-      <w:proofErr w:type="spellStart"/>
       <w:r>
         <w:rPr>
           <w:sz w:val="18"/>
@@ -3195,7 +2988,6 @@
         </w:rPr>
         <w:t>terjadi</w:t>
       </w:r>
-      <w:proofErr w:type="spellEnd"/>
       <w:r>
         <w:rPr>
           <w:sz w:val="18"/>
@@ -3203,7 +2995,6 @@
         </w:rPr>
         <w:t xml:space="preserve"> </w:t>
       </w:r>
-      <w:proofErr w:type="spellStart"/>
       <w:r>
         <w:rPr>
           <w:sz w:val="18"/>
@@ -3211,7 +3002,6 @@
         </w:rPr>
         <w:t>pencurian</w:t>
       </w:r>
-      <w:proofErr w:type="spellEnd"/>
       <w:r>
         <w:rPr>
           <w:sz w:val="18"/>
@@ -3219,7 +3009,6 @@
         </w:rPr>
         <w:t>/</w:t>
       </w:r>
-      <w:proofErr w:type="spellStart"/>
       <w:r>
         <w:rPr>
           <w:sz w:val="18"/>
@@ -3227,7 +3016,6 @@
         </w:rPr>
         <w:t>kehilangan</w:t>
       </w:r>
-      <w:proofErr w:type="spellEnd"/>
       <w:r>
         <w:rPr>
           <w:sz w:val="18"/>
@@ -3235,7 +3023,6 @@
         </w:rPr>
         <w:t xml:space="preserve"> </w:t>
       </w:r>
-      <w:proofErr w:type="spellStart"/>
       <w:r>
         <w:rPr>
           <w:sz w:val="18"/>
@@ -3243,7 +3030,6 @@
         </w:rPr>
         <w:t>barang</w:t>
       </w:r>
-      <w:proofErr w:type="spellEnd"/>
       <w:r>
         <w:rPr>
           <w:sz w:val="18"/>
@@ -3251,7 +3037,6 @@
         </w:rPr>
         <w:t xml:space="preserve"> </w:t>
       </w:r>
-      <w:proofErr w:type="spellStart"/>
       <w:r>
         <w:rPr>
           <w:sz w:val="18"/>
@@ -3259,7 +3044,6 @@
         </w:rPr>
         <w:t>tersebut</w:t>
       </w:r>
-      <w:proofErr w:type="spellEnd"/>
       <w:r>
         <w:rPr>
           <w:sz w:val="18"/>
@@ -3828,7 +3612,6 @@
           <w:szCs w:val="18"/>
         </w:rPr>
       </w:pPr>
-      <w:proofErr w:type="spellStart"/>
       <w:r>
         <w:rPr>
           <w:sz w:val="18"/>
@@ -3836,7 +3619,6 @@
         </w:rPr>
         <w:t>Sesuai</w:t>
       </w:r>
-      <w:proofErr w:type="spellEnd"/>
       <w:r>
         <w:rPr>
           <w:sz w:val="18"/>
@@ -3844,7 +3626,6 @@
         </w:rPr>
         <w:t xml:space="preserve"> </w:t>
       </w:r>
-      <w:proofErr w:type="spellStart"/>
       <w:r>
         <w:rPr>
           <w:sz w:val="18"/>
@@ -3852,7 +3633,6 @@
         </w:rPr>
         <w:t>dengan</w:t>
       </w:r>
-      <w:proofErr w:type="spellEnd"/>
       <w:r>
         <w:rPr>
           <w:sz w:val="18"/>
@@ -3860,7 +3640,6 @@
         </w:rPr>
         <w:t xml:space="preserve"> </w:t>
       </w:r>
-      <w:proofErr w:type="spellStart"/>
       <w:r>
         <w:rPr>
           <w:sz w:val="18"/>
@@ -3868,7 +3647,6 @@
         </w:rPr>
         <w:t>Tiket</w:t>
       </w:r>
-      <w:proofErr w:type="spellEnd"/>
       <w:r>
         <w:rPr>
           <w:sz w:val="18"/>

--- a/SistemBeritaAcara.Web/wwwroot/files/templates/BA_Template_Peminjaman.docx
+++ b/SistemBeritaAcara.Web/wwwroot/files/templates/BA_Template_Peminjaman.docx
@@ -37,9 +37,17 @@
                 <w:noProof/>
               </w:rPr>
               <w:drawing>
-                <wp:inline distT="0" distB="0" distL="0" distR="0" wp14:anchorId="3CBE1705" wp14:editId="0F43DA6D">
-                  <wp:extent cx="977676" cy="287215"/>
+                <wp:anchor distT="0" distB="0" distL="114300" distR="114300" simplePos="0" relativeHeight="251658240" behindDoc="0" locked="0" layoutInCell="1" allowOverlap="1" wp14:anchorId="3CBE1705" wp14:editId="5284D196">
+                  <wp:simplePos x="0" y="0"/>
+                  <wp:positionH relativeFrom="column">
+                    <wp:posOffset>-159385</wp:posOffset>
+                  </wp:positionH>
+                  <wp:positionV relativeFrom="paragraph">
+                    <wp:posOffset>-98425</wp:posOffset>
+                  </wp:positionV>
+                  <wp:extent cx="1185756" cy="348343"/>
                   <wp:effectExtent l="0" t="0" r="0" b="0"/>
+                  <wp:wrapNone/>
                   <wp:docPr id="2091714517" name="Picture 1" descr="PT Pertamina Patra Niaga Logo Vector"/>
                   <wp:cNvGraphicFramePr>
                     <a:graphicFrameLocks xmlns:a="http://schemas.openxmlformats.org/drawingml/2006/main" noChangeAspect="1"/>
@@ -69,7 +77,7 @@
                         <pic:spPr bwMode="auto">
                           <a:xfrm>
                             <a:off x="0" y="0"/>
-                            <a:ext cx="1023252" cy="300604"/>
+                            <a:ext cx="1185756" cy="348343"/>
                           </a:xfrm>
                           <a:prstGeom prst="rect">
                             <a:avLst/>
@@ -87,7 +95,13 @@
                       </pic:pic>
                     </a:graphicData>
                   </a:graphic>
-                </wp:inline>
+                  <wp14:sizeRelH relativeFrom="margin">
+                    <wp14:pctWidth>0</wp14:pctWidth>
+                  </wp14:sizeRelH>
+                  <wp14:sizeRelV relativeFrom="margin">
+                    <wp14:pctHeight>0</wp14:pctHeight>
+                  </wp14:sizeRelV>
+                </wp:anchor>
               </w:drawing>
             </w:r>
           </w:p>
@@ -231,9 +245,9 @@
               <w:tblLook w:val="04A0" w:firstRow="1" w:lastRow="0" w:firstColumn="1" w:lastColumn="0" w:noHBand="0" w:noVBand="1"/>
             </w:tblPr>
             <w:tblGrid>
-              <w:gridCol w:w="1473"/>
+              <w:gridCol w:w="1466"/>
               <w:gridCol w:w="272"/>
-              <w:gridCol w:w="2712"/>
+              <w:gridCol w:w="2719"/>
             </w:tblGrid>
             <w:tr>
               <w:tc>
@@ -543,14 +557,14 @@
         <w:tblLook w:val="04A0" w:firstRow="1" w:lastRow="0" w:firstColumn="1" w:lastColumn="0" w:noHBand="0" w:noVBand="1"/>
       </w:tblPr>
       <w:tblGrid>
-        <w:gridCol w:w="2785"/>
+        <w:gridCol w:w="3055"/>
         <w:gridCol w:w="270"/>
-        <w:gridCol w:w="6073"/>
+        <w:gridCol w:w="5803"/>
       </w:tblGrid>
       <w:tr>
         <w:tc>
           <w:tcPr>
-            <w:tcW w:w="2785" w:type="dxa"/>
+            <w:tcW w:w="3055" w:type="dxa"/>
             <w:tcMar>
               <w:top w:w="60" w:type="dxa"/>
               <w:left w:w="80" w:type="dxa"/>
@@ -560,6 +574,7 @@
           </w:tcPr>
           <w:p>
             <w:pPr>
+              <w:ind w:left="274"/>
               <w:rPr>
                 <w:sz w:val="18"/>
                 <w:szCs w:val="18"/>
@@ -617,7 +632,7 @@
         </w:tc>
         <w:tc>
           <w:tcPr>
-            <w:tcW w:w="6073" w:type="dxa"/>
+            <w:tcW w:w="5803" w:type="dxa"/>
             <w:tcMar>
               <w:top w:w="60" w:type="dxa"/>
               <w:left w:w="80" w:type="dxa"/>
@@ -645,7 +660,7 @@
       <w:tr>
         <w:tc>
           <w:tcPr>
-            <w:tcW w:w="2785" w:type="dxa"/>
+            <w:tcW w:w="3055" w:type="dxa"/>
             <w:tcMar>
               <w:top w:w="60" w:type="dxa"/>
               <w:left w:w="80" w:type="dxa"/>
@@ -655,6 +670,7 @@
           </w:tcPr>
           <w:p>
             <w:pPr>
+              <w:ind w:left="274"/>
               <w:rPr>
                 <w:sz w:val="18"/>
                 <w:szCs w:val="18"/>
@@ -698,7 +714,7 @@
         </w:tc>
         <w:tc>
           <w:tcPr>
-            <w:tcW w:w="6073" w:type="dxa"/>
+            <w:tcW w:w="5803" w:type="dxa"/>
             <w:tcMar>
               <w:top w:w="60" w:type="dxa"/>
               <w:left w:w="80" w:type="dxa"/>
@@ -726,7 +742,7 @@
       <w:tr>
         <w:tc>
           <w:tcPr>
-            <w:tcW w:w="2785" w:type="dxa"/>
+            <w:tcW w:w="3055" w:type="dxa"/>
             <w:tcMar>
               <w:top w:w="60" w:type="dxa"/>
               <w:left w:w="80" w:type="dxa"/>
@@ -736,6 +752,7 @@
           </w:tcPr>
           <w:p>
             <w:pPr>
+              <w:ind w:left="274"/>
               <w:rPr>
                 <w:sz w:val="18"/>
                 <w:szCs w:val="18"/>
@@ -779,7 +796,7 @@
         </w:tc>
         <w:tc>
           <w:tcPr>
-            <w:tcW w:w="6073" w:type="dxa"/>
+            <w:tcW w:w="5803" w:type="dxa"/>
             <w:tcMar>
               <w:top w:w="60" w:type="dxa"/>
               <w:left w:w="80" w:type="dxa"/>
@@ -807,7 +824,7 @@
       <w:tr>
         <w:tc>
           <w:tcPr>
-            <w:tcW w:w="2785" w:type="dxa"/>
+            <w:tcW w:w="3055" w:type="dxa"/>
             <w:tcMar>
               <w:top w:w="60" w:type="dxa"/>
               <w:left w:w="80" w:type="dxa"/>
@@ -817,6 +834,7 @@
           </w:tcPr>
           <w:p>
             <w:pPr>
+              <w:ind w:left="274"/>
               <w:rPr>
                 <w:sz w:val="18"/>
                 <w:szCs w:val="18"/>
@@ -874,7 +892,7 @@
         </w:tc>
         <w:tc>
           <w:tcPr>
-            <w:tcW w:w="6073" w:type="dxa"/>
+            <w:tcW w:w="5803" w:type="dxa"/>
             <w:tcMar>
               <w:top w:w="60" w:type="dxa"/>
               <w:left w:w="80" w:type="dxa"/>
@@ -894,7 +912,14 @@
                 <w:sz w:val="18"/>
                 <w:szCs w:val="18"/>
               </w:rPr>
-              <w:t>{{FungsiPJ}}</w:t>
+              <w:t xml:space="preserve">{{FungsiPJ}}</w:t>
+            </w:r>
+            <w:r>
+              <w:rPr>
+                <w:sz w:val="18"/>
+                <w:szCs w:val="18"/>
+              </w:rPr>
+              <w:t/>
             </w:r>
           </w:p>
         </w:tc>
@@ -902,7 +927,7 @@
       <w:tr>
         <w:tc>
           <w:tcPr>
-            <w:tcW w:w="2785" w:type="dxa"/>
+            <w:tcW w:w="3055" w:type="dxa"/>
             <w:tcMar>
               <w:top w:w="60" w:type="dxa"/>
               <w:left w:w="80" w:type="dxa"/>
@@ -912,6 +937,7 @@
           </w:tcPr>
           <w:p>
             <w:pPr>
+              <w:ind w:left="274"/>
               <w:rPr>
                 <w:sz w:val="18"/>
                 <w:szCs w:val="18"/>
@@ -955,7 +981,7 @@
         </w:tc>
         <w:tc>
           <w:tcPr>
-            <w:tcW w:w="6073" w:type="dxa"/>
+            <w:tcW w:w="5803" w:type="dxa"/>
             <w:tcMar>
               <w:top w:w="60" w:type="dxa"/>
               <w:left w:w="80" w:type="dxa"/>
@@ -975,7 +1001,14 @@
                 <w:sz w:val="18"/>
                 <w:szCs w:val="18"/>
               </w:rPr>
-              <w:t>{{FungsiPJ}}</w:t>
+              <w:t xml:space="preserve">{{FungsiPJ}}</w:t>
+            </w:r>
+            <w:r>
+              <w:rPr>
+                <w:sz w:val="18"/>
+                <w:szCs w:val="18"/>
+              </w:rPr>
+              <w:t/>
             </w:r>
           </w:p>
         </w:tc>
@@ -983,7 +1016,7 @@
       <w:tr>
         <w:tc>
           <w:tcPr>
-            <w:tcW w:w="2785" w:type="dxa"/>
+            <w:tcW w:w="3055" w:type="dxa"/>
             <w:tcMar>
               <w:top w:w="60" w:type="dxa"/>
               <w:left w:w="80" w:type="dxa"/>
@@ -993,6 +1026,7 @@
           </w:tcPr>
           <w:p>
             <w:pPr>
+              <w:ind w:left="274"/>
               <w:rPr>
                 <w:sz w:val="18"/>
                 <w:szCs w:val="18"/>
@@ -1036,7 +1070,7 @@
         </w:tc>
         <w:tc>
           <w:tcPr>
-            <w:tcW w:w="6073" w:type="dxa"/>
+            <w:tcW w:w="5803" w:type="dxa"/>
             <w:tcMar>
               <w:top w:w="60" w:type="dxa"/>
               <w:left w:w="80" w:type="dxa"/>
@@ -1064,7 +1098,7 @@
       <w:tr>
         <w:tc>
           <w:tcPr>
-            <w:tcW w:w="2785" w:type="dxa"/>
+            <w:tcW w:w="3055" w:type="dxa"/>
             <w:tcMar>
               <w:top w:w="60" w:type="dxa"/>
               <w:left w:w="80" w:type="dxa"/>
@@ -1074,6 +1108,7 @@
           </w:tcPr>
           <w:p>
             <w:pPr>
+              <w:ind w:left="274"/>
               <w:rPr>
                 <w:sz w:val="18"/>
                 <w:szCs w:val="18"/>
@@ -1124,7 +1159,7 @@
         </w:tc>
         <w:tc>
           <w:tcPr>
-            <w:tcW w:w="6073" w:type="dxa"/>
+            <w:tcW w:w="5803" w:type="dxa"/>
             <w:tcMar>
               <w:top w:w="60" w:type="dxa"/>
               <w:left w:w="80" w:type="dxa"/>
@@ -1152,7 +1187,7 @@
       <w:tr>
         <w:tc>
           <w:tcPr>
-            <w:tcW w:w="2785" w:type="dxa"/>
+            <w:tcW w:w="3055" w:type="dxa"/>
             <w:tcMar>
               <w:top w:w="60" w:type="dxa"/>
               <w:left w:w="80" w:type="dxa"/>
@@ -1162,6 +1197,7 @@
           </w:tcPr>
           <w:p>
             <w:pPr>
+              <w:ind w:left="274"/>
               <w:rPr>
                 <w:sz w:val="18"/>
                 <w:szCs w:val="18"/>
@@ -1205,7 +1241,7 @@
         </w:tc>
         <w:tc>
           <w:tcPr>
-            <w:tcW w:w="6073" w:type="dxa"/>
+            <w:tcW w:w="5803" w:type="dxa"/>
             <w:tcMar>
               <w:top w:w="60" w:type="dxa"/>
               <w:left w:w="80" w:type="dxa"/>
@@ -1239,12 +1275,14 @@
     <w:p>
       <w:pPr>
         <w:spacing w:line="276" w:lineRule="auto"/>
+        <w:ind w:left="360"/>
         <w:jc w:val="both"/>
         <w:rPr>
           <w:b/>
           <w:bCs/>
           <w:sz w:val="18"/>
           <w:szCs w:val="18"/>
+          <w:lang w:val="nb-NO"/>
         </w:rPr>
       </w:pPr>
       <w:r>
@@ -1253,8 +1291,9 @@
           <w:bCs/>
           <w:sz w:val="18"/>
           <w:szCs w:val="18"/>
-        </w:rPr>
-        <w:t xml:space="preserve">Pada </w:t>
+          <w:lang w:val="nb-NO"/>
+        </w:rPr>
+        <w:t xml:space="preserve">Pada hari ini </w:t>
       </w:r>
       <w:r>
         <w:rPr>
@@ -1262,8 +1301,9 @@
           <w:bCs/>
           <w:sz w:val="18"/>
           <w:szCs w:val="18"/>
-        </w:rPr>
-        <w:t>hari</w:t>
+          <w:lang w:val="nb-NO"/>
+        </w:rPr>
+        <w:t>{{HariTanggal}}</w:t>
       </w:r>
       <w:r>
         <w:rPr>
@@ -1271,8 +1311,9 @@
           <w:bCs/>
           <w:sz w:val="18"/>
           <w:szCs w:val="18"/>
-        </w:rPr>
-        <w:t xml:space="preserve"> </w:t>
+          <w:lang w:val="nb-NO"/>
+        </w:rPr>
+        <w:t xml:space="preserve"> Tanggal </w:t>
       </w:r>
       <w:r>
         <w:rPr>
@@ -1280,8 +1321,9 @@
           <w:bCs/>
           <w:sz w:val="18"/>
           <w:szCs w:val="18"/>
-        </w:rPr>
-        <w:t>ini</w:t>
+          <w:lang w:val="nb-NO"/>
+        </w:rPr>
+        <w:t>{{TanggalAngka}}</w:t>
       </w:r>
       <w:r>
         <w:rPr>
@@ -1289,6 +1331,7 @@
           <w:bCs/>
           <w:sz w:val="18"/>
           <w:szCs w:val="18"/>
+          <w:lang w:val="nb-NO"/>
         </w:rPr>
         <w:t xml:space="preserve"> </w:t>
       </w:r>
@@ -1298,8 +1341,9 @@
           <w:bCs/>
           <w:sz w:val="18"/>
           <w:szCs w:val="18"/>
-        </w:rPr>
-        <w:t>{{HariTanggal}}</w:t>
+          <w:lang w:val="nb-NO"/>
+        </w:rPr>
+        <w:t>{{BulanTanggal}}</w:t>
       </w:r>
       <w:r>
         <w:rPr>
@@ -1307,242 +1351,9 @@
           <w:bCs/>
           <w:sz w:val="18"/>
           <w:szCs w:val="18"/>
-        </w:rPr>
-        <w:t xml:space="preserve"> </w:t>
-      </w:r>
-      <w:r>
-        <w:rPr>
-          <w:b/>
-          <w:bCs/>
-          <w:sz w:val="18"/>
-          <w:szCs w:val="18"/>
-        </w:rPr>
-        <w:t>Tanggal</w:t>
-      </w:r>
-      <w:r>
-        <w:rPr>
-          <w:b/>
-          <w:bCs/>
-          <w:sz w:val="18"/>
-          <w:szCs w:val="18"/>
-        </w:rPr>
-        <w:t xml:space="preserve"> </w:t>
-      </w:r>
-      <w:r>
-        <w:rPr>
-          <w:b/>
-          <w:bCs/>
-          <w:sz w:val="18"/>
-          <w:szCs w:val="18"/>
-        </w:rPr>
-        <w:t>{{TanggalAngka}}</w:t>
-      </w:r>
-      <w:r>
-        <w:rPr>
-          <w:b/>
-          <w:bCs/>
-          <w:sz w:val="18"/>
-          <w:szCs w:val="18"/>
-        </w:rPr>
-        <w:t xml:space="preserve"> </w:t>
-      </w:r>
-      <w:r>
-        <w:rPr>
-          <w:b/>
-          <w:bCs/>
-          <w:sz w:val="18"/>
-          <w:szCs w:val="18"/>
-        </w:rPr>
-        <w:t>{{BulanTanggal}}</w:t>
-      </w:r>
-      <w:r>
-        <w:rPr>
-          <w:b/>
-          <w:bCs/>
-          <w:sz w:val="18"/>
-          <w:szCs w:val="18"/>
-        </w:rPr>
-        <w:t xml:space="preserve"> {{TahunTanggal}} </w:t>
-      </w:r>
-      <w:r>
-        <w:rPr>
-          <w:b/>
-          <w:bCs/>
-          <w:sz w:val="18"/>
-          <w:szCs w:val="18"/>
-        </w:rPr>
-        <w:t>telah</w:t>
-      </w:r>
-      <w:r>
-        <w:rPr>
-          <w:b/>
-          <w:bCs/>
-          <w:sz w:val="18"/>
-          <w:szCs w:val="18"/>
-        </w:rPr>
-        <w:t xml:space="preserve"> </w:t>
-      </w:r>
-      <w:r>
-        <w:rPr>
-          <w:b/>
-          <w:bCs/>
-          <w:sz w:val="18"/>
-          <w:szCs w:val="18"/>
-        </w:rPr>
-        <w:t>diserahterimakan</w:t>
-      </w:r>
-      <w:r>
-        <w:rPr>
-          <w:b/>
-          <w:bCs/>
-          <w:sz w:val="18"/>
-          <w:szCs w:val="18"/>
-        </w:rPr>
-        <w:t xml:space="preserve"> </w:t>
-      </w:r>
-      <w:r>
-        <w:rPr>
-          <w:b/>
-          <w:bCs/>
-          <w:sz w:val="18"/>
-          <w:szCs w:val="18"/>
-        </w:rPr>
-        <w:t>perangkat</w:t>
-      </w:r>
-      <w:r>
-        <w:rPr>
-          <w:b/>
-          <w:bCs/>
-          <w:sz w:val="18"/>
-          <w:szCs w:val="18"/>
-        </w:rPr>
-        <w:t xml:space="preserve"> </w:t>
-      </w:r>
-      <w:r>
-        <w:rPr>
-          <w:b/>
-          <w:bCs/>
-          <w:sz w:val="18"/>
-          <w:szCs w:val="18"/>
-        </w:rPr>
-        <w:t>dengan</w:t>
-      </w:r>
-      <w:r>
-        <w:rPr>
-          <w:b/>
-          <w:bCs/>
-          <w:sz w:val="18"/>
-          <w:szCs w:val="18"/>
-        </w:rPr>
-        <w:t xml:space="preserve"> </w:t>
-      </w:r>
-      <w:r>
-        <w:rPr>
-          <w:b/>
-          <w:bCs/>
-          <w:sz w:val="18"/>
-          <w:szCs w:val="18"/>
-        </w:rPr>
-        <w:t>spesifikasi</w:t>
-      </w:r>
-      <w:r>
-        <w:rPr>
-          <w:b/>
-          <w:bCs/>
-          <w:sz w:val="18"/>
-          <w:szCs w:val="18"/>
-        </w:rPr>
-        <w:t xml:space="preserve"> </w:t>
-      </w:r>
-      <w:r>
-        <w:rPr>
-          <w:b/>
-          <w:bCs/>
-          <w:sz w:val="18"/>
-          <w:szCs w:val="18"/>
-        </w:rPr>
-        <w:t>serta</w:t>
-      </w:r>
-      <w:r>
-        <w:rPr>
-          <w:b/>
-          <w:bCs/>
-          <w:sz w:val="18"/>
-          <w:szCs w:val="18"/>
-        </w:rPr>
-        <w:t xml:space="preserve"> </w:t>
-      </w:r>
-      <w:r>
-        <w:rPr>
-          <w:b/>
-          <w:bCs/>
-          <w:sz w:val="18"/>
-          <w:szCs w:val="18"/>
-        </w:rPr>
-        <w:t>syarat-syarat</w:t>
-      </w:r>
-      <w:r>
-        <w:rPr>
-          <w:b/>
-          <w:bCs/>
-          <w:sz w:val="18"/>
-          <w:szCs w:val="18"/>
-        </w:rPr>
-        <w:t xml:space="preserve"> dan </w:t>
-      </w:r>
-      <w:r>
-        <w:rPr>
-          <w:b/>
-          <w:bCs/>
-          <w:sz w:val="18"/>
-          <w:szCs w:val="18"/>
-        </w:rPr>
-        <w:t>ketentuan</w:t>
-      </w:r>
-      <w:r>
-        <w:rPr>
-          <w:b/>
-          <w:bCs/>
-          <w:sz w:val="18"/>
-          <w:szCs w:val="18"/>
-        </w:rPr>
-        <w:t xml:space="preserve"> </w:t>
-      </w:r>
-      <w:r>
-        <w:rPr>
-          <w:b/>
-          <w:bCs/>
-          <w:sz w:val="18"/>
-          <w:szCs w:val="18"/>
-        </w:rPr>
-        <w:t>sebagai</w:t>
-      </w:r>
-      <w:r>
-        <w:rPr>
-          <w:b/>
-          <w:bCs/>
-          <w:sz w:val="18"/>
-          <w:szCs w:val="18"/>
-        </w:rPr>
-        <w:t xml:space="preserve"> </w:t>
-      </w:r>
-      <w:r>
-        <w:rPr>
-          <w:b/>
-          <w:bCs/>
-          <w:sz w:val="18"/>
-          <w:szCs w:val="18"/>
-        </w:rPr>
-        <w:t>berikut</w:t>
-      </w:r>
-      <w:r>
-        <w:rPr>
-          <w:b/>
-          <w:bCs/>
-          <w:sz w:val="18"/>
-          <w:szCs w:val="18"/>
-        </w:rPr>
-        <w:t>:</w:t>
+          <w:lang w:val="nb-NO"/>
+        </w:rPr>
+        <w:t xml:space="preserve"> {{TahunTanggal}} telah diserahterimakan perangkat dengan spesifikasi serta syarat-syarat dan ketentuan sebagai berikut:</w:t>
       </w:r>
     </w:p>
     <w:p>
@@ -1551,6 +1362,7 @@
         <w:rPr>
           <w:sz w:val="18"/>
           <w:szCs w:val="18"/>
+          <w:lang w:val="nb-NO"/>
         </w:rPr>
       </w:pPr>
     </w:p>
@@ -1679,7 +1491,6 @@
                   <w:pPr>
                     <w:pStyle w:val="ListParagraph"/>
                     <w:ind w:left="0"/>
-                    <w:jc w:val="center"/>
                     <w:rPr>
                       <w:b/>
                       <w:bCs/>
@@ -1846,7 +1657,6 @@
                   <w:pPr>
                     <w:pStyle w:val="ListParagraph"/>
                     <w:ind w:left="0"/>
-                    <w:jc w:val="center"/>
                     <w:rPr>
                       <w:b/>
                       <w:bCs/>
@@ -1941,6 +1751,7 @@
             <w:pPr>
               <w:pStyle w:val="ListParagraph"/>
               <w:ind w:left="0"/>
+              <w:jc w:val="center"/>
               <w:rPr>
                 <w:b/>
                 <w:bCs/>
@@ -1988,6 +1799,7 @@
             <w:pPr>
               <w:pStyle w:val="ListParagraph"/>
               <w:ind w:left="0"/>
+              <w:jc w:val="center"/>
               <w:rPr>
                 <w:b/>
                 <w:bCs/>
@@ -2021,6 +1833,7 @@
             <w:pPr>
               <w:pStyle w:val="ListParagraph"/>
               <w:ind w:left="0"/>
+              <w:jc w:val="center"/>
               <w:rPr>
                 <w:b/>
                 <w:bCs/>
@@ -2035,6 +1848,7 @@
             <w:pPr>
               <w:pStyle w:val="ListParagraph"/>
               <w:ind w:left="0"/>
+              <w:jc w:val="center"/>
               <w:rPr>
                 <w:b/>
                 <w:bCs/>
@@ -2082,7 +1896,7 @@
                 <w:szCs w:val="18"/>
                 <w:lang w:val="nb-NO"/>
               </w:rPr>
-              <w:t>{{PerangkatNo}}.</w:t>
+              <w:t>1.</w:t>
             </w:r>
           </w:p>
         </w:tc>
@@ -2109,7 +1923,7 @@
                 <w:szCs w:val="18"/>
                 <w:lang w:val="nb-NO"/>
               </w:rPr>
-              <w:t>{{PerangkatJumlah}}</w:t>
+              <w:t>5</w:t>
             </w:r>
           </w:p>
         </w:tc>
@@ -2136,7 +1950,7 @@
                 <w:szCs w:val="18"/>
                 <w:lang w:val="nb-NO"/>
               </w:rPr>
-              <w:t>{{PerangkatTerbilang}}</w:t>
+              <w:t>Lima</w:t>
             </w:r>
           </w:p>
         </w:tc>
@@ -2163,7 +1977,7 @@
                 <w:szCs w:val="18"/>
                 <w:lang w:val="nb-NO"/>
               </w:rPr>
-              <w:t>{{PerangkatSatuan}}</w:t>
+              <w:t>Pcs</w:t>
             </w:r>
           </w:p>
         </w:tc>
@@ -2190,7 +2004,7 @@
                 <w:szCs w:val="18"/>
                 <w:lang w:val="nb-NO"/>
               </w:rPr>
-              <w:t>{{PerangkatSN}}</w:t>
+              <w:t>2601AP61HVE9</w:t>
             </w:r>
           </w:p>
         </w:tc>
@@ -2217,7 +2031,7 @@
                 <w:szCs w:val="18"/>
                 <w:lang w:val="nb-NO"/>
               </w:rPr>
-              <w:t>{{PerangkatKeterangan}}</w:t>
+              <w:t>Logitech Signature M650</w:t>
             </w:r>
           </w:p>
         </w:tc>
@@ -3198,6 +3012,7 @@
           <w:szCs w:val="18"/>
           <w:lang w:val="nb-NO"/>
         </w:rPr>
+        <w:lastRenderedPageBreak/>
         <w:t>Kami sebagai Penerima/Penanggung Jawab telah membaca, memahami, dan menerima semua ketentuan Perusahaan tersebut.</w:t>
       </w:r>
     </w:p>
@@ -3601,7 +3416,7 @@
           <w:szCs w:val="18"/>
           <w:lang w:val="nb-NO"/>
         </w:rPr>
-        <w:t xml:space="preserve"> {{JenisPerangkat}}</w:t>
+        <w:t xml:space="preserve"> Mouse</w:t>
       </w:r>
     </w:p>
     <w:p>
@@ -3683,7 +3498,14 @@
           <w:sz w:val="18"/>
           <w:szCs w:val="18"/>
         </w:rPr>
-        <w:t>{{FungsiPJ}}</w:t>
+        <w:t xml:space="preserve">{{FungsiPJ}}</w:t>
+      </w:r>
+      <w:r>
+        <w:rPr>
+          <w:sz w:val="18"/>
+          <w:szCs w:val="18"/>
+        </w:rPr>
+        <w:t/>
       </w:r>
     </w:p>
     <w:p>

--- a/SistemBeritaAcara.Web/wwwroot/files/templates/BA_Template_Peminjaman.docx
+++ b/SistemBeritaAcara.Web/wwwroot/files/templates/BA_Template_Peminjaman.docx
@@ -1,5 +1,55 @@
 
-<file path=word/document.xml><?xml version="1.0" encoding="utf-8"?>
+<file path=docProps\app.xml><?xml version="1.0" encoding="utf-8"?>
+<Properties xmlns="http://schemas.openxmlformats.org/officeDocument/2006/extended-properties" xmlns:vt="http://schemas.openxmlformats.org/officeDocument/2006/docPropsVTypes">
+  <Template>Normal.dotm</Template>
+  <TotalTime>5</TotalTime>
+  <Pages>3</Pages>
+  <Words>470</Words>
+  <Characters>2684</Characters>
+  <Application>Microsoft Office Word</Application>
+  <DocSecurity>0</DocSecurity>
+  <Lines>22</Lines>
+  <Paragraphs>6</Paragraphs>
+  <ScaleCrop>false</ScaleCrop>
+  <HeadingPairs>
+    <vt:vector size="2" baseType="variant">
+      <vt:variant>
+        <vt:lpstr>Title</vt:lpstr>
+      </vt:variant>
+      <vt:variant>
+        <vt:i4>1</vt:i4>
+      </vt:variant>
+    </vt:vector>
+  </HeadingPairs>
+  <TitlesOfParts>
+    <vt:vector size="1" baseType="lpstr">
+      <vt:lpstr/>
+    </vt:vector>
+  </TitlesOfParts>
+  <Company/>
+  <LinksUpToDate>false</LinksUpToDate>
+  <CharactersWithSpaces>3148</CharactersWithSpaces>
+  <SharedDoc>false</SharedDoc>
+  <HyperlinksChanged>false</HyperlinksChanged>
+  <AppVersion>16.0000</AppVersion>
+</Properties>
+</file>
+
+<file path=docProps\core.xml><?xml version="1.0" encoding="utf-8"?>
+<cp:coreProperties xmlns:cp="http://schemas.openxmlformats.org/package/2006/metadata/core-properties" xmlns:dc="http://purl.org/dc/elements/1.1/" xmlns:dcterms="http://purl.org/dc/terms/" xmlns:dcmitype="http://purl.org/dc/dcmitype/" xmlns:xsi="http://www.w3.org/2001/XMLSchema-instance">
+  <dc:title/>
+  <dc:subject/>
+  <dc:creator>USER</dc:creator>
+  <cp:keywords/>
+  <dc:description/>
+  <cp:lastModifiedBy>USER</cp:lastModifiedBy>
+  <cp:revision>4</cp:revision>
+  <dcterms:created xsi:type="dcterms:W3CDTF">2026-06-16T09:25:00Z</dcterms:created>
+  <dcterms:modified xsi:type="dcterms:W3CDTF">2026-06-18T02:30:00Z</dcterms:modified>
+</cp:coreProperties>
+</file>
+
+<file path=word\document.xml><?xml version="1.0" encoding="utf-8"?>
 <w:document xmlns:wpc="http://schemas.microsoft.com/office/word/2010/wordprocessingCanvas" xmlns:cx="http://schemas.microsoft.com/office/drawing/2014/chartex" xmlns:cx1="http://schemas.microsoft.com/office/drawing/2015/9/8/chartex" xmlns:cx2="http://schemas.microsoft.com/office/drawing/2015/10/21/chartex" xmlns:cx3="http://schemas.microsoft.com/office/drawing/2016/5/9/chartex" xmlns:cx4="http://schemas.microsoft.com/office/drawing/2016/5/10/chartex" xmlns:cx5="http://schemas.microsoft.com/office/drawing/2016/5/11/chartex" xmlns:cx6="http://schemas.microsoft.com/office/drawing/2016/5/12/chartex" xmlns:cx7="http://schemas.microsoft.com/office/drawing/2016/5/13/chartex" xmlns:cx8="http://schemas.microsoft.com/office/drawing/2016/5/14/chartex" xmlns:mc="http://schemas.openxmlformats.org/markup-compatibility/2006" xmlns:aink="http://schemas.microsoft.com/office/drawing/2016/ink" xmlns:am3d="http://schemas.microsoft.com/office/drawing/2017/model3d" xmlns:o="urn:schemas-microsoft-com:office:office" xmlns:oel="http://schemas.microsoft.com/office/2019/extlst" xmlns:r="http://schemas.openxmlformats.org/officeDocument/2006/relationships" xmlns:m="http://schemas.openxmlformats.org/officeDocument/2006/math" xmlns:v="urn:schemas-microsoft-com:vml" xmlns:wp14="http://schemas.microsoft.com/office/word/2010/wordprocessingDrawing" xmlns:wp="http://schemas.openxmlformats.org/drawingml/2006/wordprocessingDrawing" xmlns:w10="urn:schemas-microsoft-com:office:word" xmlns:w="http://schemas.openxmlformats.org/wordprocessingml/2006/main" xmlns:w14="http://schemas.microsoft.com/office/word/2010/wordml" xmlns:w15="http://schemas.microsoft.com/office/word/2012/wordml" xmlns:w16cex="http://schemas.microsoft.com/office/word/2018/wordml/cex" xmlns:w16cid="http://schemas.microsoft.com/office/word/2016/wordml/cid" xmlns:w16="http://schemas.microsoft.com/office/word/2018/wordml" xmlns:w16du="http://schemas.microsoft.com/office/word/2023/wordml/word16du" xmlns:w16sdtdh="http://schemas.microsoft.com/office/word/2020/wordml/sdtdatahash" xmlns:w16sdtfl="http://schemas.microsoft.com/office/word/2024/wordml/sdtformatlock" xmlns:w16se="http://schemas.microsoft.com/office/word/2015/wordml/symex" xmlns:wpg="http://schemas.microsoft.com/office/word/2010/wordprocessingGroup" xmlns:wpi="http://schemas.microsoft.com/office/word/2010/wordprocessingInk" xmlns:wne="http://schemas.microsoft.com/office/word/2006/wordml" xmlns:wps="http://schemas.microsoft.com/office/word/2010/wordprocessingShape" mc:Ignorable="w14 w15 w16se w16cid w16 w16cex w16sdtdh w16sdtfl w16du wp14">
   <w:body>
     <w:tbl>
@@ -170,13 +220,7 @@
               </w:rPr>
             </w:pPr>
             <w:r>
-              <w:t xml:space="preserve">Gd. Wisma </w:t>
-            </w:r>
-            <w:r>
-              <w:t>Tugu</w:t>
-            </w:r>
-            <w:r>
-              <w:t xml:space="preserve"> II Lt. 2 Jl. </w:t>
+              <w:t xml:space="preserve">Gd. Wisma Tugu II Lt. 2 Jl. </w:t>
             </w:r>
             <w:r>
               <w:rPr>
@@ -245,14 +289,14 @@
               <w:tblLook w:val="04A0" w:firstRow="1" w:lastRow="0" w:firstColumn="1" w:lastColumn="0" w:noHBand="0" w:noVBand="1"/>
             </w:tblPr>
             <w:tblGrid>
-              <w:gridCol w:w="1466"/>
+              <w:gridCol w:w="885"/>
               <w:gridCol w:w="272"/>
-              <w:gridCol w:w="2719"/>
+              <w:gridCol w:w="3302"/>
             </w:tblGrid>
             <w:tr>
               <w:tc>
                 <w:tcPr>
-                  <w:tcW w:w="1485" w:type="dxa"/>
+                  <w:tcW w:w="885" w:type="dxa"/>
                 </w:tcPr>
                 <w:p>
                   <w:pPr>
@@ -274,7 +318,7 @@
               </w:tc>
               <w:tc>
                 <w:tcPr>
-                  <w:tcW w:w="236" w:type="dxa"/>
+                  <w:tcW w:w="270" w:type="dxa"/>
                 </w:tcPr>
                 <w:p>
                   <w:pPr>
@@ -292,7 +336,7 @@
               </w:tc>
               <w:tc>
                 <w:tcPr>
-                  <w:tcW w:w="2736" w:type="dxa"/>
+                  <w:tcW w:w="3302" w:type="dxa"/>
                 </w:tcPr>
                 <w:p>
                   <w:pPr>
@@ -316,7 +360,7 @@
             <w:tr>
               <w:tc>
                 <w:tcPr>
-                  <w:tcW w:w="1485" w:type="dxa"/>
+                  <w:tcW w:w="885" w:type="dxa"/>
                 </w:tcPr>
                 <w:p>
                   <w:pPr>
@@ -338,7 +382,7 @@
               </w:tc>
               <w:tc>
                 <w:tcPr>
-                  <w:tcW w:w="236" w:type="dxa"/>
+                  <w:tcW w:w="270" w:type="dxa"/>
                 </w:tcPr>
                 <w:p>
                   <w:pPr>
@@ -356,7 +400,7 @@
               </w:tc>
               <w:tc>
                 <w:tcPr>
-                  <w:tcW w:w="2736" w:type="dxa"/>
+                  <w:tcW w:w="3302" w:type="dxa"/>
                 </w:tcPr>
                 <w:p>
                   <w:pPr>
@@ -380,7 +424,7 @@
             <w:tr>
               <w:tc>
                 <w:tcPr>
-                  <w:tcW w:w="1485" w:type="dxa"/>
+                  <w:tcW w:w="885" w:type="dxa"/>
                 </w:tcPr>
                 <w:p>
                   <w:pPr>
@@ -402,7 +446,7 @@
               </w:tc>
               <w:tc>
                 <w:tcPr>
-                  <w:tcW w:w="236" w:type="dxa"/>
+                  <w:tcW w:w="270" w:type="dxa"/>
                 </w:tcPr>
                 <w:p>
                   <w:pPr>
@@ -420,7 +464,7 @@
               </w:tc>
               <w:tc>
                 <w:tcPr>
-                  <w:tcW w:w="2736" w:type="dxa"/>
+                  <w:tcW w:w="3302" w:type="dxa"/>
                 </w:tcPr>
                 <w:p>
                   <w:pPr>
@@ -444,7 +488,7 @@
             <w:tr>
               <w:tc>
                 <w:tcPr>
-                  <w:tcW w:w="1485" w:type="dxa"/>
+                  <w:tcW w:w="885" w:type="dxa"/>
                 </w:tcPr>
                 <w:p>
                   <w:pPr>
@@ -466,7 +510,7 @@
               </w:tc>
               <w:tc>
                 <w:tcPr>
-                  <w:tcW w:w="236" w:type="dxa"/>
+                  <w:tcW w:w="270" w:type="dxa"/>
                 </w:tcPr>
                 <w:p>
                   <w:pPr>
@@ -484,7 +528,7 @@
               </w:tc>
               <w:tc>
                 <w:tcPr>
-                  <w:tcW w:w="2736" w:type="dxa"/>
+                  <w:tcW w:w="3302" w:type="dxa"/>
                 </w:tcPr>
                 <w:p>
                   <w:pPr>
@@ -585,21 +629,7 @@
                 <w:sz w:val="18"/>
                 <w:szCs w:val="18"/>
               </w:rPr>
-              <w:t xml:space="preserve">Nama </w:t>
-            </w:r>
-            <w:r>
-              <w:rPr>
-                <w:sz w:val="18"/>
-                <w:szCs w:val="18"/>
-              </w:rPr>
-              <w:t>Penanggung</w:t>
-            </w:r>
-            <w:r>
-              <w:rPr>
-                <w:sz w:val="18"/>
-                <w:szCs w:val="18"/>
-              </w:rPr>
-              <w:t xml:space="preserve"> Jawab</w:t>
+              <w:t>Nama Penanggung Jawab</w:t>
             </w:r>
           </w:p>
         </w:tc>
@@ -845,21 +875,7 @@
                 <w:sz w:val="18"/>
                 <w:szCs w:val="18"/>
               </w:rPr>
-              <w:t>Fungsi</w:t>
-            </w:r>
-            <w:r>
-              <w:rPr>
-                <w:sz w:val="18"/>
-                <w:szCs w:val="18"/>
-              </w:rPr>
-              <w:t>/</w:t>
-            </w:r>
-            <w:r>
-              <w:rPr>
-                <w:sz w:val="18"/>
-                <w:szCs w:val="18"/>
-              </w:rPr>
-              <w:t>Direktorat</w:t>
+              <w:t>Fungsi/Direktorat</w:t>
             </w:r>
           </w:p>
         </w:tc>
@@ -912,14 +928,7 @@
                 <w:sz w:val="18"/>
                 <w:szCs w:val="18"/>
               </w:rPr>
-              <w:t xml:space="preserve">{{FungsiPJ}}</w:t>
-            </w:r>
-            <w:r>
-              <w:rPr>
-                <w:sz w:val="18"/>
-                <w:szCs w:val="18"/>
-              </w:rPr>
-              <w:t/>
+              <w:t>{{FungsiPJ}}</w:t>
             </w:r>
           </w:p>
         </w:tc>
@@ -1001,14 +1010,7 @@
                 <w:sz w:val="18"/>
                 <w:szCs w:val="18"/>
               </w:rPr>
-              <w:t xml:space="preserve">{{FungsiPJ}}</w:t>
-            </w:r>
-            <w:r>
-              <w:rPr>
-                <w:sz w:val="18"/>
-                <w:szCs w:val="18"/>
-              </w:rPr>
-              <w:t/>
+              <w:t>{{FungsiPJ}}</w:t>
             </w:r>
           </w:p>
         </w:tc>
@@ -1119,14 +1121,7 @@
                 <w:sz w:val="18"/>
                 <w:szCs w:val="18"/>
               </w:rPr>
-              <w:t xml:space="preserve">No. </w:t>
-            </w:r>
-            <w:r>
-              <w:rPr>
-                <w:sz w:val="18"/>
-                <w:szCs w:val="18"/>
-              </w:rPr>
-              <w:t>Pekerja</w:t>
+              <w:t>No. Pekerja</w:t>
             </w:r>
           </w:p>
         </w:tc>
@@ -1282,7 +1277,6 @@
           <w:bCs/>
           <w:sz w:val="18"/>
           <w:szCs w:val="18"/>
-          <w:lang w:val="nb-NO"/>
         </w:rPr>
       </w:pPr>
       <w:r>
@@ -1291,47 +1285,46 @@
           <w:bCs/>
           <w:sz w:val="18"/>
           <w:szCs w:val="18"/>
-          <w:lang w:val="nb-NO"/>
-        </w:rPr>
-        <w:t xml:space="preserve">Pada hari ini </w:t>
-      </w:r>
+        </w:rPr>
+        <w:t xml:space="preserve">Pada </w:t>
+      </w:r>
+      <w:proofErr w:type="spellStart"/>
       <w:r>
         <w:rPr>
           <w:b/>
           <w:bCs/>
           <w:sz w:val="18"/>
           <w:szCs w:val="18"/>
-          <w:lang w:val="nb-NO"/>
-        </w:rPr>
-        <w:t>{{HariTanggal}}</w:t>
-      </w:r>
+        </w:rPr>
+        <w:t>hari</w:t>
+      </w:r>
+      <w:proofErr w:type="spellEnd"/>
       <w:r>
         <w:rPr>
           <w:b/>
           <w:bCs/>
           <w:sz w:val="18"/>
           <w:szCs w:val="18"/>
-          <w:lang w:val="nb-NO"/>
-        </w:rPr>
-        <w:t xml:space="preserve"> Tanggal </w:t>
-      </w:r>
+        </w:rPr>
+        <w:t xml:space="preserve"> </w:t>
+      </w:r>
+      <w:proofErr w:type="spellStart"/>
       <w:r>
         <w:rPr>
           <w:b/>
           <w:bCs/>
           <w:sz w:val="18"/>
           <w:szCs w:val="18"/>
-          <w:lang w:val="nb-NO"/>
-        </w:rPr>
-        <w:t>{{TanggalAngka}}</w:t>
-      </w:r>
+        </w:rPr>
+        <w:t>ini</w:t>
+      </w:r>
+      <w:proofErr w:type="spellEnd"/>
       <w:r>
         <w:rPr>
           <w:b/>
           <w:bCs/>
           <w:sz w:val="18"/>
           <w:szCs w:val="18"/>
-          <w:lang w:val="nb-NO"/>
         </w:rPr>
         <w:t xml:space="preserve"> </w:t>
       </w:r>
@@ -1341,19 +1334,353 @@
           <w:bCs/>
           <w:sz w:val="18"/>
           <w:szCs w:val="18"/>
-          <w:lang w:val="nb-NO"/>
-        </w:rPr>
-        <w:t>{{BulanTanggal}}</w:t>
-      </w:r>
+        </w:rPr>
+        <w:t>{{</w:t>
+      </w:r>
+      <w:proofErr w:type="spellStart"/>
       <w:r>
         <w:rPr>
           <w:b/>
           <w:bCs/>
           <w:sz w:val="18"/>
           <w:szCs w:val="18"/>
-          <w:lang w:val="nb-NO"/>
-        </w:rPr>
-        <w:t xml:space="preserve"> {{TahunTanggal}} telah diserahterimakan perangkat dengan spesifikasi serta syarat-syarat dan ketentuan sebagai berikut:</w:t>
+        </w:rPr>
+        <w:t>HariTanggal</w:t>
+      </w:r>
+      <w:proofErr w:type="spellEnd"/>
+      <w:r>
+        <w:rPr>
+          <w:b/>
+          <w:bCs/>
+          <w:sz w:val="18"/>
+          <w:szCs w:val="18"/>
+        </w:rPr>
+        <w:t>}}</w:t>
+      </w:r>
+      <w:r>
+        <w:rPr>
+          <w:b/>
+          <w:bCs/>
+          <w:sz w:val="18"/>
+          <w:szCs w:val="18"/>
+        </w:rPr>
+        <w:t xml:space="preserve"> </w:t>
+      </w:r>
+      <w:proofErr w:type="spellStart"/>
+      <w:r>
+        <w:rPr>
+          <w:b/>
+          <w:bCs/>
+          <w:sz w:val="18"/>
+          <w:szCs w:val="18"/>
+        </w:rPr>
+        <w:t>Tanggal</w:t>
+      </w:r>
+      <w:proofErr w:type="spellEnd"/>
+      <w:r>
+        <w:rPr>
+          <w:b/>
+          <w:bCs/>
+          <w:sz w:val="18"/>
+          <w:szCs w:val="18"/>
+        </w:rPr>
+        <w:t xml:space="preserve"> </w:t>
+      </w:r>
+      <w:r>
+        <w:rPr>
+          <w:b/>
+          <w:bCs/>
+          <w:sz w:val="18"/>
+          <w:szCs w:val="18"/>
+        </w:rPr>
+        <w:t>{{</w:t>
+      </w:r>
+      <w:proofErr w:type="spellStart"/>
+      <w:r>
+        <w:rPr>
+          <w:b/>
+          <w:bCs/>
+          <w:sz w:val="18"/>
+          <w:szCs w:val="18"/>
+        </w:rPr>
+        <w:t>TanggalAngka</w:t>
+      </w:r>
+      <w:proofErr w:type="spellEnd"/>
+      <w:r>
+        <w:rPr>
+          <w:b/>
+          <w:bCs/>
+          <w:sz w:val="18"/>
+          <w:szCs w:val="18"/>
+        </w:rPr>
+        <w:t>}}</w:t>
+      </w:r>
+      <w:r>
+        <w:rPr>
+          <w:b/>
+          <w:bCs/>
+          <w:sz w:val="18"/>
+          <w:szCs w:val="18"/>
+        </w:rPr>
+        <w:t xml:space="preserve"> </w:t>
+      </w:r>
+      <w:r>
+        <w:rPr>
+          <w:b/>
+          <w:bCs/>
+          <w:sz w:val="18"/>
+          <w:szCs w:val="18"/>
+        </w:rPr>
+        <w:t>{{</w:t>
+      </w:r>
+      <w:proofErr w:type="spellStart"/>
+      <w:r>
+        <w:rPr>
+          <w:b/>
+          <w:bCs/>
+          <w:sz w:val="18"/>
+          <w:szCs w:val="18"/>
+        </w:rPr>
+        <w:t>BulanTanggal</w:t>
+      </w:r>
+      <w:proofErr w:type="spellEnd"/>
+      <w:r>
+        <w:rPr>
+          <w:b/>
+          <w:bCs/>
+          <w:sz w:val="18"/>
+          <w:szCs w:val="18"/>
+        </w:rPr>
+        <w:t>}}</w:t>
+      </w:r>
+      <w:r>
+        <w:rPr>
+          <w:b/>
+          <w:bCs/>
+          <w:sz w:val="18"/>
+          <w:szCs w:val="18"/>
+        </w:rPr>
+        <w:t xml:space="preserve"> {{</w:t>
+      </w:r>
+      <w:proofErr w:type="spellStart"/>
+      <w:r>
+        <w:rPr>
+          <w:b/>
+          <w:bCs/>
+          <w:sz w:val="18"/>
+          <w:szCs w:val="18"/>
+        </w:rPr>
+        <w:t>TahunTanggal</w:t>
+      </w:r>
+      <w:proofErr w:type="spellEnd"/>
+      <w:r>
+        <w:rPr>
+          <w:b/>
+          <w:bCs/>
+          <w:sz w:val="18"/>
+          <w:szCs w:val="18"/>
+        </w:rPr>
+        <w:t xml:space="preserve">}} </w:t>
+      </w:r>
+      <w:proofErr w:type="spellStart"/>
+      <w:r>
+        <w:rPr>
+          <w:b/>
+          <w:bCs/>
+          <w:sz w:val="18"/>
+          <w:szCs w:val="18"/>
+        </w:rPr>
+        <w:t>telah</w:t>
+      </w:r>
+      <w:proofErr w:type="spellEnd"/>
+      <w:r>
+        <w:rPr>
+          <w:b/>
+          <w:bCs/>
+          <w:sz w:val="18"/>
+          <w:szCs w:val="18"/>
+        </w:rPr>
+        <w:t xml:space="preserve"> </w:t>
+      </w:r>
+      <w:proofErr w:type="spellStart"/>
+      <w:r>
+        <w:rPr>
+          <w:b/>
+          <w:bCs/>
+          <w:sz w:val="18"/>
+          <w:szCs w:val="18"/>
+        </w:rPr>
+        <w:t>diserahterimakan</w:t>
+      </w:r>
+      <w:proofErr w:type="spellEnd"/>
+      <w:r>
+        <w:rPr>
+          <w:b/>
+          <w:bCs/>
+          <w:sz w:val="18"/>
+          <w:szCs w:val="18"/>
+        </w:rPr>
+        <w:t xml:space="preserve"> </w:t>
+      </w:r>
+      <w:proofErr w:type="spellStart"/>
+      <w:r>
+        <w:rPr>
+          <w:b/>
+          <w:bCs/>
+          <w:sz w:val="18"/>
+          <w:szCs w:val="18"/>
+        </w:rPr>
+        <w:t>perangkat</w:t>
+      </w:r>
+      <w:proofErr w:type="spellEnd"/>
+      <w:r>
+        <w:rPr>
+          <w:b/>
+          <w:bCs/>
+          <w:sz w:val="18"/>
+          <w:szCs w:val="18"/>
+        </w:rPr>
+        <w:t xml:space="preserve"> </w:t>
+      </w:r>
+      <w:proofErr w:type="spellStart"/>
+      <w:r>
+        <w:rPr>
+          <w:b/>
+          <w:bCs/>
+          <w:sz w:val="18"/>
+          <w:szCs w:val="18"/>
+        </w:rPr>
+        <w:t>dengan</w:t>
+      </w:r>
+      <w:proofErr w:type="spellEnd"/>
+      <w:r>
+        <w:rPr>
+          <w:b/>
+          <w:bCs/>
+          <w:sz w:val="18"/>
+          <w:szCs w:val="18"/>
+        </w:rPr>
+        <w:t xml:space="preserve"> </w:t>
+      </w:r>
+      <w:proofErr w:type="spellStart"/>
+      <w:r>
+        <w:rPr>
+          <w:b/>
+          <w:bCs/>
+          <w:sz w:val="18"/>
+          <w:szCs w:val="18"/>
+        </w:rPr>
+        <w:t>spesifikasi</w:t>
+      </w:r>
+      <w:proofErr w:type="spellEnd"/>
+      <w:r>
+        <w:rPr>
+          <w:b/>
+          <w:bCs/>
+          <w:sz w:val="18"/>
+          <w:szCs w:val="18"/>
+        </w:rPr>
+        <w:t xml:space="preserve"> </w:t>
+      </w:r>
+      <w:proofErr w:type="spellStart"/>
+      <w:r>
+        <w:rPr>
+          <w:b/>
+          <w:bCs/>
+          <w:sz w:val="18"/>
+          <w:szCs w:val="18"/>
+        </w:rPr>
+        <w:t>serta</w:t>
+      </w:r>
+      <w:proofErr w:type="spellEnd"/>
+      <w:r>
+        <w:rPr>
+          <w:b/>
+          <w:bCs/>
+          <w:sz w:val="18"/>
+          <w:szCs w:val="18"/>
+        </w:rPr>
+        <w:t xml:space="preserve"> </w:t>
+      </w:r>
+      <w:proofErr w:type="spellStart"/>
+      <w:r>
+        <w:rPr>
+          <w:b/>
+          <w:bCs/>
+          <w:sz w:val="18"/>
+          <w:szCs w:val="18"/>
+        </w:rPr>
+        <w:t>syarat-syarat</w:t>
+      </w:r>
+      <w:proofErr w:type="spellEnd"/>
+      <w:r>
+        <w:rPr>
+          <w:b/>
+          <w:bCs/>
+          <w:sz w:val="18"/>
+          <w:szCs w:val="18"/>
+        </w:rPr>
+        <w:t xml:space="preserve"> dan </w:t>
+      </w:r>
+      <w:proofErr w:type="spellStart"/>
+      <w:r>
+        <w:rPr>
+          <w:b/>
+          <w:bCs/>
+          <w:sz w:val="18"/>
+          <w:szCs w:val="18"/>
+        </w:rPr>
+        <w:t>ketentuan</w:t>
+      </w:r>
+      <w:proofErr w:type="spellEnd"/>
+      <w:r>
+        <w:rPr>
+          <w:b/>
+          <w:bCs/>
+          <w:sz w:val="18"/>
+          <w:szCs w:val="18"/>
+        </w:rPr>
+        <w:t xml:space="preserve"> </w:t>
+      </w:r>
+      <w:proofErr w:type="spellStart"/>
+      <w:r>
+        <w:rPr>
+          <w:b/>
+          <w:bCs/>
+          <w:sz w:val="18"/>
+          <w:szCs w:val="18"/>
+        </w:rPr>
+        <w:t>sebagai</w:t>
+      </w:r>
+      <w:proofErr w:type="spellEnd"/>
+      <w:r>
+        <w:rPr>
+          <w:b/>
+          <w:bCs/>
+          <w:sz w:val="18"/>
+          <w:szCs w:val="18"/>
+        </w:rPr>
+        <w:t xml:space="preserve"> </w:t>
+      </w:r>
+      <w:proofErr w:type="spellStart"/>
+      <w:r>
+        <w:rPr>
+          <w:b/>
+          <w:bCs/>
+          <w:sz w:val="18"/>
+          <w:szCs w:val="18"/>
+        </w:rPr>
+        <w:t>berikut</w:t>
+      </w:r>
+      <w:proofErr w:type="spellEnd"/>
+      <w:r>
+        <w:rPr>
+          <w:b/>
+          <w:bCs/>
+          <w:sz w:val="18"/>
+          <w:szCs w:val="18"/>
+        </w:rPr>
+        <w:t>:</w:t>
       </w:r>
     </w:p>
     <w:p>
@@ -1362,7 +1689,6 @@
         <w:rPr>
           <w:sz w:val="18"/>
           <w:szCs w:val="18"/>
-          <w:lang w:val="nb-NO"/>
         </w:rPr>
       </w:pPr>
     </w:p>
@@ -1896,7 +2222,7 @@
                 <w:szCs w:val="18"/>
                 <w:lang w:val="nb-NO"/>
               </w:rPr>
-              <w:t>1.</w:t>
+              <w:t>{{PerangkatNo}}</w:t>
             </w:r>
           </w:p>
         </w:tc>
@@ -1923,7 +2249,7 @@
                 <w:szCs w:val="18"/>
                 <w:lang w:val="nb-NO"/>
               </w:rPr>
-              <w:t>5</w:t>
+              <w:t>{{PerangkatJumlah}}</w:t>
             </w:r>
           </w:p>
         </w:tc>
@@ -1950,7 +2276,7 @@
                 <w:szCs w:val="18"/>
                 <w:lang w:val="nb-NO"/>
               </w:rPr>
-              <w:t>Lima</w:t>
+              <w:t>{{PerangkatTerbilang}}</w:t>
             </w:r>
           </w:p>
         </w:tc>
@@ -1977,7 +2303,7 @@
                 <w:szCs w:val="18"/>
                 <w:lang w:val="nb-NO"/>
               </w:rPr>
-              <w:t>Pcs</w:t>
+              <w:t>{{PerangkatSatuan}}</w:t>
             </w:r>
           </w:p>
         </w:tc>
@@ -2004,7 +2330,7 @@
                 <w:szCs w:val="18"/>
                 <w:lang w:val="nb-NO"/>
               </w:rPr>
-              <w:t>2601AP61HVE9</w:t>
+              <w:t>{{PerangkatSN}}</w:t>
             </w:r>
           </w:p>
         </w:tc>
@@ -2031,7 +2357,7 @@
                 <w:szCs w:val="18"/>
                 <w:lang w:val="nb-NO"/>
               </w:rPr>
-              <w:t>Logitech Signature M650</w:t>
+              <w:t>{{PerangkatKeterangan}}</w:t>
             </w:r>
           </w:p>
         </w:tc>
@@ -2141,350 +2467,7 @@
           <w:sz w:val="18"/>
           <w:szCs w:val="18"/>
         </w:rPr>
-        <w:t>Pihak</w:t>
-      </w:r>
-      <w:r>
-        <w:rPr>
-          <w:sz w:val="18"/>
-          <w:szCs w:val="18"/>
-        </w:rPr>
-        <w:t xml:space="preserve"> </w:t>
-      </w:r>
-      <w:r>
-        <w:rPr>
-          <w:sz w:val="18"/>
-          <w:szCs w:val="18"/>
-        </w:rPr>
-        <w:t>penerima</w:t>
-      </w:r>
-      <w:r>
-        <w:rPr>
-          <w:sz w:val="18"/>
-          <w:szCs w:val="18"/>
-        </w:rPr>
-        <w:t xml:space="preserve"> </w:t>
-      </w:r>
-      <w:r>
-        <w:rPr>
-          <w:sz w:val="18"/>
-          <w:szCs w:val="18"/>
-        </w:rPr>
-        <w:t>bertanggung</w:t>
-      </w:r>
-      <w:r>
-        <w:rPr>
-          <w:sz w:val="18"/>
-          <w:szCs w:val="18"/>
-        </w:rPr>
-        <w:t xml:space="preserve"> </w:t>
-      </w:r>
-      <w:r>
-        <w:rPr>
-          <w:sz w:val="18"/>
-          <w:szCs w:val="18"/>
-        </w:rPr>
-        <w:t>jawab</w:t>
-      </w:r>
-      <w:r>
-        <w:rPr>
-          <w:sz w:val="18"/>
-          <w:szCs w:val="18"/>
-        </w:rPr>
-        <w:t xml:space="preserve"> </w:t>
-      </w:r>
-      <w:r>
-        <w:rPr>
-          <w:sz w:val="18"/>
-          <w:szCs w:val="18"/>
-        </w:rPr>
-        <w:t>sepenuhnya</w:t>
-      </w:r>
-      <w:r>
-        <w:rPr>
-          <w:sz w:val="18"/>
-          <w:szCs w:val="18"/>
-        </w:rPr>
-        <w:t xml:space="preserve"> </w:t>
-      </w:r>
-      <w:r>
-        <w:rPr>
-          <w:sz w:val="18"/>
-          <w:szCs w:val="18"/>
-        </w:rPr>
-        <w:t>atas</w:t>
-      </w:r>
-      <w:r>
-        <w:rPr>
-          <w:sz w:val="18"/>
-          <w:szCs w:val="18"/>
-        </w:rPr>
-        <w:t xml:space="preserve"> </w:t>
-      </w:r>
-      <w:r>
-        <w:rPr>
-          <w:sz w:val="18"/>
-          <w:szCs w:val="18"/>
-        </w:rPr>
-        <w:t>peralatan</w:t>
-      </w:r>
-      <w:r>
-        <w:rPr>
-          <w:sz w:val="18"/>
-          <w:szCs w:val="18"/>
-        </w:rPr>
-        <w:t xml:space="preserve"> yang </w:t>
-      </w:r>
-      <w:r>
-        <w:rPr>
-          <w:sz w:val="18"/>
-          <w:szCs w:val="18"/>
-        </w:rPr>
-        <w:t>digunakannya</w:t>
-      </w:r>
-      <w:r>
-        <w:rPr>
-          <w:sz w:val="18"/>
-          <w:szCs w:val="18"/>
-        </w:rPr>
-        <w:t xml:space="preserve"> dan </w:t>
-      </w:r>
-      <w:r>
-        <w:rPr>
-          <w:sz w:val="18"/>
-          <w:szCs w:val="18"/>
-        </w:rPr>
-        <w:t>telah</w:t>
-      </w:r>
-      <w:r>
-        <w:rPr>
-          <w:sz w:val="18"/>
-          <w:szCs w:val="18"/>
-        </w:rPr>
-        <w:t xml:space="preserve"> </w:t>
-      </w:r>
-      <w:r>
-        <w:rPr>
-          <w:sz w:val="18"/>
-          <w:szCs w:val="18"/>
-        </w:rPr>
-        <w:t>membaca</w:t>
-      </w:r>
-      <w:r>
-        <w:rPr>
-          <w:sz w:val="18"/>
-          <w:szCs w:val="18"/>
-        </w:rPr>
-        <w:t xml:space="preserve"> dan </w:t>
-      </w:r>
-      <w:r>
-        <w:rPr>
-          <w:sz w:val="18"/>
-          <w:szCs w:val="18"/>
-        </w:rPr>
-        <w:t>setuju</w:t>
-      </w:r>
-      <w:r>
-        <w:rPr>
-          <w:sz w:val="18"/>
-          <w:szCs w:val="18"/>
-        </w:rPr>
-        <w:t xml:space="preserve"> </w:t>
-      </w:r>
-      <w:r>
-        <w:rPr>
-          <w:sz w:val="18"/>
-          <w:szCs w:val="18"/>
-        </w:rPr>
-        <w:t>dengan</w:t>
-      </w:r>
-      <w:r>
-        <w:rPr>
-          <w:sz w:val="18"/>
-          <w:szCs w:val="18"/>
-        </w:rPr>
-        <w:t xml:space="preserve"> </w:t>
-      </w:r>
-      <w:r>
-        <w:rPr>
-          <w:sz w:val="18"/>
-          <w:szCs w:val="18"/>
-        </w:rPr>
-        <w:t>ketentuan</w:t>
-      </w:r>
-      <w:r>
-        <w:rPr>
-          <w:sz w:val="18"/>
-          <w:szCs w:val="18"/>
-        </w:rPr>
-        <w:t xml:space="preserve"> </w:t>
-      </w:r>
-      <w:r>
-        <w:rPr>
-          <w:sz w:val="18"/>
-          <w:szCs w:val="18"/>
-        </w:rPr>
-        <w:t>tambahan</w:t>
-      </w:r>
-      <w:r>
-        <w:rPr>
-          <w:sz w:val="18"/>
-          <w:szCs w:val="18"/>
-        </w:rPr>
-        <w:t xml:space="preserve"> yang </w:t>
-      </w:r>
-      <w:r>
-        <w:rPr>
-          <w:sz w:val="18"/>
-          <w:szCs w:val="18"/>
-        </w:rPr>
-        <w:t>tercantum</w:t>
-      </w:r>
-      <w:r>
-        <w:rPr>
-          <w:sz w:val="18"/>
-          <w:szCs w:val="18"/>
-        </w:rPr>
-        <w:t xml:space="preserve"> pada </w:t>
-      </w:r>
-      <w:r>
-        <w:rPr>
-          <w:sz w:val="18"/>
-          <w:szCs w:val="18"/>
-        </w:rPr>
-        <w:t>halaman</w:t>
-      </w:r>
-      <w:r>
-        <w:rPr>
-          <w:sz w:val="18"/>
-          <w:szCs w:val="18"/>
-        </w:rPr>
-        <w:t xml:space="preserve"> </w:t>
-      </w:r>
-      <w:r>
-        <w:rPr>
-          <w:sz w:val="18"/>
-          <w:szCs w:val="18"/>
-        </w:rPr>
-        <w:t>belakang</w:t>
-      </w:r>
-      <w:r>
-        <w:rPr>
-          <w:sz w:val="18"/>
-          <w:szCs w:val="18"/>
-        </w:rPr>
-        <w:t xml:space="preserve"> </w:t>
-      </w:r>
-      <w:r>
-        <w:rPr>
-          <w:sz w:val="18"/>
-          <w:szCs w:val="18"/>
-        </w:rPr>
-        <w:t>dari</w:t>
-      </w:r>
-      <w:r>
-        <w:rPr>
-          <w:sz w:val="18"/>
-          <w:szCs w:val="18"/>
-        </w:rPr>
-        <w:t xml:space="preserve"> </w:t>
-      </w:r>
-      <w:r>
-        <w:rPr>
-          <w:sz w:val="18"/>
-          <w:szCs w:val="18"/>
-        </w:rPr>
-        <w:t>lembar</w:t>
-      </w:r>
-      <w:r>
-        <w:rPr>
-          <w:sz w:val="18"/>
-          <w:szCs w:val="18"/>
-        </w:rPr>
-        <w:t xml:space="preserve"> </w:t>
-      </w:r>
-      <w:r>
-        <w:rPr>
-          <w:sz w:val="18"/>
-          <w:szCs w:val="18"/>
-        </w:rPr>
-        <w:t>bukti</w:t>
-      </w:r>
-      <w:r>
-        <w:rPr>
-          <w:sz w:val="18"/>
-          <w:szCs w:val="18"/>
-        </w:rPr>
-        <w:t xml:space="preserve"> </w:t>
-      </w:r>
-      <w:r>
-        <w:rPr>
-          <w:sz w:val="18"/>
-          <w:szCs w:val="18"/>
-        </w:rPr>
-        <w:t>penerimaan</w:t>
-      </w:r>
-      <w:r>
-        <w:rPr>
-          <w:sz w:val="18"/>
-          <w:szCs w:val="18"/>
-        </w:rPr>
-        <w:t xml:space="preserve"> </w:t>
-      </w:r>
-      <w:r>
-        <w:rPr>
-          <w:sz w:val="18"/>
-          <w:szCs w:val="18"/>
-        </w:rPr>
-        <w:t>barang</w:t>
-      </w:r>
-      <w:r>
-        <w:rPr>
-          <w:sz w:val="18"/>
-          <w:szCs w:val="18"/>
-        </w:rPr>
-        <w:t xml:space="preserve"> </w:t>
-      </w:r>
-      <w:r>
-        <w:rPr>
-          <w:sz w:val="18"/>
-          <w:szCs w:val="18"/>
-        </w:rPr>
-        <w:t>ini</w:t>
-      </w:r>
-      <w:r>
-        <w:rPr>
-          <w:sz w:val="18"/>
-          <w:szCs w:val="18"/>
-        </w:rPr>
-        <w:t xml:space="preserve"> (</w:t>
-      </w:r>
-      <w:r>
-        <w:rPr>
-          <w:sz w:val="18"/>
-          <w:szCs w:val="18"/>
-        </w:rPr>
-        <w:t>wajib</w:t>
-      </w:r>
-      <w:r>
-        <w:rPr>
-          <w:sz w:val="18"/>
-          <w:szCs w:val="18"/>
-        </w:rPr>
-        <w:t xml:space="preserve"> </w:t>
-      </w:r>
-      <w:r>
-        <w:rPr>
-          <w:sz w:val="18"/>
-          <w:szCs w:val="18"/>
-        </w:rPr>
-        <w:t>dibaca</w:t>
-      </w:r>
-      <w:r>
-        <w:rPr>
-          <w:sz w:val="18"/>
-          <w:szCs w:val="18"/>
-        </w:rPr>
-        <w:t>).</w:t>
+        <w:t>Pihak penerima bertanggung jawab sepenuhnya atas peralatan yang digunakannya dan telah membaca dan setuju dengan ketentuan tambahan yang tercantum pada halaman belakang dari lembar bukti penerimaan barang ini (wajib dibaca).</w:t>
       </w:r>
     </w:p>
     <w:p>
@@ -2520,350 +2503,14 @@
           <w:sz w:val="18"/>
           <w:szCs w:val="18"/>
         </w:rPr>
-        <w:t>Apabila</w:t>
-      </w:r>
-      <w:r>
-        <w:rPr>
-          <w:sz w:val="18"/>
-          <w:szCs w:val="18"/>
-        </w:rPr>
-        <w:t xml:space="preserve"> </w:t>
-      </w:r>
-      <w:r>
-        <w:rPr>
-          <w:sz w:val="18"/>
-          <w:szCs w:val="18"/>
-        </w:rPr>
-        <w:t>terjadi</w:t>
-      </w:r>
-      <w:r>
-        <w:rPr>
-          <w:sz w:val="18"/>
-          <w:szCs w:val="18"/>
-        </w:rPr>
-        <w:t xml:space="preserve"> </w:t>
-      </w:r>
-      <w:r>
-        <w:rPr>
-          <w:sz w:val="18"/>
-          <w:szCs w:val="18"/>
-        </w:rPr>
-        <w:t>pencurian</w:t>
-      </w:r>
-      <w:r>
-        <w:rPr>
-          <w:sz w:val="18"/>
-          <w:szCs w:val="18"/>
-        </w:rPr>
-        <w:t>/</w:t>
-      </w:r>
-      <w:r>
-        <w:rPr>
-          <w:sz w:val="18"/>
-          <w:szCs w:val="18"/>
-        </w:rPr>
-        <w:t>kehilangan</w:t>
-      </w:r>
-      <w:r>
-        <w:rPr>
-          <w:sz w:val="18"/>
-          <w:szCs w:val="18"/>
-        </w:rPr>
-        <w:t xml:space="preserve"> </w:t>
-      </w:r>
-      <w:r>
-        <w:rPr>
-          <w:sz w:val="18"/>
-          <w:szCs w:val="18"/>
-        </w:rPr>
-        <w:t>perangkat</w:t>
-      </w:r>
-      <w:r>
-        <w:rPr>
-          <w:sz w:val="18"/>
-          <w:szCs w:val="18"/>
-        </w:rPr>
-        <w:t xml:space="preserve"> yang </w:t>
-      </w:r>
-      <w:r>
-        <w:rPr>
-          <w:sz w:val="18"/>
-          <w:szCs w:val="18"/>
-        </w:rPr>
-        <w:t>diserahkan</w:t>
-      </w:r>
-      <w:r>
-        <w:rPr>
-          <w:sz w:val="18"/>
-          <w:szCs w:val="18"/>
-        </w:rPr>
-        <w:t xml:space="preserve"> </w:t>
-      </w:r>
-      <w:r>
-        <w:rPr>
-          <w:sz w:val="18"/>
-          <w:szCs w:val="18"/>
-        </w:rPr>
-        <w:t>kepada</w:t>
-      </w:r>
-      <w:r>
-        <w:rPr>
-          <w:sz w:val="18"/>
-          <w:szCs w:val="18"/>
-        </w:rPr>
-        <w:t xml:space="preserve"> </w:t>
-      </w:r>
-      <w:r>
-        <w:rPr>
-          <w:sz w:val="18"/>
-          <w:szCs w:val="18"/>
-        </w:rPr>
-        <w:t>pemakai</w:t>
-      </w:r>
-      <w:r>
-        <w:rPr>
-          <w:sz w:val="18"/>
-          <w:szCs w:val="18"/>
-        </w:rPr>
-        <w:t>/</w:t>
-      </w:r>
-      <w:r>
-        <w:rPr>
-          <w:sz w:val="18"/>
-          <w:szCs w:val="18"/>
-        </w:rPr>
-        <w:t>penanggung</w:t>
-      </w:r>
-      <w:r>
-        <w:rPr>
-          <w:sz w:val="18"/>
-          <w:szCs w:val="18"/>
-        </w:rPr>
-        <w:t xml:space="preserve"> </w:t>
-      </w:r>
-      <w:r>
-        <w:rPr>
-          <w:sz w:val="18"/>
-          <w:szCs w:val="18"/>
-        </w:rPr>
-        <w:t>jawab</w:t>
-      </w:r>
-      <w:r>
-        <w:rPr>
-          <w:sz w:val="18"/>
-          <w:szCs w:val="18"/>
-        </w:rPr>
-        <w:t xml:space="preserve">, </w:t>
-      </w:r>
-      <w:r>
-        <w:rPr>
-          <w:sz w:val="18"/>
-          <w:szCs w:val="18"/>
-        </w:rPr>
-        <w:t>maka</w:t>
-      </w:r>
-      <w:r>
-        <w:rPr>
-          <w:sz w:val="18"/>
-          <w:szCs w:val="18"/>
-        </w:rPr>
-        <w:t xml:space="preserve"> </w:t>
-      </w:r>
-      <w:r>
-        <w:rPr>
-          <w:sz w:val="18"/>
-          <w:szCs w:val="18"/>
-        </w:rPr>
-        <w:t>pemakai</w:t>
-      </w:r>
-      <w:r>
-        <w:rPr>
-          <w:sz w:val="18"/>
-          <w:szCs w:val="18"/>
-        </w:rPr>
-        <w:t>/</w:t>
-      </w:r>
-      <w:r>
-        <w:rPr>
-          <w:sz w:val="18"/>
-          <w:szCs w:val="18"/>
-        </w:rPr>
-        <w:t>penanggung</w:t>
-      </w:r>
-      <w:r>
-        <w:rPr>
-          <w:sz w:val="18"/>
-          <w:szCs w:val="18"/>
-        </w:rPr>
-        <w:t xml:space="preserve"> </w:t>
-      </w:r>
-      <w:r>
-        <w:rPr>
-          <w:sz w:val="18"/>
-          <w:szCs w:val="18"/>
-        </w:rPr>
-        <w:t>jawab</w:t>
-      </w:r>
-      <w:r>
-        <w:rPr>
-          <w:sz w:val="18"/>
-          <w:szCs w:val="18"/>
-        </w:rPr>
-        <w:t xml:space="preserve"> </w:t>
-      </w:r>
-      <w:r>
-        <w:rPr>
-          <w:sz w:val="18"/>
-          <w:szCs w:val="18"/>
-        </w:rPr>
-        <w:t>harus</w:t>
-      </w:r>
-      <w:r>
-        <w:rPr>
-          <w:sz w:val="18"/>
-          <w:szCs w:val="18"/>
-        </w:rPr>
-        <w:t xml:space="preserve"> </w:t>
-      </w:r>
-      <w:r>
-        <w:rPr>
-          <w:sz w:val="18"/>
-          <w:szCs w:val="18"/>
-        </w:rPr>
-        <w:t>melaporkan</w:t>
-      </w:r>
-      <w:r>
-        <w:rPr>
-          <w:sz w:val="18"/>
-          <w:szCs w:val="18"/>
-        </w:rPr>
-        <w:t xml:space="preserve"> </w:t>
-      </w:r>
-      <w:r>
-        <w:rPr>
-          <w:sz w:val="18"/>
-          <w:szCs w:val="18"/>
-        </w:rPr>
-        <w:t>kepada</w:t>
-      </w:r>
-      <w:r>
-        <w:rPr>
-          <w:sz w:val="18"/>
-          <w:szCs w:val="18"/>
-        </w:rPr>
-        <w:t xml:space="preserve"> </w:t>
-      </w:r>
-      <w:r>
-        <w:rPr>
-          <w:sz w:val="18"/>
-          <w:szCs w:val="18"/>
-        </w:rPr>
-        <w:t>Kepolisian</w:t>
-      </w:r>
-      <w:r>
-        <w:rPr>
-          <w:sz w:val="18"/>
-          <w:szCs w:val="18"/>
-        </w:rPr>
-        <w:t xml:space="preserve"> dan </w:t>
-      </w:r>
-      <w:r>
-        <w:rPr>
-          <w:sz w:val="18"/>
-          <w:szCs w:val="18"/>
-        </w:rPr>
-        <w:t>Sekuriti</w:t>
-      </w:r>
-      <w:r>
-        <w:rPr>
-          <w:sz w:val="18"/>
-          <w:szCs w:val="18"/>
-        </w:rPr>
-        <w:t xml:space="preserve"> PERTAMINA </w:t>
-      </w:r>
-      <w:r>
-        <w:rPr>
-          <w:sz w:val="18"/>
-          <w:szCs w:val="18"/>
-        </w:rPr>
-        <w:t>dimana</w:t>
-      </w:r>
-      <w:r>
-        <w:rPr>
-          <w:sz w:val="18"/>
-          <w:szCs w:val="18"/>
-        </w:rPr>
-        <w:t xml:space="preserve"> </w:t>
-      </w:r>
-      <w:r>
-        <w:rPr>
-          <w:sz w:val="18"/>
-          <w:szCs w:val="18"/>
-        </w:rPr>
-        <w:t>terjadi</w:t>
-      </w:r>
-      <w:r>
-        <w:rPr>
-          <w:sz w:val="18"/>
-          <w:szCs w:val="18"/>
-        </w:rPr>
-        <w:t xml:space="preserve"> </w:t>
-      </w:r>
-      <w:r>
-        <w:rPr>
-          <w:sz w:val="18"/>
-          <w:szCs w:val="18"/>
-        </w:rPr>
-        <w:t>pencurian</w:t>
-      </w:r>
-      <w:r>
-        <w:rPr>
-          <w:sz w:val="18"/>
-          <w:szCs w:val="18"/>
-        </w:rPr>
-        <w:t>/</w:t>
-      </w:r>
-      <w:r>
-        <w:rPr>
-          <w:sz w:val="18"/>
-          <w:szCs w:val="18"/>
-        </w:rPr>
-        <w:t>kehilangan</w:t>
-      </w:r>
-      <w:r>
-        <w:rPr>
-          <w:sz w:val="18"/>
-          <w:szCs w:val="18"/>
-        </w:rPr>
-        <w:t xml:space="preserve"> </w:t>
-      </w:r>
-      <w:r>
-        <w:rPr>
-          <w:sz w:val="18"/>
-          <w:szCs w:val="18"/>
-        </w:rPr>
-        <w:t>barang</w:t>
-      </w:r>
-      <w:r>
-        <w:rPr>
-          <w:sz w:val="18"/>
-          <w:szCs w:val="18"/>
-        </w:rPr>
-        <w:t xml:space="preserve"> </w:t>
-      </w:r>
-      <w:r>
-        <w:rPr>
-          <w:sz w:val="18"/>
-          <w:szCs w:val="18"/>
-        </w:rPr>
-        <w:t>tersebut</w:t>
-      </w:r>
-      <w:r>
-        <w:rPr>
-          <w:sz w:val="18"/>
-          <w:szCs w:val="18"/>
-        </w:rPr>
-        <w:t xml:space="preserve">. </w:t>
+        <w:t xml:space="preserve">Apabila terjadi pencurian/kehilangan perangkat yang diserahkan kepada pemakai/penanggung jawab, maka pemakai/penanggung jawab harus melaporkan kepada Kepolisian dan Sekuriti PERTAMINA dimana </w:t>
+      </w:r>
+      <w:r>
+        <w:rPr>
+          <w:sz w:val="18"/>
+          <w:szCs w:val="18"/>
+        </w:rPr>
+        <w:t xml:space="preserve">terjadi pencurian/kehilangan barang tersebut. </w:t>
       </w:r>
       <w:r>
         <w:rPr>
@@ -3012,7 +2659,6 @@
           <w:szCs w:val="18"/>
           <w:lang w:val="nb-NO"/>
         </w:rPr>
-        <w:lastRenderedPageBreak/>
         <w:t>Kami sebagai Penerima/Penanggung Jawab telah membaca, memahami, dan menerima semua ketentuan Perusahaan tersebut.</w:t>
       </w:r>
     </w:p>
@@ -3432,42 +3078,7 @@
           <w:sz w:val="18"/>
           <w:szCs w:val="18"/>
         </w:rPr>
-        <w:t>Sesuai</w:t>
-      </w:r>
-      <w:r>
-        <w:rPr>
-          <w:sz w:val="18"/>
-          <w:szCs w:val="18"/>
-        </w:rPr>
-        <w:t xml:space="preserve"> </w:t>
-      </w:r>
-      <w:r>
-        <w:rPr>
-          <w:sz w:val="18"/>
-          <w:szCs w:val="18"/>
-        </w:rPr>
-        <w:t>dengan</w:t>
-      </w:r>
-      <w:r>
-        <w:rPr>
-          <w:sz w:val="18"/>
-          <w:szCs w:val="18"/>
-        </w:rPr>
-        <w:t xml:space="preserve"> </w:t>
-      </w:r>
-      <w:r>
-        <w:rPr>
-          <w:sz w:val="18"/>
-          <w:szCs w:val="18"/>
-        </w:rPr>
-        <w:t>Tiket</w:t>
-      </w:r>
-      <w:r>
-        <w:rPr>
-          <w:sz w:val="18"/>
-          <w:szCs w:val="18"/>
-        </w:rPr>
-        <w:t xml:space="preserve"> di My SSC No. </w:t>
+        <w:t xml:space="preserve">Sesuai dengan Tiket di My SSC No. </w:t>
       </w:r>
       <w:r>
         <w:rPr>
@@ -3498,14 +3109,7 @@
           <w:sz w:val="18"/>
           <w:szCs w:val="18"/>
         </w:rPr>
-        <w:t xml:space="preserve">{{FungsiPJ}}</w:t>
-      </w:r>
-      <w:r>
-        <w:rPr>
-          <w:sz w:val="18"/>
-          <w:szCs w:val="18"/>
-        </w:rPr>
-        <w:t/>
+        <w:t>{{FungsiPJ}}</w:t>
       </w:r>
     </w:p>
     <w:p>
@@ -3601,7 +3205,40 @@
 </w:document>
 </file>
 
-<file path=word/numbering.xml><?xml version="1.0" encoding="utf-8"?>
+<file path=word\fontTable.xml><?xml version="1.0" encoding="utf-8"?>
+<w:fonts xmlns:mc="http://schemas.openxmlformats.org/markup-compatibility/2006" xmlns:r="http://schemas.openxmlformats.org/officeDocument/2006/relationships" xmlns:w="http://schemas.openxmlformats.org/wordprocessingml/2006/main" xmlns:w14="http://schemas.microsoft.com/office/word/2010/wordml" xmlns:w15="http://schemas.microsoft.com/office/word/2012/wordml" xmlns:w16cex="http://schemas.microsoft.com/office/word/2018/wordml/cex" xmlns:w16cid="http://schemas.microsoft.com/office/word/2016/wordml/cid" xmlns:w16="http://schemas.microsoft.com/office/word/2018/wordml" xmlns:w16du="http://schemas.microsoft.com/office/word/2023/wordml/word16du" xmlns:w16sdtdh="http://schemas.microsoft.com/office/word/2020/wordml/sdtdatahash" xmlns:w16sdtfl="http://schemas.microsoft.com/office/word/2024/wordml/sdtformatlock" xmlns:w16se="http://schemas.microsoft.com/office/word/2015/wordml/symex" mc:Ignorable="w14 w15 w16se w16cid w16 w16cex w16sdtdh w16sdtfl w16du">
+  <w:font w:name="Calibri">
+    <w:panose1 w:val="020F0502020204030204"/>
+    <w:charset w:val="00"/>
+    <w:family w:val="swiss"/>
+    <w:pitch w:val="variable"/>
+    <w:sig w:usb0="E4002EFF" w:usb1="C200247B" w:usb2="00000009" w:usb3="00000000" w:csb0="000001FF" w:csb1="00000000"/>
+  </w:font>
+  <w:font w:name="Times New Roman">
+    <w:panose1 w:val="02020603050405020304"/>
+    <w:charset w:val="00"/>
+    <w:family w:val="roman"/>
+    <w:pitch w:val="variable"/>
+    <w:sig w:usb0="E0002EFF" w:usb1="C000785B" w:usb2="00000009" w:usb3="00000000" w:csb0="000001FF" w:csb1="00000000"/>
+  </w:font>
+  <w:font w:name="Arial">
+    <w:panose1 w:val="020B0604020202020204"/>
+    <w:charset w:val="00"/>
+    <w:family w:val="swiss"/>
+    <w:pitch w:val="variable"/>
+    <w:sig w:usb0="E0002EFF" w:usb1="C000785B" w:usb2="00000009" w:usb3="00000000" w:csb0="000001FF" w:csb1="00000000"/>
+  </w:font>
+  <w:font w:name="Calibri Light">
+    <w:panose1 w:val="020F0302020204030204"/>
+    <w:charset w:val="00"/>
+    <w:family w:val="swiss"/>
+    <w:pitch w:val="variable"/>
+    <w:sig w:usb0="E4002EFF" w:usb1="C200247B" w:usb2="00000009" w:usb3="00000000" w:csb0="000001FF" w:csb1="00000000"/>
+  </w:font>
+</w:fonts>
+</file>
+
+<file path=word\numbering.xml><?xml version="1.0" encoding="utf-8"?>
 <w:numbering xmlns:wpc="http://schemas.microsoft.com/office/word/2010/wordprocessingCanvas" xmlns:cx="http://schemas.microsoft.com/office/drawing/2014/chartex" xmlns:cx1="http://schemas.microsoft.com/office/drawing/2015/9/8/chartex" xmlns:cx2="http://schemas.microsoft.com/office/drawing/2015/10/21/chartex" xmlns:cx3="http://schemas.microsoft.com/office/drawing/2016/5/9/chartex" xmlns:cx4="http://schemas.microsoft.com/office/drawing/2016/5/10/chartex" xmlns:cx5="http://schemas.microsoft.com/office/drawing/2016/5/11/chartex" xmlns:cx6="http://schemas.microsoft.com/office/drawing/2016/5/12/chartex" xmlns:cx7="http://schemas.microsoft.com/office/drawing/2016/5/13/chartex" xmlns:cx8="http://schemas.microsoft.com/office/drawing/2016/5/14/chartex" xmlns:mc="http://schemas.openxmlformats.org/markup-compatibility/2006" xmlns:aink="http://schemas.microsoft.com/office/drawing/2016/ink" xmlns:am3d="http://schemas.microsoft.com/office/drawing/2017/model3d" xmlns:o="urn:schemas-microsoft-com:office:office" xmlns:oel="http://schemas.microsoft.com/office/2019/extlst" xmlns:r="http://schemas.openxmlformats.org/officeDocument/2006/relationships" xmlns:m="http://schemas.openxmlformats.org/officeDocument/2006/math" xmlns:v="urn:schemas-microsoft-com:vml" xmlns:wp14="http://schemas.microsoft.com/office/word/2010/wordprocessingDrawing" xmlns:wp="http://schemas.openxmlformats.org/drawingml/2006/wordprocessingDrawing" xmlns:w10="urn:schemas-microsoft-com:office:word" xmlns:w="http://schemas.openxmlformats.org/wordprocessingml/2006/main" xmlns:w14="http://schemas.microsoft.com/office/word/2010/wordml" xmlns:w15="http://schemas.microsoft.com/office/word/2012/wordml" xmlns:w16cex="http://schemas.microsoft.com/office/word/2018/wordml/cex" xmlns:w16cid="http://schemas.microsoft.com/office/word/2016/wordml/cid" xmlns:w16="http://schemas.microsoft.com/office/word/2018/wordml" xmlns:w16du="http://schemas.microsoft.com/office/word/2023/wordml/word16du" xmlns:w16sdtdh="http://schemas.microsoft.com/office/word/2020/wordml/sdtdatahash" xmlns:w16sdtfl="http://schemas.microsoft.com/office/word/2024/wordml/sdtformatlock" xmlns:w16se="http://schemas.microsoft.com/office/word/2015/wordml/symex" xmlns:wpg="http://schemas.microsoft.com/office/word/2010/wordprocessingGroup" xmlns:wpi="http://schemas.microsoft.com/office/word/2010/wordprocessingInk" xmlns:wne="http://schemas.microsoft.com/office/word/2006/wordml" xmlns:wps="http://schemas.microsoft.com/office/word/2010/wordprocessingShape" mc:Ignorable="w14 w15 w16se w16cid w16 w16cex w16sdtdh w16sdtfl w16du wp14">
   <w:abstractNum w:abstractNumId="0" w15:restartNumberingAfterBreak="0">
     <w:nsid w:val="23720D96"/>
@@ -3695,7 +3332,78 @@
 </w:numbering>
 </file>
 
-<file path=word/styles.xml><?xml version="1.0" encoding="utf-8"?>
+<file path=word\settings.xml><?xml version="1.0" encoding="utf-8"?>
+<w:settings xmlns:mc="http://schemas.openxmlformats.org/markup-compatibility/2006" xmlns:o="urn:schemas-microsoft-com:office:office" xmlns:r="http://schemas.openxmlformats.org/officeDocument/2006/relationships" xmlns:m="http://schemas.openxmlformats.org/officeDocument/2006/math" xmlns:v="urn:schemas-microsoft-com:vml" xmlns:w10="urn:schemas-microsoft-com:office:word" xmlns:w="http://schemas.openxmlformats.org/wordprocessingml/2006/main" xmlns:w14="http://schemas.microsoft.com/office/word/2010/wordml" xmlns:w15="http://schemas.microsoft.com/office/word/2012/wordml" xmlns:w16cex="http://schemas.microsoft.com/office/word/2018/wordml/cex" xmlns:w16cid="http://schemas.microsoft.com/office/word/2016/wordml/cid" xmlns:w16="http://schemas.microsoft.com/office/word/2018/wordml" xmlns:w16du="http://schemas.microsoft.com/office/word/2023/wordml/word16du" xmlns:w16sdtdh="http://schemas.microsoft.com/office/word/2020/wordml/sdtdatahash" xmlns:w16sdtfl="http://schemas.microsoft.com/office/word/2024/wordml/sdtformatlock" xmlns:w16se="http://schemas.microsoft.com/office/word/2015/wordml/symex" xmlns:sl="http://schemas.openxmlformats.org/schemaLibrary/2006/main" mc:Ignorable="w14 w15 w16se w16cid w16 w16cex w16sdtdh w16sdtfl w16du">
+  <w:zoom w:percent="110"/>
+  <w:proofState w:spelling="clean" w:grammar="clean"/>
+  <w:defaultTabStop w:val="720"/>
+  <w:characterSpacingControl w:val="doNotCompress"/>
+  <w:compat>
+    <w:compatSetting w:name="compatibilityMode" w:uri="http://schemas.microsoft.com/office/word" w:val="15"/>
+    <w:compatSetting w:name="overrideTableStyleFontSizeAndJustification" w:uri="http://schemas.microsoft.com/office/word" w:val="1"/>
+    <w:compatSetting w:name="enableOpenTypeFeatures" w:uri="http://schemas.microsoft.com/office/word" w:val="1"/>
+    <w:compatSetting w:name="doNotFlipMirrorIndents" w:uri="http://schemas.microsoft.com/office/word" w:val="1"/>
+    <w:compatSetting w:name="differentiateMultirowTableHeaders" w:uri="http://schemas.microsoft.com/office/word" w:val="1"/>
+    <w:compatSetting w:name="useWord2013TrackBottomHyphenation" w:uri="http://schemas.microsoft.com/office/word" w:val="0"/>
+  </w:compat>
+  <w:rsids>
+    <w:rsidRoot w:val="00610B46"/>
+    <w:rsid w:val="001D00D9"/>
+    <w:rsid w:val="00233D1D"/>
+    <w:rsid w:val="002C3EA6"/>
+    <w:rsid w:val="00324901"/>
+    <w:rsid w:val="00387FDB"/>
+    <w:rsid w:val="00481687"/>
+    <w:rsid w:val="005D79EC"/>
+    <w:rsid w:val="00610B46"/>
+    <w:rsid w:val="006E2F03"/>
+    <w:rsid w:val="007317E2"/>
+    <w:rsid w:val="008956C1"/>
+    <w:rsid w:val="008C0A31"/>
+    <w:rsid w:val="0090600A"/>
+    <w:rsid w:val="0095253E"/>
+    <w:rsid w:val="009C2FE8"/>
+    <w:rsid w:val="009F52CF"/>
+    <w:rsid w:val="00B91EB6"/>
+    <w:rsid w:val="00C9298E"/>
+    <w:rsid w:val="00D836BE"/>
+    <w:rsid w:val="00E008A8"/>
+    <w:rsid w:val="00EA6543"/>
+    <w:rsid w:val="00F55E55"/>
+    <w:rsid w:val="00F611BC"/>
+    <w:rsid w:val="00F61E1C"/>
+    <w:rsid w:val="00FB4080"/>
+  </w:rsids>
+  <m:mathPr>
+    <m:mathFont m:val="Cambria Math"/>
+    <m:brkBin m:val="before"/>
+    <m:brkBinSub m:val="--"/>
+    <m:smallFrac m:val="0"/>
+    <m:dispDef/>
+    <m:lMargin m:val="0"/>
+    <m:rMargin m:val="0"/>
+    <m:defJc m:val="centerGroup"/>
+    <m:wrapIndent m:val="1440"/>
+    <m:intLim m:val="subSup"/>
+    <m:naryLim m:val="undOvr"/>
+  </m:mathPr>
+  <w:themeFontLang w:val="en-US"/>
+  <w:clrSchemeMapping w:bg1="light1" w:t1="dark1" w:bg2="light2" w:t2="dark2" w:accent1="accent1" w:accent2="accent2" w:accent3="accent3" w:accent4="accent4" w:accent5="accent5" w:accent6="accent6" w:hyperlink="hyperlink" w:followedHyperlink="followedHyperlink"/>
+  <w:shapeDefaults>
+    <o:shapedefaults v:ext="edit" spidmax="1026"/>
+    <o:shapelayout v:ext="edit">
+      <o:idmap v:ext="edit" data="1"/>
+    </o:shapelayout>
+  </w:shapeDefaults>
+  <w:decimalSymbol w:val="."/>
+  <w:listSeparator w:val=","/>
+  <w14:docId w14:val="689FFE78"/>
+  <w15:chartTrackingRefBased/>
+  <w15:docId w15:val="{2D6EA1CC-1A9E-4D27-AF7C-881D61228F06}"/>
+</w:settings>
+</file>
+
+<file path=word\styles.xml><?xml version="1.0" encoding="utf-8"?>
 <w:styles xmlns:mc="http://schemas.openxmlformats.org/markup-compatibility/2006" xmlns:r="http://schemas.openxmlformats.org/officeDocument/2006/relationships" xmlns:w="http://schemas.openxmlformats.org/wordprocessingml/2006/main" xmlns:w14="http://schemas.microsoft.com/office/word/2010/wordml" xmlns:w15="http://schemas.microsoft.com/office/word/2012/wordml" xmlns:w16cex="http://schemas.microsoft.com/office/word/2018/wordml/cex" xmlns:w16cid="http://schemas.microsoft.com/office/word/2016/wordml/cid" xmlns:w16="http://schemas.microsoft.com/office/word/2018/wordml" xmlns:w16du="http://schemas.microsoft.com/office/word/2023/wordml/word16du" xmlns:w16sdtdh="http://schemas.microsoft.com/office/word/2020/wordml/sdtdatahash" xmlns:w16sdtfl="http://schemas.microsoft.com/office/word/2024/wordml/sdtformatlock" xmlns:w16se="http://schemas.microsoft.com/office/word/2015/wordml/symex" mc:Ignorable="w14 w15 w16se w16cid w16 w16cex w16sdtdh w16sdtfl w16du">
   <w:docDefaults>
     <w:rPrDefault>
@@ -4643,7 +4351,7 @@
 </w:styles>
 </file>
 
-<file path=word/theme/theme1.xml><?xml version="1.0" encoding="utf-8"?>
+<file path=word\theme\theme1.xml><?xml version="1.0" encoding="utf-8"?>
 <a:theme xmlns:a="http://schemas.openxmlformats.org/drawingml/2006/main" name="Office Theme">
   <a:themeElements>
     <a:clrScheme name="Office">
@@ -4936,4 +4644,11 @@
     </a:ext>
   </a:extLst>
 </a:theme>
+</file>
+
+<file path=word\webSettings.xml><?xml version="1.0" encoding="utf-8"?>
+<w:webSettings xmlns:mc="http://schemas.openxmlformats.org/markup-compatibility/2006" xmlns:r="http://schemas.openxmlformats.org/officeDocument/2006/relationships" xmlns:w="http://schemas.openxmlformats.org/wordprocessingml/2006/main" xmlns:w14="http://schemas.microsoft.com/office/word/2010/wordml" xmlns:w15="http://schemas.microsoft.com/office/word/2012/wordml" xmlns:w16cex="http://schemas.microsoft.com/office/word/2018/wordml/cex" xmlns:w16cid="http://schemas.microsoft.com/office/word/2016/wordml/cid" xmlns:w16="http://schemas.microsoft.com/office/word/2018/wordml" xmlns:w16du="http://schemas.microsoft.com/office/word/2023/wordml/word16du" xmlns:w16sdtdh="http://schemas.microsoft.com/office/word/2020/wordml/sdtdatahash" xmlns:w16sdtfl="http://schemas.microsoft.com/office/word/2024/wordml/sdtformatlock" xmlns:w16se="http://schemas.microsoft.com/office/word/2015/wordml/symex" mc:Ignorable="w14 w15 w16se w16cid w16 w16cex w16sdtdh w16sdtfl w16du">
+  <w:optimizeForBrowser/>
+  <w:allowPNG/>
+</w:webSettings>
 </file>
--- a/SistemBeritaAcara.Web/wwwroot/files/templates/BA_Template_Peminjaman.docx
+++ b/SistemBeritaAcara.Web/wwwroot/files/templates/BA_Template_Peminjaman.docx
@@ -1,55 +1,5 @@
 
-<file path=docProps\app.xml><?xml version="1.0" encoding="utf-8"?>
-<Properties xmlns="http://schemas.openxmlformats.org/officeDocument/2006/extended-properties" xmlns:vt="http://schemas.openxmlformats.org/officeDocument/2006/docPropsVTypes">
-  <Template>Normal.dotm</Template>
-  <TotalTime>5</TotalTime>
-  <Pages>3</Pages>
-  <Words>470</Words>
-  <Characters>2684</Characters>
-  <Application>Microsoft Office Word</Application>
-  <DocSecurity>0</DocSecurity>
-  <Lines>22</Lines>
-  <Paragraphs>6</Paragraphs>
-  <ScaleCrop>false</ScaleCrop>
-  <HeadingPairs>
-    <vt:vector size="2" baseType="variant">
-      <vt:variant>
-        <vt:lpstr>Title</vt:lpstr>
-      </vt:variant>
-      <vt:variant>
-        <vt:i4>1</vt:i4>
-      </vt:variant>
-    </vt:vector>
-  </HeadingPairs>
-  <TitlesOfParts>
-    <vt:vector size="1" baseType="lpstr">
-      <vt:lpstr/>
-    </vt:vector>
-  </TitlesOfParts>
-  <Company/>
-  <LinksUpToDate>false</LinksUpToDate>
-  <CharactersWithSpaces>3148</CharactersWithSpaces>
-  <SharedDoc>false</SharedDoc>
-  <HyperlinksChanged>false</HyperlinksChanged>
-  <AppVersion>16.0000</AppVersion>
-</Properties>
-</file>
-
-<file path=docProps\core.xml><?xml version="1.0" encoding="utf-8"?>
-<cp:coreProperties xmlns:cp="http://schemas.openxmlformats.org/package/2006/metadata/core-properties" xmlns:dc="http://purl.org/dc/elements/1.1/" xmlns:dcterms="http://purl.org/dc/terms/" xmlns:dcmitype="http://purl.org/dc/dcmitype/" xmlns:xsi="http://www.w3.org/2001/XMLSchema-instance">
-  <dc:title/>
-  <dc:subject/>
-  <dc:creator>USER</dc:creator>
-  <cp:keywords/>
-  <dc:description/>
-  <cp:lastModifiedBy>USER</cp:lastModifiedBy>
-  <cp:revision>4</cp:revision>
-  <dcterms:created xsi:type="dcterms:W3CDTF">2026-06-16T09:25:00Z</dcterms:created>
-  <dcterms:modified xsi:type="dcterms:W3CDTF">2026-06-18T02:30:00Z</dcterms:modified>
-</cp:coreProperties>
-</file>
-
-<file path=word\document.xml><?xml version="1.0" encoding="utf-8"?>
+<file path=word/document.xml><?xml version="1.0" encoding="utf-8"?>
 <w:document xmlns:wpc="http://schemas.microsoft.com/office/word/2010/wordprocessingCanvas" xmlns:cx="http://schemas.microsoft.com/office/drawing/2014/chartex" xmlns:cx1="http://schemas.microsoft.com/office/drawing/2015/9/8/chartex" xmlns:cx2="http://schemas.microsoft.com/office/drawing/2015/10/21/chartex" xmlns:cx3="http://schemas.microsoft.com/office/drawing/2016/5/9/chartex" xmlns:cx4="http://schemas.microsoft.com/office/drawing/2016/5/10/chartex" xmlns:cx5="http://schemas.microsoft.com/office/drawing/2016/5/11/chartex" xmlns:cx6="http://schemas.microsoft.com/office/drawing/2016/5/12/chartex" xmlns:cx7="http://schemas.microsoft.com/office/drawing/2016/5/13/chartex" xmlns:cx8="http://schemas.microsoft.com/office/drawing/2016/5/14/chartex" xmlns:mc="http://schemas.openxmlformats.org/markup-compatibility/2006" xmlns:aink="http://schemas.microsoft.com/office/drawing/2016/ink" xmlns:am3d="http://schemas.microsoft.com/office/drawing/2017/model3d" xmlns:o="urn:schemas-microsoft-com:office:office" xmlns:oel="http://schemas.microsoft.com/office/2019/extlst" xmlns:r="http://schemas.openxmlformats.org/officeDocument/2006/relationships" xmlns:m="http://schemas.openxmlformats.org/officeDocument/2006/math" xmlns:v="urn:schemas-microsoft-com:vml" xmlns:wp14="http://schemas.microsoft.com/office/word/2010/wordprocessingDrawing" xmlns:wp="http://schemas.openxmlformats.org/drawingml/2006/wordprocessingDrawing" xmlns:w10="urn:schemas-microsoft-com:office:word" xmlns:w="http://schemas.openxmlformats.org/wordprocessingml/2006/main" xmlns:w14="http://schemas.microsoft.com/office/word/2010/wordml" xmlns:w15="http://schemas.microsoft.com/office/word/2012/wordml" xmlns:w16cex="http://schemas.microsoft.com/office/word/2018/wordml/cex" xmlns:w16cid="http://schemas.microsoft.com/office/word/2016/wordml/cid" xmlns:w16="http://schemas.microsoft.com/office/word/2018/wordml" xmlns:w16du="http://schemas.microsoft.com/office/word/2023/wordml/word16du" xmlns:w16sdtdh="http://schemas.microsoft.com/office/word/2020/wordml/sdtdatahash" xmlns:w16sdtfl="http://schemas.microsoft.com/office/word/2024/wordml/sdtformatlock" xmlns:w16se="http://schemas.microsoft.com/office/word/2015/wordml/symex" xmlns:wpg="http://schemas.microsoft.com/office/word/2010/wordprocessingGroup" xmlns:wpi="http://schemas.microsoft.com/office/word/2010/wordprocessingInk" xmlns:wne="http://schemas.microsoft.com/office/word/2006/wordml" xmlns:wps="http://schemas.microsoft.com/office/word/2010/wordprocessingShape" mc:Ignorable="w14 w15 w16se w16cid w16 w16cex w16sdtdh w16sdtfl w16du wp14">
   <w:body>
     <w:tbl>
@@ -87,17 +37,9 @@
                 <w:noProof/>
               </w:rPr>
               <w:drawing>
-                <wp:anchor distT="0" distB="0" distL="114300" distR="114300" simplePos="0" relativeHeight="251658240" behindDoc="0" locked="0" layoutInCell="1" allowOverlap="1" wp14:anchorId="3CBE1705" wp14:editId="5284D196">
-                  <wp:simplePos x="0" y="0"/>
-                  <wp:positionH relativeFrom="column">
-                    <wp:posOffset>-159385</wp:posOffset>
-                  </wp:positionH>
-                  <wp:positionV relativeFrom="paragraph">
-                    <wp:posOffset>-98425</wp:posOffset>
-                  </wp:positionV>
-                  <wp:extent cx="1185756" cy="348343"/>
+                <wp:inline distT="0" distB="0" distL="0" distR="0" wp14:anchorId="3CBE1705" wp14:editId="0F43DA6D">
+                  <wp:extent cx="977676" cy="287215"/>
                   <wp:effectExtent l="0" t="0" r="0" b="0"/>
-                  <wp:wrapNone/>
                   <wp:docPr id="2091714517" name="Picture 1" descr="PT Pertamina Patra Niaga Logo Vector"/>
                   <wp:cNvGraphicFramePr>
                     <a:graphicFrameLocks xmlns:a="http://schemas.openxmlformats.org/drawingml/2006/main" noChangeAspect="1"/>
@@ -127,7 +69,7 @@
                         <pic:spPr bwMode="auto">
                           <a:xfrm>
                             <a:off x="0" y="0"/>
-                            <a:ext cx="1185756" cy="348343"/>
+                            <a:ext cx="1023252" cy="300604"/>
                           </a:xfrm>
                           <a:prstGeom prst="rect">
                             <a:avLst/>
@@ -145,13 +87,7 @@
                       </pic:pic>
                     </a:graphicData>
                   </a:graphic>
-                  <wp14:sizeRelH relativeFrom="margin">
-                    <wp14:pctWidth>0</wp14:pctWidth>
-                  </wp14:sizeRelH>
-                  <wp14:sizeRelV relativeFrom="margin">
-                    <wp14:pctHeight>0</wp14:pctHeight>
-                  </wp14:sizeRelV>
-                </wp:anchor>
+                </wp:inline>
               </w:drawing>
             </w:r>
           </w:p>
@@ -220,7 +156,15 @@
               </w:rPr>
             </w:pPr>
             <w:r>
-              <w:t xml:space="preserve">Gd. Wisma Tugu II Lt. 2 Jl. </w:t>
+              <w:t xml:space="preserve">Gd. Wisma </w:t>
+            </w:r>
+            <w:proofErr w:type="spellStart"/>
+            <w:r>
+              <w:t>Tugu</w:t>
+            </w:r>
+            <w:proofErr w:type="spellEnd"/>
+            <w:r>
+              <w:t xml:space="preserve"> II Lt. 2 Jl. </w:t>
             </w:r>
             <w:r>
               <w:rPr>
@@ -284,19 +228,20 @@
               <w:tblStyle w:val="TableGrid"/>
               <w:tblW w:w="0" w:type="auto"/>
               <w:tblBorders>
+                <w:insideH w:val="none" w:sz="0" w:space="0" w:color="auto"/>
                 <w:insideV w:val="none" w:sz="0" w:space="0" w:color="auto"/>
               </w:tblBorders>
               <w:tblLook w:val="04A0" w:firstRow="1" w:lastRow="0" w:firstColumn="1" w:lastColumn="0" w:noHBand="0" w:noVBand="1"/>
             </w:tblPr>
             <w:tblGrid>
-              <w:gridCol w:w="885"/>
+              <w:gridCol w:w="1466"/>
               <w:gridCol w:w="272"/>
-              <w:gridCol w:w="3302"/>
+              <w:gridCol w:w="2719"/>
             </w:tblGrid>
             <w:tr>
               <w:tc>
                 <w:tcPr>
-                  <w:tcW w:w="885" w:type="dxa"/>
+                  <w:tcW w:w="1485" w:type="dxa"/>
                 </w:tcPr>
                 <w:p>
                   <w:pPr>
@@ -318,7 +263,7 @@
               </w:tc>
               <w:tc>
                 <w:tcPr>
-                  <w:tcW w:w="270" w:type="dxa"/>
+                  <w:tcW w:w="236" w:type="dxa"/>
                 </w:tcPr>
                 <w:p>
                   <w:pPr>
@@ -336,7 +281,7 @@
               </w:tc>
               <w:tc>
                 <w:tcPr>
-                  <w:tcW w:w="3302" w:type="dxa"/>
+                  <w:tcW w:w="2736" w:type="dxa"/>
                 </w:tcPr>
                 <w:p>
                   <w:pPr>
@@ -360,7 +305,7 @@
             <w:tr>
               <w:tc>
                 <w:tcPr>
-                  <w:tcW w:w="885" w:type="dxa"/>
+                  <w:tcW w:w="1485" w:type="dxa"/>
                 </w:tcPr>
                 <w:p>
                   <w:pPr>
@@ -382,7 +327,7 @@
               </w:tc>
               <w:tc>
                 <w:tcPr>
-                  <w:tcW w:w="270" w:type="dxa"/>
+                  <w:tcW w:w="236" w:type="dxa"/>
                 </w:tcPr>
                 <w:p>
                   <w:pPr>
@@ -400,7 +345,7 @@
               </w:tc>
               <w:tc>
                 <w:tcPr>
-                  <w:tcW w:w="3302" w:type="dxa"/>
+                  <w:tcW w:w="2736" w:type="dxa"/>
                 </w:tcPr>
                 <w:p>
                   <w:pPr>
@@ -424,7 +369,7 @@
             <w:tr>
               <w:tc>
                 <w:tcPr>
-                  <w:tcW w:w="885" w:type="dxa"/>
+                  <w:tcW w:w="1485" w:type="dxa"/>
                 </w:tcPr>
                 <w:p>
                   <w:pPr>
@@ -446,7 +391,7 @@
               </w:tc>
               <w:tc>
                 <w:tcPr>
-                  <w:tcW w:w="270" w:type="dxa"/>
+                  <w:tcW w:w="236" w:type="dxa"/>
                 </w:tcPr>
                 <w:p>
                   <w:pPr>
@@ -464,7 +409,7 @@
               </w:tc>
               <w:tc>
                 <w:tcPr>
-                  <w:tcW w:w="3302" w:type="dxa"/>
+                  <w:tcW w:w="2736" w:type="dxa"/>
                 </w:tcPr>
                 <w:p>
                   <w:pPr>
@@ -488,7 +433,7 @@
             <w:tr>
               <w:tc>
                 <w:tcPr>
-                  <w:tcW w:w="885" w:type="dxa"/>
+                  <w:tcW w:w="1485" w:type="dxa"/>
                 </w:tcPr>
                 <w:p>
                   <w:pPr>
@@ -510,7 +455,7 @@
               </w:tc>
               <w:tc>
                 <w:tcPr>
-                  <w:tcW w:w="270" w:type="dxa"/>
+                  <w:tcW w:w="236" w:type="dxa"/>
                 </w:tcPr>
                 <w:p>
                   <w:pPr>
@@ -528,7 +473,7 @@
               </w:tc>
               <w:tc>
                 <w:tcPr>
-                  <w:tcW w:w="3302" w:type="dxa"/>
+                  <w:tcW w:w="2736" w:type="dxa"/>
                 </w:tcPr>
                 <w:p>
                   <w:pPr>
@@ -601,14 +546,14 @@
         <w:tblLook w:val="04A0" w:firstRow="1" w:lastRow="0" w:firstColumn="1" w:lastColumn="0" w:noHBand="0" w:noVBand="1"/>
       </w:tblPr>
       <w:tblGrid>
-        <w:gridCol w:w="3055"/>
+        <w:gridCol w:w="2785"/>
         <w:gridCol w:w="270"/>
-        <w:gridCol w:w="5803"/>
+        <w:gridCol w:w="6073"/>
       </w:tblGrid>
       <w:tr>
         <w:tc>
           <w:tcPr>
-            <w:tcW w:w="3055" w:type="dxa"/>
+            <w:tcW w:w="2785" w:type="dxa"/>
             <w:tcMar>
               <w:top w:w="60" w:type="dxa"/>
               <w:left w:w="80" w:type="dxa"/>
@@ -618,18 +563,33 @@
           </w:tcPr>
           <w:p>
             <w:pPr>
-              <w:ind w:left="274"/>
-              <w:rPr>
-                <w:sz w:val="18"/>
-                <w:szCs w:val="18"/>
-              </w:rPr>
-            </w:pPr>
-            <w:r>
-              <w:rPr>
-                <w:sz w:val="18"/>
-                <w:szCs w:val="18"/>
-              </w:rPr>
-              <w:t>Nama Penanggung Jawab</w:t>
+              <w:rPr>
+                <w:sz w:val="18"/>
+                <w:szCs w:val="18"/>
+              </w:rPr>
+            </w:pPr>
+            <w:r>
+              <w:rPr>
+                <w:sz w:val="18"/>
+                <w:szCs w:val="18"/>
+              </w:rPr>
+              <w:t xml:space="preserve">Nama </w:t>
+            </w:r>
+            <w:proofErr w:type="spellStart"/>
+            <w:r>
+              <w:rPr>
+                <w:sz w:val="18"/>
+                <w:szCs w:val="18"/>
+              </w:rPr>
+              <w:t>Penanggung</w:t>
+            </w:r>
+            <w:proofErr w:type="spellEnd"/>
+            <w:r>
+              <w:rPr>
+                <w:sz w:val="18"/>
+                <w:szCs w:val="18"/>
+              </w:rPr>
+              <w:t xml:space="preserve"> Jawab</w:t>
             </w:r>
           </w:p>
         </w:tc>
@@ -662,7 +622,7 @@
         </w:tc>
         <w:tc>
           <w:tcPr>
-            <w:tcW w:w="5803" w:type="dxa"/>
+            <w:tcW w:w="6073" w:type="dxa"/>
             <w:tcMar>
               <w:top w:w="60" w:type="dxa"/>
               <w:left w:w="80" w:type="dxa"/>
@@ -690,7 +650,7 @@
       <w:tr>
         <w:tc>
           <w:tcPr>
-            <w:tcW w:w="3055" w:type="dxa"/>
+            <w:tcW w:w="2785" w:type="dxa"/>
             <w:tcMar>
               <w:top w:w="60" w:type="dxa"/>
               <w:left w:w="80" w:type="dxa"/>
@@ -700,7 +660,6 @@
           </w:tcPr>
           <w:p>
             <w:pPr>
-              <w:ind w:left="274"/>
               <w:rPr>
                 <w:sz w:val="18"/>
                 <w:szCs w:val="18"/>
@@ -744,7 +703,7 @@
         </w:tc>
         <w:tc>
           <w:tcPr>
-            <w:tcW w:w="5803" w:type="dxa"/>
+            <w:tcW w:w="6073" w:type="dxa"/>
             <w:tcMar>
               <w:top w:w="60" w:type="dxa"/>
               <w:left w:w="80" w:type="dxa"/>
@@ -772,7 +731,7 @@
       <w:tr>
         <w:tc>
           <w:tcPr>
-            <w:tcW w:w="3055" w:type="dxa"/>
+            <w:tcW w:w="2785" w:type="dxa"/>
             <w:tcMar>
               <w:top w:w="60" w:type="dxa"/>
               <w:left w:w="80" w:type="dxa"/>
@@ -782,7 +741,6 @@
           </w:tcPr>
           <w:p>
             <w:pPr>
-              <w:ind w:left="274"/>
               <w:rPr>
                 <w:sz w:val="18"/>
                 <w:szCs w:val="18"/>
@@ -826,7 +784,7 @@
         </w:tc>
         <w:tc>
           <w:tcPr>
-            <w:tcW w:w="5803" w:type="dxa"/>
+            <w:tcW w:w="6073" w:type="dxa"/>
             <w:tcMar>
               <w:top w:w="60" w:type="dxa"/>
               <w:left w:w="80" w:type="dxa"/>
@@ -854,7 +812,7 @@
       <w:tr>
         <w:tc>
           <w:tcPr>
-            <w:tcW w:w="3055" w:type="dxa"/>
+            <w:tcW w:w="2785" w:type="dxa"/>
             <w:tcMar>
               <w:top w:w="60" w:type="dxa"/>
               <w:left w:w="80" w:type="dxa"/>
@@ -864,19 +822,36 @@
           </w:tcPr>
           <w:p>
             <w:pPr>
-              <w:ind w:left="274"/>
-              <w:rPr>
-                <w:sz w:val="18"/>
-                <w:szCs w:val="18"/>
-              </w:rPr>
-            </w:pPr>
-            <w:r>
-              <w:rPr>
-                <w:sz w:val="18"/>
-                <w:szCs w:val="18"/>
-              </w:rPr>
-              <w:t>Fungsi/Direktorat</w:t>
-            </w:r>
+              <w:rPr>
+                <w:sz w:val="18"/>
+                <w:szCs w:val="18"/>
+              </w:rPr>
+            </w:pPr>
+            <w:proofErr w:type="spellStart"/>
+            <w:r>
+              <w:rPr>
+                <w:sz w:val="18"/>
+                <w:szCs w:val="18"/>
+              </w:rPr>
+              <w:t>Fungsi</w:t>
+            </w:r>
+            <w:proofErr w:type="spellEnd"/>
+            <w:r>
+              <w:rPr>
+                <w:sz w:val="18"/>
+                <w:szCs w:val="18"/>
+              </w:rPr>
+              <w:t>/</w:t>
+            </w:r>
+            <w:proofErr w:type="spellStart"/>
+            <w:r>
+              <w:rPr>
+                <w:sz w:val="18"/>
+                <w:szCs w:val="18"/>
+              </w:rPr>
+              <w:t>Direktorat</w:t>
+            </w:r>
+            <w:proofErr w:type="spellEnd"/>
           </w:p>
         </w:tc>
         <w:tc>
@@ -908,7 +883,7 @@
         </w:tc>
         <w:tc>
           <w:tcPr>
-            <w:tcW w:w="5803" w:type="dxa"/>
+            <w:tcW w:w="6073" w:type="dxa"/>
             <w:tcMar>
               <w:top w:w="60" w:type="dxa"/>
               <w:left w:w="80" w:type="dxa"/>
@@ -928,15 +903,24 @@
                 <w:sz w:val="18"/>
                 <w:szCs w:val="18"/>
               </w:rPr>
-              <w:t>{{FungsiPJ}}</w:t>
-            </w:r>
+              <w:t xml:space="preserve">{{FungsiPJ}}</w:t>
+            </w:r>
+            <w:proofErr w:type="spellStart"/>
+            <w:r>
+              <w:rPr>
+                <w:sz w:val="18"/>
+                <w:szCs w:val="18"/>
+              </w:rPr>
+              <w:t/>
+            </w:r>
+            <w:proofErr w:type="spellEnd"/>
           </w:p>
         </w:tc>
       </w:tr>
       <w:tr>
         <w:tc>
           <w:tcPr>
-            <w:tcW w:w="3055" w:type="dxa"/>
+            <w:tcW w:w="2785" w:type="dxa"/>
             <w:tcMar>
               <w:top w:w="60" w:type="dxa"/>
               <w:left w:w="80" w:type="dxa"/>
@@ -946,7 +930,6 @@
           </w:tcPr>
           <w:p>
             <w:pPr>
-              <w:ind w:left="274"/>
               <w:rPr>
                 <w:sz w:val="18"/>
                 <w:szCs w:val="18"/>
@@ -990,7 +973,7 @@
         </w:tc>
         <w:tc>
           <w:tcPr>
-            <w:tcW w:w="5803" w:type="dxa"/>
+            <w:tcW w:w="6073" w:type="dxa"/>
             <w:tcMar>
               <w:top w:w="60" w:type="dxa"/>
               <w:left w:w="80" w:type="dxa"/>
@@ -1010,15 +993,24 @@
                 <w:sz w:val="18"/>
                 <w:szCs w:val="18"/>
               </w:rPr>
-              <w:t>{{FungsiPJ}}</w:t>
-            </w:r>
+              <w:t xml:space="preserve">{{FungsiPJ}}</w:t>
+            </w:r>
+            <w:proofErr w:type="spellStart"/>
+            <w:r>
+              <w:rPr>
+                <w:sz w:val="18"/>
+                <w:szCs w:val="18"/>
+              </w:rPr>
+              <w:t/>
+            </w:r>
+            <w:proofErr w:type="spellEnd"/>
           </w:p>
         </w:tc>
       </w:tr>
       <w:tr>
         <w:tc>
           <w:tcPr>
-            <w:tcW w:w="3055" w:type="dxa"/>
+            <w:tcW w:w="2785" w:type="dxa"/>
             <w:tcMar>
               <w:top w:w="60" w:type="dxa"/>
               <w:left w:w="80" w:type="dxa"/>
@@ -1028,7 +1020,6 @@
           </w:tcPr>
           <w:p>
             <w:pPr>
-              <w:ind w:left="274"/>
               <w:rPr>
                 <w:sz w:val="18"/>
                 <w:szCs w:val="18"/>
@@ -1072,7 +1063,7 @@
         </w:tc>
         <w:tc>
           <w:tcPr>
-            <w:tcW w:w="5803" w:type="dxa"/>
+            <w:tcW w:w="6073" w:type="dxa"/>
             <w:tcMar>
               <w:top w:w="60" w:type="dxa"/>
               <w:left w:w="80" w:type="dxa"/>
@@ -1100,7 +1091,7 @@
       <w:tr>
         <w:tc>
           <w:tcPr>
-            <w:tcW w:w="3055" w:type="dxa"/>
+            <w:tcW w:w="2785" w:type="dxa"/>
             <w:tcMar>
               <w:top w:w="60" w:type="dxa"/>
               <w:left w:w="80" w:type="dxa"/>
@@ -1110,19 +1101,27 @@
           </w:tcPr>
           <w:p>
             <w:pPr>
-              <w:ind w:left="274"/>
-              <w:rPr>
-                <w:sz w:val="18"/>
-                <w:szCs w:val="18"/>
-              </w:rPr>
-            </w:pPr>
-            <w:r>
-              <w:rPr>
-                <w:sz w:val="18"/>
-                <w:szCs w:val="18"/>
-              </w:rPr>
-              <w:t>No. Pekerja</w:t>
-            </w:r>
+              <w:rPr>
+                <w:sz w:val="18"/>
+                <w:szCs w:val="18"/>
+              </w:rPr>
+            </w:pPr>
+            <w:r>
+              <w:rPr>
+                <w:sz w:val="18"/>
+                <w:szCs w:val="18"/>
+              </w:rPr>
+              <w:t xml:space="preserve">No. </w:t>
+            </w:r>
+            <w:proofErr w:type="spellStart"/>
+            <w:r>
+              <w:rPr>
+                <w:sz w:val="18"/>
+                <w:szCs w:val="18"/>
+              </w:rPr>
+              <w:t>Pekerja</w:t>
+            </w:r>
+            <w:proofErr w:type="spellEnd"/>
           </w:p>
         </w:tc>
         <w:tc>
@@ -1154,7 +1153,7 @@
         </w:tc>
         <w:tc>
           <w:tcPr>
-            <w:tcW w:w="5803" w:type="dxa"/>
+            <w:tcW w:w="6073" w:type="dxa"/>
             <w:tcMar>
               <w:top w:w="60" w:type="dxa"/>
               <w:left w:w="80" w:type="dxa"/>
@@ -1182,7 +1181,7 @@
       <w:tr>
         <w:tc>
           <w:tcPr>
-            <w:tcW w:w="3055" w:type="dxa"/>
+            <w:tcW w:w="2785" w:type="dxa"/>
             <w:tcMar>
               <w:top w:w="60" w:type="dxa"/>
               <w:left w:w="80" w:type="dxa"/>
@@ -1192,7 +1191,6 @@
           </w:tcPr>
           <w:p>
             <w:pPr>
-              <w:ind w:left="274"/>
               <w:rPr>
                 <w:sz w:val="18"/>
                 <w:szCs w:val="18"/>
@@ -1236,7 +1234,7 @@
         </w:tc>
         <w:tc>
           <w:tcPr>
-            <w:tcW w:w="5803" w:type="dxa"/>
+            <w:tcW w:w="6073" w:type="dxa"/>
             <w:tcMar>
               <w:top w:w="60" w:type="dxa"/>
               <w:left w:w="80" w:type="dxa"/>
@@ -1270,13 +1268,13 @@
     <w:p>
       <w:pPr>
         <w:spacing w:line="276" w:lineRule="auto"/>
-        <w:ind w:left="360"/>
         <w:jc w:val="both"/>
         <w:rPr>
           <w:b/>
           <w:bCs/>
           <w:sz w:val="18"/>
           <w:szCs w:val="18"/>
+          <w:lang w:val="nb-NO"/>
         </w:rPr>
       </w:pPr>
       <w:r>
@@ -1285,46 +1283,47 @@
           <w:bCs/>
           <w:sz w:val="18"/>
           <w:szCs w:val="18"/>
-        </w:rPr>
-        <w:t xml:space="preserve">Pada </w:t>
-      </w:r>
-      <w:proofErr w:type="spellStart"/>
+          <w:lang w:val="nb-NO"/>
+        </w:rPr>
+        <w:t xml:space="preserve">Pada hari ini </w:t>
+      </w:r>
       <w:r>
         <w:rPr>
           <w:b/>
           <w:bCs/>
           <w:sz w:val="18"/>
           <w:szCs w:val="18"/>
-        </w:rPr>
-        <w:t>hari</w:t>
-      </w:r>
-      <w:proofErr w:type="spellEnd"/>
+          <w:lang w:val="nb-NO"/>
+        </w:rPr>
+        <w:t>{{HariTanggal}}</w:t>
+      </w:r>
       <w:r>
         <w:rPr>
           <w:b/>
           <w:bCs/>
           <w:sz w:val="18"/>
           <w:szCs w:val="18"/>
-        </w:rPr>
-        <w:t xml:space="preserve"> </w:t>
-      </w:r>
-      <w:proofErr w:type="spellStart"/>
+          <w:lang w:val="nb-NO"/>
+        </w:rPr>
+        <w:t xml:space="preserve"> Tanggal </w:t>
+      </w:r>
       <w:r>
         <w:rPr>
           <w:b/>
           <w:bCs/>
           <w:sz w:val="18"/>
           <w:szCs w:val="18"/>
-        </w:rPr>
-        <w:t>ini</w:t>
-      </w:r>
-      <w:proofErr w:type="spellEnd"/>
+          <w:lang w:val="nb-NO"/>
+        </w:rPr>
+        <w:t>{{TanggalAngka}}</w:t>
+      </w:r>
       <w:r>
         <w:rPr>
           <w:b/>
           <w:bCs/>
           <w:sz w:val="18"/>
           <w:szCs w:val="18"/>
+          <w:lang w:val="nb-NO"/>
         </w:rPr>
         <w:t xml:space="preserve"> </w:t>
       </w:r>
@@ -1334,353 +1333,19 @@
           <w:bCs/>
           <w:sz w:val="18"/>
           <w:szCs w:val="18"/>
-        </w:rPr>
-        <w:t>{{</w:t>
-      </w:r>
-      <w:proofErr w:type="spellStart"/>
+          <w:lang w:val="nb-NO"/>
+        </w:rPr>
+        <w:t>{{BulanTanggal}}</w:t>
+      </w:r>
       <w:r>
         <w:rPr>
           <w:b/>
           <w:bCs/>
           <w:sz w:val="18"/>
           <w:szCs w:val="18"/>
-        </w:rPr>
-        <w:t>HariTanggal</w:t>
-      </w:r>
-      <w:proofErr w:type="spellEnd"/>
-      <w:r>
-        <w:rPr>
-          <w:b/>
-          <w:bCs/>
-          <w:sz w:val="18"/>
-          <w:szCs w:val="18"/>
-        </w:rPr>
-        <w:t>}}</w:t>
-      </w:r>
-      <w:r>
-        <w:rPr>
-          <w:b/>
-          <w:bCs/>
-          <w:sz w:val="18"/>
-          <w:szCs w:val="18"/>
-        </w:rPr>
-        <w:t xml:space="preserve"> </w:t>
-      </w:r>
-      <w:proofErr w:type="spellStart"/>
-      <w:r>
-        <w:rPr>
-          <w:b/>
-          <w:bCs/>
-          <w:sz w:val="18"/>
-          <w:szCs w:val="18"/>
-        </w:rPr>
-        <w:t>Tanggal</w:t>
-      </w:r>
-      <w:proofErr w:type="spellEnd"/>
-      <w:r>
-        <w:rPr>
-          <w:b/>
-          <w:bCs/>
-          <w:sz w:val="18"/>
-          <w:szCs w:val="18"/>
-        </w:rPr>
-        <w:t xml:space="preserve"> </w:t>
-      </w:r>
-      <w:r>
-        <w:rPr>
-          <w:b/>
-          <w:bCs/>
-          <w:sz w:val="18"/>
-          <w:szCs w:val="18"/>
-        </w:rPr>
-        <w:t>{{</w:t>
-      </w:r>
-      <w:proofErr w:type="spellStart"/>
-      <w:r>
-        <w:rPr>
-          <w:b/>
-          <w:bCs/>
-          <w:sz w:val="18"/>
-          <w:szCs w:val="18"/>
-        </w:rPr>
-        <w:t>TanggalAngka</w:t>
-      </w:r>
-      <w:proofErr w:type="spellEnd"/>
-      <w:r>
-        <w:rPr>
-          <w:b/>
-          <w:bCs/>
-          <w:sz w:val="18"/>
-          <w:szCs w:val="18"/>
-        </w:rPr>
-        <w:t>}}</w:t>
-      </w:r>
-      <w:r>
-        <w:rPr>
-          <w:b/>
-          <w:bCs/>
-          <w:sz w:val="18"/>
-          <w:szCs w:val="18"/>
-        </w:rPr>
-        <w:t xml:space="preserve"> </w:t>
-      </w:r>
-      <w:r>
-        <w:rPr>
-          <w:b/>
-          <w:bCs/>
-          <w:sz w:val="18"/>
-          <w:szCs w:val="18"/>
-        </w:rPr>
-        <w:t>{{</w:t>
-      </w:r>
-      <w:proofErr w:type="spellStart"/>
-      <w:r>
-        <w:rPr>
-          <w:b/>
-          <w:bCs/>
-          <w:sz w:val="18"/>
-          <w:szCs w:val="18"/>
-        </w:rPr>
-        <w:t>BulanTanggal</w:t>
-      </w:r>
-      <w:proofErr w:type="spellEnd"/>
-      <w:r>
-        <w:rPr>
-          <w:b/>
-          <w:bCs/>
-          <w:sz w:val="18"/>
-          <w:szCs w:val="18"/>
-        </w:rPr>
-        <w:t>}}</w:t>
-      </w:r>
-      <w:r>
-        <w:rPr>
-          <w:b/>
-          <w:bCs/>
-          <w:sz w:val="18"/>
-          <w:szCs w:val="18"/>
-        </w:rPr>
-        <w:t xml:space="preserve"> {{</w:t>
-      </w:r>
-      <w:proofErr w:type="spellStart"/>
-      <w:r>
-        <w:rPr>
-          <w:b/>
-          <w:bCs/>
-          <w:sz w:val="18"/>
-          <w:szCs w:val="18"/>
-        </w:rPr>
-        <w:t>TahunTanggal</w:t>
-      </w:r>
-      <w:proofErr w:type="spellEnd"/>
-      <w:r>
-        <w:rPr>
-          <w:b/>
-          <w:bCs/>
-          <w:sz w:val="18"/>
-          <w:szCs w:val="18"/>
-        </w:rPr>
-        <w:t xml:space="preserve">}} </w:t>
-      </w:r>
-      <w:proofErr w:type="spellStart"/>
-      <w:r>
-        <w:rPr>
-          <w:b/>
-          <w:bCs/>
-          <w:sz w:val="18"/>
-          <w:szCs w:val="18"/>
-        </w:rPr>
-        <w:t>telah</w:t>
-      </w:r>
-      <w:proofErr w:type="spellEnd"/>
-      <w:r>
-        <w:rPr>
-          <w:b/>
-          <w:bCs/>
-          <w:sz w:val="18"/>
-          <w:szCs w:val="18"/>
-        </w:rPr>
-        <w:t xml:space="preserve"> </w:t>
-      </w:r>
-      <w:proofErr w:type="spellStart"/>
-      <w:r>
-        <w:rPr>
-          <w:b/>
-          <w:bCs/>
-          <w:sz w:val="18"/>
-          <w:szCs w:val="18"/>
-        </w:rPr>
-        <w:t>diserahterimakan</w:t>
-      </w:r>
-      <w:proofErr w:type="spellEnd"/>
-      <w:r>
-        <w:rPr>
-          <w:b/>
-          <w:bCs/>
-          <w:sz w:val="18"/>
-          <w:szCs w:val="18"/>
-        </w:rPr>
-        <w:t xml:space="preserve"> </w:t>
-      </w:r>
-      <w:proofErr w:type="spellStart"/>
-      <w:r>
-        <w:rPr>
-          <w:b/>
-          <w:bCs/>
-          <w:sz w:val="18"/>
-          <w:szCs w:val="18"/>
-        </w:rPr>
-        <w:t>perangkat</w:t>
-      </w:r>
-      <w:proofErr w:type="spellEnd"/>
-      <w:r>
-        <w:rPr>
-          <w:b/>
-          <w:bCs/>
-          <w:sz w:val="18"/>
-          <w:szCs w:val="18"/>
-        </w:rPr>
-        <w:t xml:space="preserve"> </w:t>
-      </w:r>
-      <w:proofErr w:type="spellStart"/>
-      <w:r>
-        <w:rPr>
-          <w:b/>
-          <w:bCs/>
-          <w:sz w:val="18"/>
-          <w:szCs w:val="18"/>
-        </w:rPr>
-        <w:t>dengan</w:t>
-      </w:r>
-      <w:proofErr w:type="spellEnd"/>
-      <w:r>
-        <w:rPr>
-          <w:b/>
-          <w:bCs/>
-          <w:sz w:val="18"/>
-          <w:szCs w:val="18"/>
-        </w:rPr>
-        <w:t xml:space="preserve"> </w:t>
-      </w:r>
-      <w:proofErr w:type="spellStart"/>
-      <w:r>
-        <w:rPr>
-          <w:b/>
-          <w:bCs/>
-          <w:sz w:val="18"/>
-          <w:szCs w:val="18"/>
-        </w:rPr>
-        <w:t>spesifikasi</w:t>
-      </w:r>
-      <w:proofErr w:type="spellEnd"/>
-      <w:r>
-        <w:rPr>
-          <w:b/>
-          <w:bCs/>
-          <w:sz w:val="18"/>
-          <w:szCs w:val="18"/>
-        </w:rPr>
-        <w:t xml:space="preserve"> </w:t>
-      </w:r>
-      <w:proofErr w:type="spellStart"/>
-      <w:r>
-        <w:rPr>
-          <w:b/>
-          <w:bCs/>
-          <w:sz w:val="18"/>
-          <w:szCs w:val="18"/>
-        </w:rPr>
-        <w:t>serta</w:t>
-      </w:r>
-      <w:proofErr w:type="spellEnd"/>
-      <w:r>
-        <w:rPr>
-          <w:b/>
-          <w:bCs/>
-          <w:sz w:val="18"/>
-          <w:szCs w:val="18"/>
-        </w:rPr>
-        <w:t xml:space="preserve"> </w:t>
-      </w:r>
-      <w:proofErr w:type="spellStart"/>
-      <w:r>
-        <w:rPr>
-          <w:b/>
-          <w:bCs/>
-          <w:sz w:val="18"/>
-          <w:szCs w:val="18"/>
-        </w:rPr>
-        <w:t>syarat-syarat</w:t>
-      </w:r>
-      <w:proofErr w:type="spellEnd"/>
-      <w:r>
-        <w:rPr>
-          <w:b/>
-          <w:bCs/>
-          <w:sz w:val="18"/>
-          <w:szCs w:val="18"/>
-        </w:rPr>
-        <w:t xml:space="preserve"> dan </w:t>
-      </w:r>
-      <w:proofErr w:type="spellStart"/>
-      <w:r>
-        <w:rPr>
-          <w:b/>
-          <w:bCs/>
-          <w:sz w:val="18"/>
-          <w:szCs w:val="18"/>
-        </w:rPr>
-        <w:t>ketentuan</w:t>
-      </w:r>
-      <w:proofErr w:type="spellEnd"/>
-      <w:r>
-        <w:rPr>
-          <w:b/>
-          <w:bCs/>
-          <w:sz w:val="18"/>
-          <w:szCs w:val="18"/>
-        </w:rPr>
-        <w:t xml:space="preserve"> </w:t>
-      </w:r>
-      <w:proofErr w:type="spellStart"/>
-      <w:r>
-        <w:rPr>
-          <w:b/>
-          <w:bCs/>
-          <w:sz w:val="18"/>
-          <w:szCs w:val="18"/>
-        </w:rPr>
-        <w:t>sebagai</w:t>
-      </w:r>
-      <w:proofErr w:type="spellEnd"/>
-      <w:r>
-        <w:rPr>
-          <w:b/>
-          <w:bCs/>
-          <w:sz w:val="18"/>
-          <w:szCs w:val="18"/>
-        </w:rPr>
-        <w:t xml:space="preserve"> </w:t>
-      </w:r>
-      <w:proofErr w:type="spellStart"/>
-      <w:r>
-        <w:rPr>
-          <w:b/>
-          <w:bCs/>
-          <w:sz w:val="18"/>
-          <w:szCs w:val="18"/>
-        </w:rPr>
-        <w:t>berikut</w:t>
-      </w:r>
-      <w:proofErr w:type="spellEnd"/>
-      <w:r>
-        <w:rPr>
-          <w:b/>
-          <w:bCs/>
-          <w:sz w:val="18"/>
-          <w:szCs w:val="18"/>
-        </w:rPr>
-        <w:t>:</w:t>
+          <w:lang w:val="nb-NO"/>
+        </w:rPr>
+        <w:t xml:space="preserve"> {{TahunTanggal}} telah diserahterimakan perangkat dengan spesifikasi serta syarat-syarat dan ketentuan sebagai berikut:</w:t>
       </w:r>
     </w:p>
     <w:p>
@@ -1689,6 +1354,7 @@
         <w:rPr>
           <w:sz w:val="18"/>
           <w:szCs w:val="18"/>
+          <w:lang w:val="nb-NO"/>
         </w:rPr>
       </w:pPr>
     </w:p>
@@ -1817,6 +1483,7 @@
                   <w:pPr>
                     <w:pStyle w:val="ListParagraph"/>
                     <w:ind w:left="0"/>
+                    <w:jc w:val="center"/>
                     <w:rPr>
                       <w:b/>
                       <w:bCs/>
@@ -1983,6 +1650,7 @@
                   <w:pPr>
                     <w:pStyle w:val="ListParagraph"/>
                     <w:ind w:left="0"/>
+                    <w:jc w:val="center"/>
                     <w:rPr>
                       <w:b/>
                       <w:bCs/>
@@ -2077,7 +1745,6 @@
             <w:pPr>
               <w:pStyle w:val="ListParagraph"/>
               <w:ind w:left="0"/>
-              <w:jc w:val="center"/>
               <w:rPr>
                 <w:b/>
                 <w:bCs/>
@@ -2125,7 +1792,6 @@
             <w:pPr>
               <w:pStyle w:val="ListParagraph"/>
               <w:ind w:left="0"/>
-              <w:jc w:val="center"/>
               <w:rPr>
                 <w:b/>
                 <w:bCs/>
@@ -2159,7 +1825,6 @@
             <w:pPr>
               <w:pStyle w:val="ListParagraph"/>
               <w:ind w:left="0"/>
-              <w:jc w:val="center"/>
               <w:rPr>
                 <w:b/>
                 <w:bCs/>
@@ -2174,7 +1839,6 @@
             <w:pPr>
               <w:pStyle w:val="ListParagraph"/>
               <w:ind w:left="0"/>
-              <w:jc w:val="center"/>
               <w:rPr>
                 <w:b/>
                 <w:bCs/>
@@ -2222,7 +1886,7 @@
                 <w:szCs w:val="18"/>
                 <w:lang w:val="nb-NO"/>
               </w:rPr>
-              <w:t>{{PerangkatNo}}</w:t>
+              <w:t>{{PerangkatNo}}.</w:t>
             </w:r>
           </w:p>
         </w:tc>
@@ -2462,12 +2126,405 @@
           <w:szCs w:val="18"/>
         </w:rPr>
       </w:pPr>
-      <w:r>
-        <w:rPr>
-          <w:sz w:val="18"/>
-          <w:szCs w:val="18"/>
-        </w:rPr>
-        <w:t>Pihak penerima bertanggung jawab sepenuhnya atas peralatan yang digunakannya dan telah membaca dan setuju dengan ketentuan tambahan yang tercantum pada halaman belakang dari lembar bukti penerimaan barang ini (wajib dibaca).</w:t>
+      <w:proofErr w:type="spellStart"/>
+      <w:r>
+        <w:rPr>
+          <w:sz w:val="18"/>
+          <w:szCs w:val="18"/>
+        </w:rPr>
+        <w:t>Pihak</w:t>
+      </w:r>
+      <w:proofErr w:type="spellEnd"/>
+      <w:r>
+        <w:rPr>
+          <w:sz w:val="18"/>
+          <w:szCs w:val="18"/>
+        </w:rPr>
+        <w:t xml:space="preserve"> </w:t>
+      </w:r>
+      <w:proofErr w:type="spellStart"/>
+      <w:r>
+        <w:rPr>
+          <w:sz w:val="18"/>
+          <w:szCs w:val="18"/>
+        </w:rPr>
+        <w:t>penerima</w:t>
+      </w:r>
+      <w:proofErr w:type="spellEnd"/>
+      <w:r>
+        <w:rPr>
+          <w:sz w:val="18"/>
+          <w:szCs w:val="18"/>
+        </w:rPr>
+        <w:t xml:space="preserve"> </w:t>
+      </w:r>
+      <w:proofErr w:type="spellStart"/>
+      <w:r>
+        <w:rPr>
+          <w:sz w:val="18"/>
+          <w:szCs w:val="18"/>
+        </w:rPr>
+        <w:t>bertanggung</w:t>
+      </w:r>
+      <w:proofErr w:type="spellEnd"/>
+      <w:r>
+        <w:rPr>
+          <w:sz w:val="18"/>
+          <w:szCs w:val="18"/>
+        </w:rPr>
+        <w:t xml:space="preserve"> </w:t>
+      </w:r>
+      <w:proofErr w:type="spellStart"/>
+      <w:r>
+        <w:rPr>
+          <w:sz w:val="18"/>
+          <w:szCs w:val="18"/>
+        </w:rPr>
+        <w:t>jawab</w:t>
+      </w:r>
+      <w:proofErr w:type="spellEnd"/>
+      <w:r>
+        <w:rPr>
+          <w:sz w:val="18"/>
+          <w:szCs w:val="18"/>
+        </w:rPr>
+        <w:t xml:space="preserve"> </w:t>
+      </w:r>
+      <w:proofErr w:type="spellStart"/>
+      <w:r>
+        <w:rPr>
+          <w:sz w:val="18"/>
+          <w:szCs w:val="18"/>
+        </w:rPr>
+        <w:t>sepenuhnya</w:t>
+      </w:r>
+      <w:proofErr w:type="spellEnd"/>
+      <w:r>
+        <w:rPr>
+          <w:sz w:val="18"/>
+          <w:szCs w:val="18"/>
+        </w:rPr>
+        <w:t xml:space="preserve"> </w:t>
+      </w:r>
+      <w:proofErr w:type="spellStart"/>
+      <w:r>
+        <w:rPr>
+          <w:sz w:val="18"/>
+          <w:szCs w:val="18"/>
+        </w:rPr>
+        <w:t>atas</w:t>
+      </w:r>
+      <w:proofErr w:type="spellEnd"/>
+      <w:r>
+        <w:rPr>
+          <w:sz w:val="18"/>
+          <w:szCs w:val="18"/>
+        </w:rPr>
+        <w:t xml:space="preserve"> </w:t>
+      </w:r>
+      <w:proofErr w:type="spellStart"/>
+      <w:r>
+        <w:rPr>
+          <w:sz w:val="18"/>
+          <w:szCs w:val="18"/>
+        </w:rPr>
+        <w:t>peralatan</w:t>
+      </w:r>
+      <w:proofErr w:type="spellEnd"/>
+      <w:r>
+        <w:rPr>
+          <w:sz w:val="18"/>
+          <w:szCs w:val="18"/>
+        </w:rPr>
+        <w:t xml:space="preserve"> yang </w:t>
+      </w:r>
+      <w:proofErr w:type="spellStart"/>
+      <w:r>
+        <w:rPr>
+          <w:sz w:val="18"/>
+          <w:szCs w:val="18"/>
+        </w:rPr>
+        <w:t>digunakannya</w:t>
+      </w:r>
+      <w:proofErr w:type="spellEnd"/>
+      <w:r>
+        <w:rPr>
+          <w:sz w:val="18"/>
+          <w:szCs w:val="18"/>
+        </w:rPr>
+        <w:t xml:space="preserve"> dan </w:t>
+      </w:r>
+      <w:proofErr w:type="spellStart"/>
+      <w:r>
+        <w:rPr>
+          <w:sz w:val="18"/>
+          <w:szCs w:val="18"/>
+        </w:rPr>
+        <w:t>telah</w:t>
+      </w:r>
+      <w:proofErr w:type="spellEnd"/>
+      <w:r>
+        <w:rPr>
+          <w:sz w:val="18"/>
+          <w:szCs w:val="18"/>
+        </w:rPr>
+        <w:t xml:space="preserve"> </w:t>
+      </w:r>
+      <w:proofErr w:type="spellStart"/>
+      <w:r>
+        <w:rPr>
+          <w:sz w:val="18"/>
+          <w:szCs w:val="18"/>
+        </w:rPr>
+        <w:t>membaca</w:t>
+      </w:r>
+      <w:proofErr w:type="spellEnd"/>
+      <w:r>
+        <w:rPr>
+          <w:sz w:val="18"/>
+          <w:szCs w:val="18"/>
+        </w:rPr>
+        <w:t xml:space="preserve"> dan </w:t>
+      </w:r>
+      <w:proofErr w:type="spellStart"/>
+      <w:r>
+        <w:rPr>
+          <w:sz w:val="18"/>
+          <w:szCs w:val="18"/>
+        </w:rPr>
+        <w:t>setuju</w:t>
+      </w:r>
+      <w:proofErr w:type="spellEnd"/>
+      <w:r>
+        <w:rPr>
+          <w:sz w:val="18"/>
+          <w:szCs w:val="18"/>
+        </w:rPr>
+        <w:t xml:space="preserve"> </w:t>
+      </w:r>
+      <w:proofErr w:type="spellStart"/>
+      <w:r>
+        <w:rPr>
+          <w:sz w:val="18"/>
+          <w:szCs w:val="18"/>
+        </w:rPr>
+        <w:t>dengan</w:t>
+      </w:r>
+      <w:proofErr w:type="spellEnd"/>
+      <w:r>
+        <w:rPr>
+          <w:sz w:val="18"/>
+          <w:szCs w:val="18"/>
+        </w:rPr>
+        <w:t xml:space="preserve"> </w:t>
+      </w:r>
+      <w:proofErr w:type="spellStart"/>
+      <w:r>
+        <w:rPr>
+          <w:sz w:val="18"/>
+          <w:szCs w:val="18"/>
+        </w:rPr>
+        <w:t>ketentuan</w:t>
+      </w:r>
+      <w:proofErr w:type="spellEnd"/>
+      <w:r>
+        <w:rPr>
+          <w:sz w:val="18"/>
+          <w:szCs w:val="18"/>
+        </w:rPr>
+        <w:t xml:space="preserve"> </w:t>
+      </w:r>
+      <w:proofErr w:type="spellStart"/>
+      <w:r>
+        <w:rPr>
+          <w:sz w:val="18"/>
+          <w:szCs w:val="18"/>
+        </w:rPr>
+        <w:t>tambahan</w:t>
+      </w:r>
+      <w:proofErr w:type="spellEnd"/>
+      <w:r>
+        <w:rPr>
+          <w:sz w:val="18"/>
+          <w:szCs w:val="18"/>
+        </w:rPr>
+        <w:t xml:space="preserve"> yang </w:t>
+      </w:r>
+      <w:proofErr w:type="spellStart"/>
+      <w:r>
+        <w:rPr>
+          <w:sz w:val="18"/>
+          <w:szCs w:val="18"/>
+        </w:rPr>
+        <w:t>tercantum</w:t>
+      </w:r>
+      <w:proofErr w:type="spellEnd"/>
+      <w:r>
+        <w:rPr>
+          <w:sz w:val="18"/>
+          <w:szCs w:val="18"/>
+        </w:rPr>
+        <w:t xml:space="preserve"> pada </w:t>
+      </w:r>
+      <w:proofErr w:type="spellStart"/>
+      <w:r>
+        <w:rPr>
+          <w:sz w:val="18"/>
+          <w:szCs w:val="18"/>
+        </w:rPr>
+        <w:t>halaman</w:t>
+      </w:r>
+      <w:proofErr w:type="spellEnd"/>
+      <w:r>
+        <w:rPr>
+          <w:sz w:val="18"/>
+          <w:szCs w:val="18"/>
+        </w:rPr>
+        <w:t xml:space="preserve"> </w:t>
+      </w:r>
+      <w:proofErr w:type="spellStart"/>
+      <w:r>
+        <w:rPr>
+          <w:sz w:val="18"/>
+          <w:szCs w:val="18"/>
+        </w:rPr>
+        <w:t>belakang</w:t>
+      </w:r>
+      <w:proofErr w:type="spellEnd"/>
+      <w:r>
+        <w:rPr>
+          <w:sz w:val="18"/>
+          <w:szCs w:val="18"/>
+        </w:rPr>
+        <w:t xml:space="preserve"> </w:t>
+      </w:r>
+      <w:proofErr w:type="spellStart"/>
+      <w:r>
+        <w:rPr>
+          <w:sz w:val="18"/>
+          <w:szCs w:val="18"/>
+        </w:rPr>
+        <w:t>dari</w:t>
+      </w:r>
+      <w:proofErr w:type="spellEnd"/>
+      <w:r>
+        <w:rPr>
+          <w:sz w:val="18"/>
+          <w:szCs w:val="18"/>
+        </w:rPr>
+        <w:t xml:space="preserve"> </w:t>
+      </w:r>
+      <w:proofErr w:type="spellStart"/>
+      <w:r>
+        <w:rPr>
+          <w:sz w:val="18"/>
+          <w:szCs w:val="18"/>
+        </w:rPr>
+        <w:t>lembar</w:t>
+      </w:r>
+      <w:proofErr w:type="spellEnd"/>
+      <w:r>
+        <w:rPr>
+          <w:sz w:val="18"/>
+          <w:szCs w:val="18"/>
+        </w:rPr>
+        <w:t xml:space="preserve"> </w:t>
+      </w:r>
+      <w:proofErr w:type="spellStart"/>
+      <w:r>
+        <w:rPr>
+          <w:sz w:val="18"/>
+          <w:szCs w:val="18"/>
+        </w:rPr>
+        <w:t>bukti</w:t>
+      </w:r>
+      <w:proofErr w:type="spellEnd"/>
+      <w:r>
+        <w:rPr>
+          <w:sz w:val="18"/>
+          <w:szCs w:val="18"/>
+        </w:rPr>
+        <w:t xml:space="preserve"> </w:t>
+      </w:r>
+      <w:proofErr w:type="spellStart"/>
+      <w:r>
+        <w:rPr>
+          <w:sz w:val="18"/>
+          <w:szCs w:val="18"/>
+        </w:rPr>
+        <w:t>penerimaan</w:t>
+      </w:r>
+      <w:proofErr w:type="spellEnd"/>
+      <w:r>
+        <w:rPr>
+          <w:sz w:val="18"/>
+          <w:szCs w:val="18"/>
+        </w:rPr>
+        <w:t xml:space="preserve"> </w:t>
+      </w:r>
+      <w:proofErr w:type="spellStart"/>
+      <w:r>
+        <w:rPr>
+          <w:sz w:val="18"/>
+          <w:szCs w:val="18"/>
+        </w:rPr>
+        <w:t>barang</w:t>
+      </w:r>
+      <w:proofErr w:type="spellEnd"/>
+      <w:r>
+        <w:rPr>
+          <w:sz w:val="18"/>
+          <w:szCs w:val="18"/>
+        </w:rPr>
+        <w:t xml:space="preserve"> </w:t>
+      </w:r>
+      <w:proofErr w:type="spellStart"/>
+      <w:r>
+        <w:rPr>
+          <w:sz w:val="18"/>
+          <w:szCs w:val="18"/>
+        </w:rPr>
+        <w:t>ini</w:t>
+      </w:r>
+      <w:proofErr w:type="spellEnd"/>
+      <w:r>
+        <w:rPr>
+          <w:sz w:val="18"/>
+          <w:szCs w:val="18"/>
+        </w:rPr>
+        <w:t xml:space="preserve"> (</w:t>
+      </w:r>
+      <w:proofErr w:type="spellStart"/>
+      <w:r>
+        <w:rPr>
+          <w:sz w:val="18"/>
+          <w:szCs w:val="18"/>
+        </w:rPr>
+        <w:t>wajib</w:t>
+      </w:r>
+      <w:proofErr w:type="spellEnd"/>
+      <w:r>
+        <w:rPr>
+          <w:sz w:val="18"/>
+          <w:szCs w:val="18"/>
+        </w:rPr>
+        <w:t xml:space="preserve"> </w:t>
+      </w:r>
+      <w:proofErr w:type="spellStart"/>
+      <w:r>
+        <w:rPr>
+          <w:sz w:val="18"/>
+          <w:szCs w:val="18"/>
+        </w:rPr>
+        <w:t>dibaca</w:t>
+      </w:r>
+      <w:proofErr w:type="spellEnd"/>
+      <w:r>
+        <w:rPr>
+          <w:sz w:val="18"/>
+          <w:szCs w:val="18"/>
+        </w:rPr>
+        <w:t>).</w:t>
       </w:r>
     </w:p>
     <w:p>
@@ -2498,19 +2555,405 @@
           <w:lang w:val="nb-NO"/>
         </w:rPr>
       </w:pPr>
-      <w:r>
-        <w:rPr>
-          <w:sz w:val="18"/>
-          <w:szCs w:val="18"/>
-        </w:rPr>
-        <w:t xml:space="preserve">Apabila terjadi pencurian/kehilangan perangkat yang diserahkan kepada pemakai/penanggung jawab, maka pemakai/penanggung jawab harus melaporkan kepada Kepolisian dan Sekuriti PERTAMINA dimana </w:t>
-      </w:r>
-      <w:r>
-        <w:rPr>
-          <w:sz w:val="18"/>
-          <w:szCs w:val="18"/>
-        </w:rPr>
-        <w:t xml:space="preserve">terjadi pencurian/kehilangan barang tersebut. </w:t>
+      <w:proofErr w:type="spellStart"/>
+      <w:r>
+        <w:rPr>
+          <w:sz w:val="18"/>
+          <w:szCs w:val="18"/>
+        </w:rPr>
+        <w:t>Apabila</w:t>
+      </w:r>
+      <w:proofErr w:type="spellEnd"/>
+      <w:r>
+        <w:rPr>
+          <w:sz w:val="18"/>
+          <w:szCs w:val="18"/>
+        </w:rPr>
+        <w:t xml:space="preserve"> </w:t>
+      </w:r>
+      <w:proofErr w:type="spellStart"/>
+      <w:r>
+        <w:rPr>
+          <w:sz w:val="18"/>
+          <w:szCs w:val="18"/>
+        </w:rPr>
+        <w:t>terjadi</w:t>
+      </w:r>
+      <w:proofErr w:type="spellEnd"/>
+      <w:r>
+        <w:rPr>
+          <w:sz w:val="18"/>
+          <w:szCs w:val="18"/>
+        </w:rPr>
+        <w:t xml:space="preserve"> </w:t>
+      </w:r>
+      <w:proofErr w:type="spellStart"/>
+      <w:r>
+        <w:rPr>
+          <w:sz w:val="18"/>
+          <w:szCs w:val="18"/>
+        </w:rPr>
+        <w:t>pencurian</w:t>
+      </w:r>
+      <w:proofErr w:type="spellEnd"/>
+      <w:r>
+        <w:rPr>
+          <w:sz w:val="18"/>
+          <w:szCs w:val="18"/>
+        </w:rPr>
+        <w:t>/</w:t>
+      </w:r>
+      <w:proofErr w:type="spellStart"/>
+      <w:r>
+        <w:rPr>
+          <w:sz w:val="18"/>
+          <w:szCs w:val="18"/>
+        </w:rPr>
+        <w:t>kehilangan</w:t>
+      </w:r>
+      <w:proofErr w:type="spellEnd"/>
+      <w:r>
+        <w:rPr>
+          <w:sz w:val="18"/>
+          <w:szCs w:val="18"/>
+        </w:rPr>
+        <w:t xml:space="preserve"> </w:t>
+      </w:r>
+      <w:proofErr w:type="spellStart"/>
+      <w:r>
+        <w:rPr>
+          <w:sz w:val="18"/>
+          <w:szCs w:val="18"/>
+        </w:rPr>
+        <w:t>perangkat</w:t>
+      </w:r>
+      <w:proofErr w:type="spellEnd"/>
+      <w:r>
+        <w:rPr>
+          <w:sz w:val="18"/>
+          <w:szCs w:val="18"/>
+        </w:rPr>
+        <w:t xml:space="preserve"> yang </w:t>
+      </w:r>
+      <w:proofErr w:type="spellStart"/>
+      <w:r>
+        <w:rPr>
+          <w:sz w:val="18"/>
+          <w:szCs w:val="18"/>
+        </w:rPr>
+        <w:t>diserahkan</w:t>
+      </w:r>
+      <w:proofErr w:type="spellEnd"/>
+      <w:r>
+        <w:rPr>
+          <w:sz w:val="18"/>
+          <w:szCs w:val="18"/>
+        </w:rPr>
+        <w:t xml:space="preserve"> </w:t>
+      </w:r>
+      <w:proofErr w:type="spellStart"/>
+      <w:r>
+        <w:rPr>
+          <w:sz w:val="18"/>
+          <w:szCs w:val="18"/>
+        </w:rPr>
+        <w:t>kepada</w:t>
+      </w:r>
+      <w:proofErr w:type="spellEnd"/>
+      <w:r>
+        <w:rPr>
+          <w:sz w:val="18"/>
+          <w:szCs w:val="18"/>
+        </w:rPr>
+        <w:t xml:space="preserve"> </w:t>
+      </w:r>
+      <w:proofErr w:type="spellStart"/>
+      <w:r>
+        <w:rPr>
+          <w:sz w:val="18"/>
+          <w:szCs w:val="18"/>
+        </w:rPr>
+        <w:t>pemakai</w:t>
+      </w:r>
+      <w:proofErr w:type="spellEnd"/>
+      <w:r>
+        <w:rPr>
+          <w:sz w:val="18"/>
+          <w:szCs w:val="18"/>
+        </w:rPr>
+        <w:t>/</w:t>
+      </w:r>
+      <w:proofErr w:type="spellStart"/>
+      <w:r>
+        <w:rPr>
+          <w:sz w:val="18"/>
+          <w:szCs w:val="18"/>
+        </w:rPr>
+        <w:t>penanggung</w:t>
+      </w:r>
+      <w:proofErr w:type="spellEnd"/>
+      <w:r>
+        <w:rPr>
+          <w:sz w:val="18"/>
+          <w:szCs w:val="18"/>
+        </w:rPr>
+        <w:t xml:space="preserve"> </w:t>
+      </w:r>
+      <w:proofErr w:type="spellStart"/>
+      <w:r>
+        <w:rPr>
+          <w:sz w:val="18"/>
+          <w:szCs w:val="18"/>
+        </w:rPr>
+        <w:t>jawab</w:t>
+      </w:r>
+      <w:proofErr w:type="spellEnd"/>
+      <w:r>
+        <w:rPr>
+          <w:sz w:val="18"/>
+          <w:szCs w:val="18"/>
+        </w:rPr>
+        <w:t xml:space="preserve">, </w:t>
+      </w:r>
+      <w:proofErr w:type="spellStart"/>
+      <w:r>
+        <w:rPr>
+          <w:sz w:val="18"/>
+          <w:szCs w:val="18"/>
+        </w:rPr>
+        <w:t>maka</w:t>
+      </w:r>
+      <w:proofErr w:type="spellEnd"/>
+      <w:r>
+        <w:rPr>
+          <w:sz w:val="18"/>
+          <w:szCs w:val="18"/>
+        </w:rPr>
+        <w:t xml:space="preserve"> </w:t>
+      </w:r>
+      <w:proofErr w:type="spellStart"/>
+      <w:r>
+        <w:rPr>
+          <w:sz w:val="18"/>
+          <w:szCs w:val="18"/>
+        </w:rPr>
+        <w:t>pemakai</w:t>
+      </w:r>
+      <w:proofErr w:type="spellEnd"/>
+      <w:r>
+        <w:rPr>
+          <w:sz w:val="18"/>
+          <w:szCs w:val="18"/>
+        </w:rPr>
+        <w:t>/</w:t>
+      </w:r>
+      <w:proofErr w:type="spellStart"/>
+      <w:r>
+        <w:rPr>
+          <w:sz w:val="18"/>
+          <w:szCs w:val="18"/>
+        </w:rPr>
+        <w:t>penanggung</w:t>
+      </w:r>
+      <w:proofErr w:type="spellEnd"/>
+      <w:r>
+        <w:rPr>
+          <w:sz w:val="18"/>
+          <w:szCs w:val="18"/>
+        </w:rPr>
+        <w:t xml:space="preserve"> </w:t>
+      </w:r>
+      <w:proofErr w:type="spellStart"/>
+      <w:r>
+        <w:rPr>
+          <w:sz w:val="18"/>
+          <w:szCs w:val="18"/>
+        </w:rPr>
+        <w:t>jawab</w:t>
+      </w:r>
+      <w:proofErr w:type="spellEnd"/>
+      <w:r>
+        <w:rPr>
+          <w:sz w:val="18"/>
+          <w:szCs w:val="18"/>
+        </w:rPr>
+        <w:t xml:space="preserve"> </w:t>
+      </w:r>
+      <w:proofErr w:type="spellStart"/>
+      <w:r>
+        <w:rPr>
+          <w:sz w:val="18"/>
+          <w:szCs w:val="18"/>
+        </w:rPr>
+        <w:t>harus</w:t>
+      </w:r>
+      <w:proofErr w:type="spellEnd"/>
+      <w:r>
+        <w:rPr>
+          <w:sz w:val="18"/>
+          <w:szCs w:val="18"/>
+        </w:rPr>
+        <w:t xml:space="preserve"> </w:t>
+      </w:r>
+      <w:proofErr w:type="spellStart"/>
+      <w:r>
+        <w:rPr>
+          <w:sz w:val="18"/>
+          <w:szCs w:val="18"/>
+        </w:rPr>
+        <w:t>melaporkan</w:t>
+      </w:r>
+      <w:proofErr w:type="spellEnd"/>
+      <w:r>
+        <w:rPr>
+          <w:sz w:val="18"/>
+          <w:szCs w:val="18"/>
+        </w:rPr>
+        <w:t xml:space="preserve"> </w:t>
+      </w:r>
+      <w:proofErr w:type="spellStart"/>
+      <w:r>
+        <w:rPr>
+          <w:sz w:val="18"/>
+          <w:szCs w:val="18"/>
+        </w:rPr>
+        <w:t>kepada</w:t>
+      </w:r>
+      <w:proofErr w:type="spellEnd"/>
+      <w:r>
+        <w:rPr>
+          <w:sz w:val="18"/>
+          <w:szCs w:val="18"/>
+        </w:rPr>
+        <w:t xml:space="preserve"> </w:t>
+      </w:r>
+      <w:proofErr w:type="spellStart"/>
+      <w:r>
+        <w:rPr>
+          <w:sz w:val="18"/>
+          <w:szCs w:val="18"/>
+        </w:rPr>
+        <w:t>Kepolisian</w:t>
+      </w:r>
+      <w:proofErr w:type="spellEnd"/>
+      <w:r>
+        <w:rPr>
+          <w:sz w:val="18"/>
+          <w:szCs w:val="18"/>
+        </w:rPr>
+        <w:t xml:space="preserve"> dan </w:t>
+      </w:r>
+      <w:proofErr w:type="spellStart"/>
+      <w:r>
+        <w:rPr>
+          <w:sz w:val="18"/>
+          <w:szCs w:val="18"/>
+        </w:rPr>
+        <w:t>Sekuriti</w:t>
+      </w:r>
+      <w:proofErr w:type="spellEnd"/>
+      <w:r>
+        <w:rPr>
+          <w:sz w:val="18"/>
+          <w:szCs w:val="18"/>
+        </w:rPr>
+        <w:t xml:space="preserve"> PERTAMINA </w:t>
+      </w:r>
+      <w:proofErr w:type="spellStart"/>
+      <w:r>
+        <w:rPr>
+          <w:sz w:val="18"/>
+          <w:szCs w:val="18"/>
+        </w:rPr>
+        <w:t>dimana</w:t>
+      </w:r>
+      <w:proofErr w:type="spellEnd"/>
+      <w:r>
+        <w:rPr>
+          <w:sz w:val="18"/>
+          <w:szCs w:val="18"/>
+        </w:rPr>
+        <w:t xml:space="preserve"> </w:t>
+      </w:r>
+      <w:proofErr w:type="spellStart"/>
+      <w:r>
+        <w:rPr>
+          <w:sz w:val="18"/>
+          <w:szCs w:val="18"/>
+        </w:rPr>
+        <w:t>terjadi</w:t>
+      </w:r>
+      <w:proofErr w:type="spellEnd"/>
+      <w:r>
+        <w:rPr>
+          <w:sz w:val="18"/>
+          <w:szCs w:val="18"/>
+        </w:rPr>
+        <w:t xml:space="preserve"> </w:t>
+      </w:r>
+      <w:proofErr w:type="spellStart"/>
+      <w:r>
+        <w:rPr>
+          <w:sz w:val="18"/>
+          <w:szCs w:val="18"/>
+        </w:rPr>
+        <w:t>pencurian</w:t>
+      </w:r>
+      <w:proofErr w:type="spellEnd"/>
+      <w:r>
+        <w:rPr>
+          <w:sz w:val="18"/>
+          <w:szCs w:val="18"/>
+        </w:rPr>
+        <w:t>/</w:t>
+      </w:r>
+      <w:proofErr w:type="spellStart"/>
+      <w:r>
+        <w:rPr>
+          <w:sz w:val="18"/>
+          <w:szCs w:val="18"/>
+        </w:rPr>
+        <w:t>kehilangan</w:t>
+      </w:r>
+      <w:proofErr w:type="spellEnd"/>
+      <w:r>
+        <w:rPr>
+          <w:sz w:val="18"/>
+          <w:szCs w:val="18"/>
+        </w:rPr>
+        <w:t xml:space="preserve"> </w:t>
+      </w:r>
+      <w:proofErr w:type="spellStart"/>
+      <w:r>
+        <w:rPr>
+          <w:sz w:val="18"/>
+          <w:szCs w:val="18"/>
+        </w:rPr>
+        <w:t>barang</w:t>
+      </w:r>
+      <w:proofErr w:type="spellEnd"/>
+      <w:r>
+        <w:rPr>
+          <w:sz w:val="18"/>
+          <w:szCs w:val="18"/>
+        </w:rPr>
+        <w:t xml:space="preserve"> </w:t>
+      </w:r>
+      <w:proofErr w:type="spellStart"/>
+      <w:r>
+        <w:rPr>
+          <w:sz w:val="18"/>
+          <w:szCs w:val="18"/>
+        </w:rPr>
+        <w:t>tersebut</w:t>
+      </w:r>
+      <w:proofErr w:type="spellEnd"/>
+      <w:r>
+        <w:rPr>
+          <w:sz w:val="18"/>
+          <w:szCs w:val="18"/>
+        </w:rPr>
+        <w:t xml:space="preserve">. </w:t>
       </w:r>
       <w:r>
         <w:rPr>
@@ -2659,6 +3102,7 @@
           <w:szCs w:val="18"/>
           <w:lang w:val="nb-NO"/>
         </w:rPr>
+        <w:lastRenderedPageBreak/>
         <w:t>Kami sebagai Penerima/Penanggung Jawab telah membaca, memahami, dan menerima semua ketentuan Perusahaan tersebut.</w:t>
       </w:r>
     </w:p>
@@ -2853,38 +3297,14 @@
               <w:pStyle w:val="ListParagraph"/>
               <w:ind w:left="0"/>
               <w:rPr>
-                <w:sz w:val="18"/>
-                <w:szCs w:val="18"/>
-                <w:u w:val="single"/>
+                <w:noProof/>
+                <w:sz w:val="18"/>
+                <w:szCs w:val="18"/>
                 <w:lang w:val="nb-NO"/>
               </w:rPr>
             </w:pPr>
             <w:r>
               <w:t>{{SIG_MENYERAHKAN}}</w:t>
-            </w:r>
-          </w:p>
-          <w:p>
-            <w:pPr>
-              <w:pStyle w:val="ListParagraph"/>
-              <w:ind w:left="0"/>
-              <w:rPr>
-                <w:b/>
-                <w:bCs/>
-                <w:noProof/>
-                <w:sz w:val="18"/>
-                <w:szCs w:val="18"/>
-                <w:u w:val="single"/>
-                <w:lang w:val="nb-NO"/>
-              </w:rPr>
-            </w:pPr>
-            <w:r>
-              <w:rPr>
-                <w:sz w:val="18"/>
-                <w:szCs w:val="18"/>
-                <w:u w:val="single"/>
-                <w:lang w:val="nb-NO"/>
-              </w:rPr>
-              <w:t>{{Menyerahkan}}</w:t>
             </w:r>
           </w:p>
         </w:tc>
@@ -2897,38 +3317,14 @@
               <w:pStyle w:val="ListParagraph"/>
               <w:ind w:left="0"/>
               <w:rPr>
-                <w:sz w:val="18"/>
-                <w:szCs w:val="18"/>
-                <w:u w:val="single"/>
+                <w:noProof/>
+                <w:sz w:val="18"/>
+                <w:szCs w:val="18"/>
                 <w:lang w:val="nb-NO"/>
               </w:rPr>
             </w:pPr>
             <w:r>
               <w:t>{{SIG_APPROVER}}</w:t>
-            </w:r>
-          </w:p>
-          <w:p>
-            <w:pPr>
-              <w:pStyle w:val="ListParagraph"/>
-              <w:ind w:left="0"/>
-              <w:rPr>
-                <w:b/>
-                <w:bCs/>
-                <w:noProof/>
-                <w:sz w:val="18"/>
-                <w:szCs w:val="18"/>
-                <w:u w:val="single"/>
-                <w:lang w:val="nb-NO"/>
-              </w:rPr>
-            </w:pPr>
-            <w:r>
-              <w:rPr>
-                <w:sz w:val="18"/>
-                <w:szCs w:val="18"/>
-                <w:u w:val="single"/>
-                <w:lang w:val="nb-NO"/>
-              </w:rPr>
-              <w:t>{{Approver}}</w:t>
             </w:r>
           </w:p>
         </w:tc>
@@ -2941,6 +3337,31 @@
               <w:pStyle w:val="ListParagraph"/>
               <w:ind w:left="0"/>
               <w:rPr>
+                <w:noProof/>
+                <w:sz w:val="18"/>
+                <w:szCs w:val="18"/>
+                <w:lang w:val="nb-NO"/>
+              </w:rPr>
+            </w:pPr>
+            <w:r>
+              <w:t>{{SIG_PJ}}</w:t>
+            </w:r>
+          </w:p>
+        </w:tc>
+      </w:tr>
+      <w:tr>
+        <w:tc>
+          <w:tcPr>
+            <w:tcW w:w="3096" w:type="dxa"/>
+          </w:tcPr>
+          <w:p>
+            <w:pPr>
+              <w:pStyle w:val="ListParagraph"/>
+              <w:ind w:left="0"/>
+              <w:rPr>
+                <w:b/>
+                <w:bCs/>
+                <w:noProof/>
                 <w:sz w:val="18"/>
                 <w:szCs w:val="18"/>
                 <w:u w:val="single"/>
@@ -2948,9 +3369,49 @@
               </w:rPr>
             </w:pPr>
             <w:r>
-              <w:t>{{SIG_PJ}}</w:t>
-            </w:r>
-          </w:p>
+              <w:rPr>
+                <w:sz w:val="18"/>
+                <w:szCs w:val="18"/>
+                <w:u w:val="single"/>
+                <w:lang w:val="nb-NO"/>
+              </w:rPr>
+              <w:t>{{Menyerahkan}}</w:t>
+            </w:r>
+          </w:p>
+        </w:tc>
+        <w:tc>
+          <w:tcPr>
+            <w:tcW w:w="3087" w:type="dxa"/>
+          </w:tcPr>
+          <w:p>
+            <w:pPr>
+              <w:pStyle w:val="ListParagraph"/>
+              <w:ind w:left="0"/>
+              <w:rPr>
+                <w:b/>
+                <w:bCs/>
+                <w:noProof/>
+                <w:sz w:val="18"/>
+                <w:szCs w:val="18"/>
+                <w:u w:val="single"/>
+                <w:lang w:val="nb-NO"/>
+              </w:rPr>
+            </w:pPr>
+            <w:r>
+              <w:rPr>
+                <w:sz w:val="18"/>
+                <w:szCs w:val="18"/>
+                <w:u w:val="single"/>
+                <w:lang w:val="nb-NO"/>
+              </w:rPr>
+              <w:t>{{Approver}}</w:t>
+            </w:r>
+          </w:p>
+        </w:tc>
+        <w:tc>
+          <w:tcPr>
+            <w:tcW w:w="3085" w:type="dxa"/>
+          </w:tcPr>
           <w:p>
             <w:pPr>
               <w:pStyle w:val="ListParagraph"/>
@@ -3062,7 +3523,7 @@
           <w:szCs w:val="18"/>
           <w:lang w:val="nb-NO"/>
         </w:rPr>
-        <w:t xml:space="preserve"> Mouse</w:t>
+        <w:t xml:space="preserve"> {{JenisPerangkat}}</w:t>
       </w:r>
     </w:p>
     <w:p>
@@ -3073,12 +3534,53 @@
           <w:szCs w:val="18"/>
         </w:rPr>
       </w:pPr>
-      <w:r>
-        <w:rPr>
-          <w:sz w:val="18"/>
-          <w:szCs w:val="18"/>
-        </w:rPr>
-        <w:t xml:space="preserve">Sesuai dengan Tiket di My SSC No. </w:t>
+      <w:proofErr w:type="spellStart"/>
+      <w:r>
+        <w:rPr>
+          <w:sz w:val="18"/>
+          <w:szCs w:val="18"/>
+        </w:rPr>
+        <w:t>Sesuai</w:t>
+      </w:r>
+      <w:proofErr w:type="spellEnd"/>
+      <w:r>
+        <w:rPr>
+          <w:sz w:val="18"/>
+          <w:szCs w:val="18"/>
+        </w:rPr>
+        <w:t xml:space="preserve"> </w:t>
+      </w:r>
+      <w:proofErr w:type="spellStart"/>
+      <w:r>
+        <w:rPr>
+          <w:sz w:val="18"/>
+          <w:szCs w:val="18"/>
+        </w:rPr>
+        <w:t>dengan</w:t>
+      </w:r>
+      <w:proofErr w:type="spellEnd"/>
+      <w:r>
+        <w:rPr>
+          <w:sz w:val="18"/>
+          <w:szCs w:val="18"/>
+        </w:rPr>
+        <w:t xml:space="preserve"> </w:t>
+      </w:r>
+      <w:proofErr w:type="spellStart"/>
+      <w:r>
+        <w:rPr>
+          <w:sz w:val="18"/>
+          <w:szCs w:val="18"/>
+        </w:rPr>
+        <w:t>Tiket</w:t>
+      </w:r>
+      <w:proofErr w:type="spellEnd"/>
+      <w:r>
+        <w:rPr>
+          <w:sz w:val="18"/>
+          <w:szCs w:val="18"/>
+        </w:rPr>
+        <w:t xml:space="preserve"> di My SSC No. </w:t>
       </w:r>
       <w:r>
         <w:rPr>
@@ -3109,8 +3611,17 @@
           <w:sz w:val="18"/>
           <w:szCs w:val="18"/>
         </w:rPr>
-        <w:t>{{FungsiPJ}}</w:t>
-      </w:r>
+        <w:t xml:space="preserve">{{FungsiPJ}}</w:t>
+      </w:r>
+      <w:proofErr w:type="spellStart"/>
+      <w:r>
+        <w:rPr>
+          <w:sz w:val="18"/>
+          <w:szCs w:val="18"/>
+        </w:rPr>
+        <w:t/>
+      </w:r>
+      <w:proofErr w:type="spellEnd"/>
     </w:p>
     <w:p>
       <w:pPr>
@@ -3205,40 +3716,7 @@
 </w:document>
 </file>
 
-<file path=word\fontTable.xml><?xml version="1.0" encoding="utf-8"?>
-<w:fonts xmlns:mc="http://schemas.openxmlformats.org/markup-compatibility/2006" xmlns:r="http://schemas.openxmlformats.org/officeDocument/2006/relationships" xmlns:w="http://schemas.openxmlformats.org/wordprocessingml/2006/main" xmlns:w14="http://schemas.microsoft.com/office/word/2010/wordml" xmlns:w15="http://schemas.microsoft.com/office/word/2012/wordml" xmlns:w16cex="http://schemas.microsoft.com/office/word/2018/wordml/cex" xmlns:w16cid="http://schemas.microsoft.com/office/word/2016/wordml/cid" xmlns:w16="http://schemas.microsoft.com/office/word/2018/wordml" xmlns:w16du="http://schemas.microsoft.com/office/word/2023/wordml/word16du" xmlns:w16sdtdh="http://schemas.microsoft.com/office/word/2020/wordml/sdtdatahash" xmlns:w16sdtfl="http://schemas.microsoft.com/office/word/2024/wordml/sdtformatlock" xmlns:w16se="http://schemas.microsoft.com/office/word/2015/wordml/symex" mc:Ignorable="w14 w15 w16se w16cid w16 w16cex w16sdtdh w16sdtfl w16du">
-  <w:font w:name="Calibri">
-    <w:panose1 w:val="020F0502020204030204"/>
-    <w:charset w:val="00"/>
-    <w:family w:val="swiss"/>
-    <w:pitch w:val="variable"/>
-    <w:sig w:usb0="E4002EFF" w:usb1="C200247B" w:usb2="00000009" w:usb3="00000000" w:csb0="000001FF" w:csb1="00000000"/>
-  </w:font>
-  <w:font w:name="Times New Roman">
-    <w:panose1 w:val="02020603050405020304"/>
-    <w:charset w:val="00"/>
-    <w:family w:val="roman"/>
-    <w:pitch w:val="variable"/>
-    <w:sig w:usb0="E0002EFF" w:usb1="C000785B" w:usb2="00000009" w:usb3="00000000" w:csb0="000001FF" w:csb1="00000000"/>
-  </w:font>
-  <w:font w:name="Arial">
-    <w:panose1 w:val="020B0604020202020204"/>
-    <w:charset w:val="00"/>
-    <w:family w:val="swiss"/>
-    <w:pitch w:val="variable"/>
-    <w:sig w:usb0="E0002EFF" w:usb1="C000785B" w:usb2="00000009" w:usb3="00000000" w:csb0="000001FF" w:csb1="00000000"/>
-  </w:font>
-  <w:font w:name="Calibri Light">
-    <w:panose1 w:val="020F0302020204030204"/>
-    <w:charset w:val="00"/>
-    <w:family w:val="swiss"/>
-    <w:pitch w:val="variable"/>
-    <w:sig w:usb0="E4002EFF" w:usb1="C200247B" w:usb2="00000009" w:usb3="00000000" w:csb0="000001FF" w:csb1="00000000"/>
-  </w:font>
-</w:fonts>
-</file>
-
-<file path=word\numbering.xml><?xml version="1.0" encoding="utf-8"?>
+<file path=word/numbering.xml><?xml version="1.0" encoding="utf-8"?>
 <w:numbering xmlns:wpc="http://schemas.microsoft.com/office/word/2010/wordprocessingCanvas" xmlns:cx="http://schemas.microsoft.com/office/drawing/2014/chartex" xmlns:cx1="http://schemas.microsoft.com/office/drawing/2015/9/8/chartex" xmlns:cx2="http://schemas.microsoft.com/office/drawing/2015/10/21/chartex" xmlns:cx3="http://schemas.microsoft.com/office/drawing/2016/5/9/chartex" xmlns:cx4="http://schemas.microsoft.com/office/drawing/2016/5/10/chartex" xmlns:cx5="http://schemas.microsoft.com/office/drawing/2016/5/11/chartex" xmlns:cx6="http://schemas.microsoft.com/office/drawing/2016/5/12/chartex" xmlns:cx7="http://schemas.microsoft.com/office/drawing/2016/5/13/chartex" xmlns:cx8="http://schemas.microsoft.com/office/drawing/2016/5/14/chartex" xmlns:mc="http://schemas.openxmlformats.org/markup-compatibility/2006" xmlns:aink="http://schemas.microsoft.com/office/drawing/2016/ink" xmlns:am3d="http://schemas.microsoft.com/office/drawing/2017/model3d" xmlns:o="urn:schemas-microsoft-com:office:office" xmlns:oel="http://schemas.microsoft.com/office/2019/extlst" xmlns:r="http://schemas.openxmlformats.org/officeDocument/2006/relationships" xmlns:m="http://schemas.openxmlformats.org/officeDocument/2006/math" xmlns:v="urn:schemas-microsoft-com:vml" xmlns:wp14="http://schemas.microsoft.com/office/word/2010/wordprocessingDrawing" xmlns:wp="http://schemas.openxmlformats.org/drawingml/2006/wordprocessingDrawing" xmlns:w10="urn:schemas-microsoft-com:office:word" xmlns:w="http://schemas.openxmlformats.org/wordprocessingml/2006/main" xmlns:w14="http://schemas.microsoft.com/office/word/2010/wordml" xmlns:w15="http://schemas.microsoft.com/office/word/2012/wordml" xmlns:w16cex="http://schemas.microsoft.com/office/word/2018/wordml/cex" xmlns:w16cid="http://schemas.microsoft.com/office/word/2016/wordml/cid" xmlns:w16="http://schemas.microsoft.com/office/word/2018/wordml" xmlns:w16du="http://schemas.microsoft.com/office/word/2023/wordml/word16du" xmlns:w16sdtdh="http://schemas.microsoft.com/office/word/2020/wordml/sdtdatahash" xmlns:w16sdtfl="http://schemas.microsoft.com/office/word/2024/wordml/sdtformatlock" xmlns:w16se="http://schemas.microsoft.com/office/word/2015/wordml/symex" xmlns:wpg="http://schemas.microsoft.com/office/word/2010/wordprocessingGroup" xmlns:wpi="http://schemas.microsoft.com/office/word/2010/wordprocessingInk" xmlns:wne="http://schemas.microsoft.com/office/word/2006/wordml" xmlns:wps="http://schemas.microsoft.com/office/word/2010/wordprocessingShape" mc:Ignorable="w14 w15 w16se w16cid w16 w16cex w16sdtdh w16sdtfl w16du wp14">
   <w:abstractNum w:abstractNumId="0" w15:restartNumberingAfterBreak="0">
     <w:nsid w:val="23720D96"/>
@@ -3332,78 +3810,7 @@
 </w:numbering>
 </file>
 
-<file path=word\settings.xml><?xml version="1.0" encoding="utf-8"?>
-<w:settings xmlns:mc="http://schemas.openxmlformats.org/markup-compatibility/2006" xmlns:o="urn:schemas-microsoft-com:office:office" xmlns:r="http://schemas.openxmlformats.org/officeDocument/2006/relationships" xmlns:m="http://schemas.openxmlformats.org/officeDocument/2006/math" xmlns:v="urn:schemas-microsoft-com:vml" xmlns:w10="urn:schemas-microsoft-com:office:word" xmlns:w="http://schemas.openxmlformats.org/wordprocessingml/2006/main" xmlns:w14="http://schemas.microsoft.com/office/word/2010/wordml" xmlns:w15="http://schemas.microsoft.com/office/word/2012/wordml" xmlns:w16cex="http://schemas.microsoft.com/office/word/2018/wordml/cex" xmlns:w16cid="http://schemas.microsoft.com/office/word/2016/wordml/cid" xmlns:w16="http://schemas.microsoft.com/office/word/2018/wordml" xmlns:w16du="http://schemas.microsoft.com/office/word/2023/wordml/word16du" xmlns:w16sdtdh="http://schemas.microsoft.com/office/word/2020/wordml/sdtdatahash" xmlns:w16sdtfl="http://schemas.microsoft.com/office/word/2024/wordml/sdtformatlock" xmlns:w16se="http://schemas.microsoft.com/office/word/2015/wordml/symex" xmlns:sl="http://schemas.openxmlformats.org/schemaLibrary/2006/main" mc:Ignorable="w14 w15 w16se w16cid w16 w16cex w16sdtdh w16sdtfl w16du">
-  <w:zoom w:percent="110"/>
-  <w:proofState w:spelling="clean" w:grammar="clean"/>
-  <w:defaultTabStop w:val="720"/>
-  <w:characterSpacingControl w:val="doNotCompress"/>
-  <w:compat>
-    <w:compatSetting w:name="compatibilityMode" w:uri="http://schemas.microsoft.com/office/word" w:val="15"/>
-    <w:compatSetting w:name="overrideTableStyleFontSizeAndJustification" w:uri="http://schemas.microsoft.com/office/word" w:val="1"/>
-    <w:compatSetting w:name="enableOpenTypeFeatures" w:uri="http://schemas.microsoft.com/office/word" w:val="1"/>
-    <w:compatSetting w:name="doNotFlipMirrorIndents" w:uri="http://schemas.microsoft.com/office/word" w:val="1"/>
-    <w:compatSetting w:name="differentiateMultirowTableHeaders" w:uri="http://schemas.microsoft.com/office/word" w:val="1"/>
-    <w:compatSetting w:name="useWord2013TrackBottomHyphenation" w:uri="http://schemas.microsoft.com/office/word" w:val="0"/>
-  </w:compat>
-  <w:rsids>
-    <w:rsidRoot w:val="00610B46"/>
-    <w:rsid w:val="001D00D9"/>
-    <w:rsid w:val="00233D1D"/>
-    <w:rsid w:val="002C3EA6"/>
-    <w:rsid w:val="00324901"/>
-    <w:rsid w:val="00387FDB"/>
-    <w:rsid w:val="00481687"/>
-    <w:rsid w:val="005D79EC"/>
-    <w:rsid w:val="00610B46"/>
-    <w:rsid w:val="006E2F03"/>
-    <w:rsid w:val="007317E2"/>
-    <w:rsid w:val="008956C1"/>
-    <w:rsid w:val="008C0A31"/>
-    <w:rsid w:val="0090600A"/>
-    <w:rsid w:val="0095253E"/>
-    <w:rsid w:val="009C2FE8"/>
-    <w:rsid w:val="009F52CF"/>
-    <w:rsid w:val="00B91EB6"/>
-    <w:rsid w:val="00C9298E"/>
-    <w:rsid w:val="00D836BE"/>
-    <w:rsid w:val="00E008A8"/>
-    <w:rsid w:val="00EA6543"/>
-    <w:rsid w:val="00F55E55"/>
-    <w:rsid w:val="00F611BC"/>
-    <w:rsid w:val="00F61E1C"/>
-    <w:rsid w:val="00FB4080"/>
-  </w:rsids>
-  <m:mathPr>
-    <m:mathFont m:val="Cambria Math"/>
-    <m:brkBin m:val="before"/>
-    <m:brkBinSub m:val="--"/>
-    <m:smallFrac m:val="0"/>
-    <m:dispDef/>
-    <m:lMargin m:val="0"/>
-    <m:rMargin m:val="0"/>
-    <m:defJc m:val="centerGroup"/>
-    <m:wrapIndent m:val="1440"/>
-    <m:intLim m:val="subSup"/>
-    <m:naryLim m:val="undOvr"/>
-  </m:mathPr>
-  <w:themeFontLang w:val="en-US"/>
-  <w:clrSchemeMapping w:bg1="light1" w:t1="dark1" w:bg2="light2" w:t2="dark2" w:accent1="accent1" w:accent2="accent2" w:accent3="accent3" w:accent4="accent4" w:accent5="accent5" w:accent6="accent6" w:hyperlink="hyperlink" w:followedHyperlink="followedHyperlink"/>
-  <w:shapeDefaults>
-    <o:shapedefaults v:ext="edit" spidmax="1026"/>
-    <o:shapelayout v:ext="edit">
-      <o:idmap v:ext="edit" data="1"/>
-    </o:shapelayout>
-  </w:shapeDefaults>
-  <w:decimalSymbol w:val="."/>
-  <w:listSeparator w:val=","/>
-  <w14:docId w14:val="689FFE78"/>
-  <w15:chartTrackingRefBased/>
-  <w15:docId w15:val="{2D6EA1CC-1A9E-4D27-AF7C-881D61228F06}"/>
-</w:settings>
-</file>
-
-<file path=word\styles.xml><?xml version="1.0" encoding="utf-8"?>
+<file path=word/styles.xml><?xml version="1.0" encoding="utf-8"?>
 <w:styles xmlns:mc="http://schemas.openxmlformats.org/markup-compatibility/2006" xmlns:r="http://schemas.openxmlformats.org/officeDocument/2006/relationships" xmlns:w="http://schemas.openxmlformats.org/wordprocessingml/2006/main" xmlns:w14="http://schemas.microsoft.com/office/word/2010/wordml" xmlns:w15="http://schemas.microsoft.com/office/word/2012/wordml" xmlns:w16cex="http://schemas.microsoft.com/office/word/2018/wordml/cex" xmlns:w16cid="http://schemas.microsoft.com/office/word/2016/wordml/cid" xmlns:w16="http://schemas.microsoft.com/office/word/2018/wordml" xmlns:w16du="http://schemas.microsoft.com/office/word/2023/wordml/word16du" xmlns:w16sdtdh="http://schemas.microsoft.com/office/word/2020/wordml/sdtdatahash" xmlns:w16sdtfl="http://schemas.microsoft.com/office/word/2024/wordml/sdtformatlock" xmlns:w16se="http://schemas.microsoft.com/office/word/2015/wordml/symex" mc:Ignorable="w14 w15 w16se w16cid w16 w16cex w16sdtdh w16sdtfl w16du">
   <w:docDefaults>
     <w:rPrDefault>
@@ -4351,7 +4758,7 @@
 </w:styles>
 </file>
 
-<file path=word\theme\theme1.xml><?xml version="1.0" encoding="utf-8"?>
+<file path=word/theme/theme1.xml><?xml version="1.0" encoding="utf-8"?>
 <a:theme xmlns:a="http://schemas.openxmlformats.org/drawingml/2006/main" name="Office Theme">
   <a:themeElements>
     <a:clrScheme name="Office">
@@ -4644,11 +5051,4 @@
     </a:ext>
   </a:extLst>
 </a:theme>
-</file>
-
-<file path=word\webSettings.xml><?xml version="1.0" encoding="utf-8"?>
-<w:webSettings xmlns:mc="http://schemas.openxmlformats.org/markup-compatibility/2006" xmlns:r="http://schemas.openxmlformats.org/officeDocument/2006/relationships" xmlns:w="http://schemas.openxmlformats.org/wordprocessingml/2006/main" xmlns:w14="http://schemas.microsoft.com/office/word/2010/wordml" xmlns:w15="http://schemas.microsoft.com/office/word/2012/wordml" xmlns:w16cex="http://schemas.microsoft.com/office/word/2018/wordml/cex" xmlns:w16cid="http://schemas.microsoft.com/office/word/2016/wordml/cid" xmlns:w16="http://schemas.microsoft.com/office/word/2018/wordml" xmlns:w16du="http://schemas.microsoft.com/office/word/2023/wordml/word16du" xmlns:w16sdtdh="http://schemas.microsoft.com/office/word/2020/wordml/sdtdatahash" xmlns:w16sdtfl="http://schemas.microsoft.com/office/word/2024/wordml/sdtformatlock" xmlns:w16se="http://schemas.microsoft.com/office/word/2015/wordml/symex" mc:Ignorable="w14 w15 w16se w16cid w16 w16cex w16sdtdh w16sdtfl w16du">
-  <w:optimizeForBrowser/>
-  <w:allowPNG/>
-</w:webSettings>
 </file>
--- a/SistemBeritaAcara.Web/wwwroot/files/templates/BA_Template_Peminjaman.docx
+++ b/SistemBeritaAcara.Web/wwwroot/files/templates/BA_Template_Peminjaman.docx
@@ -37,9 +37,17 @@
                 <w:noProof/>
               </w:rPr>
               <w:drawing>
-                <wp:inline distT="0" distB="0" distL="0" distR="0" wp14:anchorId="3CBE1705" wp14:editId="0F43DA6D">
-                  <wp:extent cx="977676" cy="287215"/>
+                <wp:anchor distT="0" distB="0" distL="114300" distR="114300" simplePos="0" relativeHeight="251659264" behindDoc="0" locked="0" layoutInCell="1" allowOverlap="1" wp14:anchorId="7FA3F3CE" wp14:editId="1D0A44B9">
+                  <wp:simplePos x="0" y="0"/>
+                  <wp:positionH relativeFrom="column">
+                    <wp:posOffset>-174625</wp:posOffset>
+                  </wp:positionH>
+                  <wp:positionV relativeFrom="paragraph">
+                    <wp:posOffset>-93980</wp:posOffset>
+                  </wp:positionV>
+                  <wp:extent cx="1186249" cy="348488"/>
                   <wp:effectExtent l="0" t="0" r="0" b="0"/>
+                  <wp:wrapNone/>
                   <wp:docPr id="2091714517" name="Picture 1" descr="PT Pertamina Patra Niaga Logo Vector"/>
                   <wp:cNvGraphicFramePr>
                     <a:graphicFrameLocks xmlns:a="http://schemas.openxmlformats.org/drawingml/2006/main" noChangeAspect="1"/>
@@ -69,7 +77,7 @@
                         <pic:spPr bwMode="auto">
                           <a:xfrm>
                             <a:off x="0" y="0"/>
-                            <a:ext cx="1023252" cy="300604"/>
+                            <a:ext cx="1186249" cy="348488"/>
                           </a:xfrm>
                           <a:prstGeom prst="rect">
                             <a:avLst/>
@@ -87,7 +95,13 @@
                       </pic:pic>
                     </a:graphicData>
                   </a:graphic>
-                </wp:inline>
+                  <wp14:sizeRelH relativeFrom="margin">
+                    <wp14:pctWidth>0</wp14:pctWidth>
+                  </wp14:sizeRelH>
+                  <wp14:sizeRelV relativeFrom="margin">
+                    <wp14:pctHeight>0</wp14:pctHeight>
+                  </wp14:sizeRelV>
+                </wp:anchor>
               </w:drawing>
             </w:r>
           </w:p>
@@ -234,9 +248,9 @@
               <w:tblLook w:val="04A0" w:firstRow="1" w:lastRow="0" w:firstColumn="1" w:lastColumn="0" w:noHBand="0" w:noVBand="1"/>
             </w:tblPr>
             <w:tblGrid>
-              <w:gridCol w:w="1466"/>
+              <w:gridCol w:w="1473"/>
               <w:gridCol w:w="272"/>
-              <w:gridCol w:w="2719"/>
+              <w:gridCol w:w="2712"/>
             </w:tblGrid>
             <w:tr>
               <w:tc>
@@ -903,17 +917,8 @@
                 <w:sz w:val="18"/>
                 <w:szCs w:val="18"/>
               </w:rPr>
-              <w:t xml:space="preserve">{{FungsiPJ}}</w:t>
-            </w:r>
-            <w:proofErr w:type="spellStart"/>
-            <w:r>
-              <w:rPr>
-                <w:sz w:val="18"/>
-                <w:szCs w:val="18"/>
-              </w:rPr>
-              <w:t/>
-            </w:r>
-            <w:proofErr w:type="spellEnd"/>
+              <w:t>{{FungsiPJ}}</w:t>
+            </w:r>
           </w:p>
         </w:tc>
       </w:tr>
@@ -993,17 +998,8 @@
                 <w:sz w:val="18"/>
                 <w:szCs w:val="18"/>
               </w:rPr>
-              <w:t xml:space="preserve">{{FungsiPJ}}</w:t>
-            </w:r>
-            <w:proofErr w:type="spellStart"/>
-            <w:r>
-              <w:rPr>
-                <w:sz w:val="18"/>
-                <w:szCs w:val="18"/>
-              </w:rPr>
-              <w:t/>
-            </w:r>
-            <w:proofErr w:type="spellEnd"/>
+              <w:t>{{FungsiPJ}}</w:t>
+            </w:r>
           </w:p>
         </w:tc>
       </w:tr>
@@ -1274,7 +1270,6 @@
           <w:bCs/>
           <w:sz w:val="18"/>
           <w:szCs w:val="18"/>
-          <w:lang w:val="nb-NO"/>
         </w:rPr>
       </w:pPr>
       <w:r>
@@ -1283,47 +1278,46 @@
           <w:bCs/>
           <w:sz w:val="18"/>
           <w:szCs w:val="18"/>
-          <w:lang w:val="nb-NO"/>
-        </w:rPr>
-        <w:t xml:space="preserve">Pada hari ini </w:t>
-      </w:r>
+        </w:rPr>
+        <w:t xml:space="preserve">Pada </w:t>
+      </w:r>
+      <w:proofErr w:type="spellStart"/>
       <w:r>
         <w:rPr>
           <w:b/>
           <w:bCs/>
           <w:sz w:val="18"/>
           <w:szCs w:val="18"/>
-          <w:lang w:val="nb-NO"/>
-        </w:rPr>
-        <w:t>{{HariTanggal}}</w:t>
-      </w:r>
+        </w:rPr>
+        <w:t>hari</w:t>
+      </w:r>
+      <w:proofErr w:type="spellEnd"/>
       <w:r>
         <w:rPr>
           <w:b/>
           <w:bCs/>
           <w:sz w:val="18"/>
           <w:szCs w:val="18"/>
-          <w:lang w:val="nb-NO"/>
-        </w:rPr>
-        <w:t xml:space="preserve"> Tanggal </w:t>
-      </w:r>
+        </w:rPr>
+        <w:t xml:space="preserve"> </w:t>
+      </w:r>
+      <w:proofErr w:type="spellStart"/>
       <w:r>
         <w:rPr>
           <w:b/>
           <w:bCs/>
           <w:sz w:val="18"/>
           <w:szCs w:val="18"/>
-          <w:lang w:val="nb-NO"/>
-        </w:rPr>
-        <w:t>{{TanggalAngka}}</w:t>
-      </w:r>
+        </w:rPr>
+        <w:t>ini</w:t>
+      </w:r>
+      <w:proofErr w:type="spellEnd"/>
       <w:r>
         <w:rPr>
           <w:b/>
           <w:bCs/>
           <w:sz w:val="18"/>
           <w:szCs w:val="18"/>
-          <w:lang w:val="nb-NO"/>
         </w:rPr>
         <w:t xml:space="preserve"> </w:t>
       </w:r>
@@ -1333,19 +1327,353 @@
           <w:bCs/>
           <w:sz w:val="18"/>
           <w:szCs w:val="18"/>
-          <w:lang w:val="nb-NO"/>
-        </w:rPr>
-        <w:t>{{BulanTanggal}}</w:t>
-      </w:r>
+        </w:rPr>
+        <w:t>{{</w:t>
+      </w:r>
+      <w:proofErr w:type="spellStart"/>
       <w:r>
         <w:rPr>
           <w:b/>
           <w:bCs/>
           <w:sz w:val="18"/>
           <w:szCs w:val="18"/>
-          <w:lang w:val="nb-NO"/>
-        </w:rPr>
-        <w:t xml:space="preserve"> {{TahunTanggal}} telah diserahterimakan perangkat dengan spesifikasi serta syarat-syarat dan ketentuan sebagai berikut:</w:t>
+        </w:rPr>
+        <w:t>HariTanggal</w:t>
+      </w:r>
+      <w:proofErr w:type="spellEnd"/>
+      <w:r>
+        <w:rPr>
+          <w:b/>
+          <w:bCs/>
+          <w:sz w:val="18"/>
+          <w:szCs w:val="18"/>
+        </w:rPr>
+        <w:t>}}</w:t>
+      </w:r>
+      <w:r>
+        <w:rPr>
+          <w:b/>
+          <w:bCs/>
+          <w:sz w:val="18"/>
+          <w:szCs w:val="18"/>
+        </w:rPr>
+        <w:t xml:space="preserve"> </w:t>
+      </w:r>
+      <w:proofErr w:type="spellStart"/>
+      <w:r>
+        <w:rPr>
+          <w:b/>
+          <w:bCs/>
+          <w:sz w:val="18"/>
+          <w:szCs w:val="18"/>
+        </w:rPr>
+        <w:t>Tanggal</w:t>
+      </w:r>
+      <w:proofErr w:type="spellEnd"/>
+      <w:r>
+        <w:rPr>
+          <w:b/>
+          <w:bCs/>
+          <w:sz w:val="18"/>
+          <w:szCs w:val="18"/>
+        </w:rPr>
+        <w:t xml:space="preserve"> </w:t>
+      </w:r>
+      <w:r>
+        <w:rPr>
+          <w:b/>
+          <w:bCs/>
+          <w:sz w:val="18"/>
+          <w:szCs w:val="18"/>
+        </w:rPr>
+        <w:t>{{</w:t>
+      </w:r>
+      <w:proofErr w:type="spellStart"/>
+      <w:r>
+        <w:rPr>
+          <w:b/>
+          <w:bCs/>
+          <w:sz w:val="18"/>
+          <w:szCs w:val="18"/>
+        </w:rPr>
+        <w:t>TanggalAngka</w:t>
+      </w:r>
+      <w:proofErr w:type="spellEnd"/>
+      <w:r>
+        <w:rPr>
+          <w:b/>
+          <w:bCs/>
+          <w:sz w:val="18"/>
+          <w:szCs w:val="18"/>
+        </w:rPr>
+        <w:t>}}</w:t>
+      </w:r>
+      <w:r>
+        <w:rPr>
+          <w:b/>
+          <w:bCs/>
+          <w:sz w:val="18"/>
+          <w:szCs w:val="18"/>
+        </w:rPr>
+        <w:t xml:space="preserve"> </w:t>
+      </w:r>
+      <w:r>
+        <w:rPr>
+          <w:b/>
+          <w:bCs/>
+          <w:sz w:val="18"/>
+          <w:szCs w:val="18"/>
+        </w:rPr>
+        <w:t>{{</w:t>
+      </w:r>
+      <w:proofErr w:type="spellStart"/>
+      <w:r>
+        <w:rPr>
+          <w:b/>
+          <w:bCs/>
+          <w:sz w:val="18"/>
+          <w:szCs w:val="18"/>
+        </w:rPr>
+        <w:t>BulanTanggal</w:t>
+      </w:r>
+      <w:proofErr w:type="spellEnd"/>
+      <w:r>
+        <w:rPr>
+          <w:b/>
+          <w:bCs/>
+          <w:sz w:val="18"/>
+          <w:szCs w:val="18"/>
+        </w:rPr>
+        <w:t>}}</w:t>
+      </w:r>
+      <w:r>
+        <w:rPr>
+          <w:b/>
+          <w:bCs/>
+          <w:sz w:val="18"/>
+          <w:szCs w:val="18"/>
+        </w:rPr>
+        <w:t xml:space="preserve"> {{</w:t>
+      </w:r>
+      <w:proofErr w:type="spellStart"/>
+      <w:r>
+        <w:rPr>
+          <w:b/>
+          <w:bCs/>
+          <w:sz w:val="18"/>
+          <w:szCs w:val="18"/>
+        </w:rPr>
+        <w:t>TahunTanggal</w:t>
+      </w:r>
+      <w:proofErr w:type="spellEnd"/>
+      <w:r>
+        <w:rPr>
+          <w:b/>
+          <w:bCs/>
+          <w:sz w:val="18"/>
+          <w:szCs w:val="18"/>
+        </w:rPr>
+        <w:t xml:space="preserve">}} </w:t>
+      </w:r>
+      <w:proofErr w:type="spellStart"/>
+      <w:r>
+        <w:rPr>
+          <w:b/>
+          <w:bCs/>
+          <w:sz w:val="18"/>
+          <w:szCs w:val="18"/>
+        </w:rPr>
+        <w:t>telah</w:t>
+      </w:r>
+      <w:proofErr w:type="spellEnd"/>
+      <w:r>
+        <w:rPr>
+          <w:b/>
+          <w:bCs/>
+          <w:sz w:val="18"/>
+          <w:szCs w:val="18"/>
+        </w:rPr>
+        <w:t xml:space="preserve"> </w:t>
+      </w:r>
+      <w:proofErr w:type="spellStart"/>
+      <w:r>
+        <w:rPr>
+          <w:b/>
+          <w:bCs/>
+          <w:sz w:val="18"/>
+          <w:szCs w:val="18"/>
+        </w:rPr>
+        <w:t>diserahterimakan</w:t>
+      </w:r>
+      <w:proofErr w:type="spellEnd"/>
+      <w:r>
+        <w:rPr>
+          <w:b/>
+          <w:bCs/>
+          <w:sz w:val="18"/>
+          <w:szCs w:val="18"/>
+        </w:rPr>
+        <w:t xml:space="preserve"> </w:t>
+      </w:r>
+      <w:proofErr w:type="spellStart"/>
+      <w:r>
+        <w:rPr>
+          <w:b/>
+          <w:bCs/>
+          <w:sz w:val="18"/>
+          <w:szCs w:val="18"/>
+        </w:rPr>
+        <w:t>perangkat</w:t>
+      </w:r>
+      <w:proofErr w:type="spellEnd"/>
+      <w:r>
+        <w:rPr>
+          <w:b/>
+          <w:bCs/>
+          <w:sz w:val="18"/>
+          <w:szCs w:val="18"/>
+        </w:rPr>
+        <w:t xml:space="preserve"> </w:t>
+      </w:r>
+      <w:proofErr w:type="spellStart"/>
+      <w:r>
+        <w:rPr>
+          <w:b/>
+          <w:bCs/>
+          <w:sz w:val="18"/>
+          <w:szCs w:val="18"/>
+        </w:rPr>
+        <w:t>dengan</w:t>
+      </w:r>
+      <w:proofErr w:type="spellEnd"/>
+      <w:r>
+        <w:rPr>
+          <w:b/>
+          <w:bCs/>
+          <w:sz w:val="18"/>
+          <w:szCs w:val="18"/>
+        </w:rPr>
+        <w:t xml:space="preserve"> </w:t>
+      </w:r>
+      <w:proofErr w:type="spellStart"/>
+      <w:r>
+        <w:rPr>
+          <w:b/>
+          <w:bCs/>
+          <w:sz w:val="18"/>
+          <w:szCs w:val="18"/>
+        </w:rPr>
+        <w:t>spesifikasi</w:t>
+      </w:r>
+      <w:proofErr w:type="spellEnd"/>
+      <w:r>
+        <w:rPr>
+          <w:b/>
+          <w:bCs/>
+          <w:sz w:val="18"/>
+          <w:szCs w:val="18"/>
+        </w:rPr>
+        <w:t xml:space="preserve"> </w:t>
+      </w:r>
+      <w:proofErr w:type="spellStart"/>
+      <w:r>
+        <w:rPr>
+          <w:b/>
+          <w:bCs/>
+          <w:sz w:val="18"/>
+          <w:szCs w:val="18"/>
+        </w:rPr>
+        <w:t>serta</w:t>
+      </w:r>
+      <w:proofErr w:type="spellEnd"/>
+      <w:r>
+        <w:rPr>
+          <w:b/>
+          <w:bCs/>
+          <w:sz w:val="18"/>
+          <w:szCs w:val="18"/>
+        </w:rPr>
+        <w:t xml:space="preserve"> </w:t>
+      </w:r>
+      <w:proofErr w:type="spellStart"/>
+      <w:r>
+        <w:rPr>
+          <w:b/>
+          <w:bCs/>
+          <w:sz w:val="18"/>
+          <w:szCs w:val="18"/>
+        </w:rPr>
+        <w:t>syarat-syarat</w:t>
+      </w:r>
+      <w:proofErr w:type="spellEnd"/>
+      <w:r>
+        <w:rPr>
+          <w:b/>
+          <w:bCs/>
+          <w:sz w:val="18"/>
+          <w:szCs w:val="18"/>
+        </w:rPr>
+        <w:t xml:space="preserve"> dan </w:t>
+      </w:r>
+      <w:proofErr w:type="spellStart"/>
+      <w:r>
+        <w:rPr>
+          <w:b/>
+          <w:bCs/>
+          <w:sz w:val="18"/>
+          <w:szCs w:val="18"/>
+        </w:rPr>
+        <w:t>ketentuan</w:t>
+      </w:r>
+      <w:proofErr w:type="spellEnd"/>
+      <w:r>
+        <w:rPr>
+          <w:b/>
+          <w:bCs/>
+          <w:sz w:val="18"/>
+          <w:szCs w:val="18"/>
+        </w:rPr>
+        <w:t xml:space="preserve"> </w:t>
+      </w:r>
+      <w:proofErr w:type="spellStart"/>
+      <w:r>
+        <w:rPr>
+          <w:b/>
+          <w:bCs/>
+          <w:sz w:val="18"/>
+          <w:szCs w:val="18"/>
+        </w:rPr>
+        <w:t>sebagai</w:t>
+      </w:r>
+      <w:proofErr w:type="spellEnd"/>
+      <w:r>
+        <w:rPr>
+          <w:b/>
+          <w:bCs/>
+          <w:sz w:val="18"/>
+          <w:szCs w:val="18"/>
+        </w:rPr>
+        <w:t xml:space="preserve"> </w:t>
+      </w:r>
+      <w:proofErr w:type="spellStart"/>
+      <w:r>
+        <w:rPr>
+          <w:b/>
+          <w:bCs/>
+          <w:sz w:val="18"/>
+          <w:szCs w:val="18"/>
+        </w:rPr>
+        <w:t>berikut</w:t>
+      </w:r>
+      <w:proofErr w:type="spellEnd"/>
+      <w:r>
+        <w:rPr>
+          <w:b/>
+          <w:bCs/>
+          <w:sz w:val="18"/>
+          <w:szCs w:val="18"/>
+        </w:rPr>
+        <w:t>:</w:t>
       </w:r>
     </w:p>
     <w:p>
@@ -1354,7 +1682,6 @@
         <w:rPr>
           <w:sz w:val="18"/>
           <w:szCs w:val="18"/>
-          <w:lang w:val="nb-NO"/>
         </w:rPr>
       </w:pPr>
     </w:p>
@@ -1745,6 +2072,7 @@
             <w:pPr>
               <w:pStyle w:val="ListParagraph"/>
               <w:ind w:left="0"/>
+              <w:jc w:val="center"/>
               <w:rPr>
                 <w:b/>
                 <w:bCs/>
@@ -1792,6 +2120,7 @@
             <w:pPr>
               <w:pStyle w:val="ListParagraph"/>
               <w:ind w:left="0"/>
+              <w:jc w:val="center"/>
               <w:rPr>
                 <w:b/>
                 <w:bCs/>
@@ -1839,6 +2168,7 @@
             <w:pPr>
               <w:pStyle w:val="ListParagraph"/>
               <w:ind w:left="0"/>
+              <w:jc w:val="center"/>
               <w:rPr>
                 <w:b/>
                 <w:bCs/>
@@ -3102,7 +3432,6 @@
           <w:szCs w:val="18"/>
           <w:lang w:val="nb-NO"/>
         </w:rPr>
-        <w:lastRenderedPageBreak/>
         <w:t>Kami sebagai Penerima/Penanggung Jawab telah membaca, memahami, dan menerima semua ketentuan Perusahaan tersebut.</w:t>
       </w:r>
     </w:p>
@@ -3611,17 +3940,8 @@
           <w:sz w:val="18"/>
           <w:szCs w:val="18"/>
         </w:rPr>
-        <w:t xml:space="preserve">{{FungsiPJ}}</w:t>
-      </w:r>
-      <w:proofErr w:type="spellStart"/>
-      <w:r>
-        <w:rPr>
-          <w:sz w:val="18"/>
-          <w:szCs w:val="18"/>
-        </w:rPr>
-        <w:t/>
-      </w:r>
-      <w:proofErr w:type="spellEnd"/>
+        <w:t>{{FungsiPJ}}</w:t>
+      </w:r>
     </w:p>
     <w:p>
       <w:pPr>

--- a/SistemBeritaAcara.Web/wwwroot/files/templates/BA_Template_Peminjaman.docx
+++ b/SistemBeritaAcara.Web/wwwroot/files/templates/BA_Template_Peminjaman.docx
@@ -248,14 +248,14 @@
               <w:tblLook w:val="04A0" w:firstRow="1" w:lastRow="0" w:firstColumn="1" w:lastColumn="0" w:noHBand="0" w:noVBand="1"/>
             </w:tblPr>
             <w:tblGrid>
-              <w:gridCol w:w="1473"/>
+              <w:gridCol w:w="885"/>
               <w:gridCol w:w="272"/>
-              <w:gridCol w:w="2712"/>
+              <w:gridCol w:w="3300"/>
             </w:tblGrid>
             <w:tr>
               <w:tc>
                 <w:tcPr>
-                  <w:tcW w:w="1485" w:type="dxa"/>
+                  <w:tcW w:w="885" w:type="dxa"/>
                 </w:tcPr>
                 <w:p>
                   <w:pPr>
@@ -277,7 +277,7 @@
               </w:tc>
               <w:tc>
                 <w:tcPr>
-                  <w:tcW w:w="236" w:type="dxa"/>
+                  <w:tcW w:w="272" w:type="dxa"/>
                 </w:tcPr>
                 <w:p>
                   <w:pPr>
@@ -295,7 +295,7 @@
               </w:tc>
               <w:tc>
                 <w:tcPr>
-                  <w:tcW w:w="2736" w:type="dxa"/>
+                  <w:tcW w:w="3300" w:type="dxa"/>
                 </w:tcPr>
                 <w:p>
                   <w:pPr>
@@ -319,7 +319,7 @@
             <w:tr>
               <w:tc>
                 <w:tcPr>
-                  <w:tcW w:w="1485" w:type="dxa"/>
+                  <w:tcW w:w="885" w:type="dxa"/>
                 </w:tcPr>
                 <w:p>
                   <w:pPr>
@@ -341,7 +341,7 @@
               </w:tc>
               <w:tc>
                 <w:tcPr>
-                  <w:tcW w:w="236" w:type="dxa"/>
+                  <w:tcW w:w="272" w:type="dxa"/>
                 </w:tcPr>
                 <w:p>
                   <w:pPr>
@@ -359,7 +359,7 @@
               </w:tc>
               <w:tc>
                 <w:tcPr>
-                  <w:tcW w:w="2736" w:type="dxa"/>
+                  <w:tcW w:w="3300" w:type="dxa"/>
                 </w:tcPr>
                 <w:p>
                   <w:pPr>
@@ -383,7 +383,7 @@
             <w:tr>
               <w:tc>
                 <w:tcPr>
-                  <w:tcW w:w="1485" w:type="dxa"/>
+                  <w:tcW w:w="885" w:type="dxa"/>
                 </w:tcPr>
                 <w:p>
                   <w:pPr>
@@ -405,7 +405,7 @@
               </w:tc>
               <w:tc>
                 <w:tcPr>
-                  <w:tcW w:w="236" w:type="dxa"/>
+                  <w:tcW w:w="272" w:type="dxa"/>
                 </w:tcPr>
                 <w:p>
                   <w:pPr>
@@ -423,7 +423,7 @@
               </w:tc>
               <w:tc>
                 <w:tcPr>
-                  <w:tcW w:w="2736" w:type="dxa"/>
+                  <w:tcW w:w="3300" w:type="dxa"/>
                 </w:tcPr>
                 <w:p>
                   <w:pPr>
@@ -447,7 +447,7 @@
             <w:tr>
               <w:tc>
                 <w:tcPr>
-                  <w:tcW w:w="1485" w:type="dxa"/>
+                  <w:tcW w:w="885" w:type="dxa"/>
                 </w:tcPr>
                 <w:p>
                   <w:pPr>
@@ -469,7 +469,7 @@
               </w:tc>
               <w:tc>
                 <w:tcPr>
-                  <w:tcW w:w="236" w:type="dxa"/>
+                  <w:tcW w:w="272" w:type="dxa"/>
                 </w:tcPr>
                 <w:p>
                   <w:pPr>
@@ -487,7 +487,7 @@
               </w:tc>
               <w:tc>
                 <w:tcPr>
-                  <w:tcW w:w="2736" w:type="dxa"/>
+                  <w:tcW w:w="3300" w:type="dxa"/>
                 </w:tcPr>
                 <w:p>
                   <w:pPr>
